--- a/Project_SomethingAwesome/Project/Project_Report_Tidied.docx
+++ b/Project_SomethingAwesome/Project/Project_Report_Tidied.docx
@@ -90,8 +90,40 @@
       </w:r>
     </w:p>
     <w:p>
-      <w:r>
-        <w:t xml:space="preserve">Signal Forge is a browser-based capture-the-flag environment for learning how radio-frequency (RF) signals, embedded systems, and conventional cybersecurity controls interact. The project uses synthetic civilian scenarios rather than live transmission, allowing learners to practice receiver tuning, waveform inspection, packet decoding, controlled interference, protocol analysis, reverse engineering, and defensive comparison in a safe, local environment. The current implementation contains 22 challenges across six contexts and three difficulty levels. A dependency-free Python backend provides session-specific flags, RF command handling, intentionally vulnerable training endpoints, and secure comparison endpoints. The browser interface provides a 1024-bin streaming waterfall, receiver controls, local-only transmit actions, challenge artefacts, and a scriptable terminal. Task-specific signal profiles and a live Python pipeline generate the data streamed to the interface, while GNU Radio flow graphs provide a higher-fidelity extension path. </w:t>
+      <w:pPr>
+        <w:rPr>
+          <w:highlight w:val="green"/>
+        </w:rPr>
+      </w:pPr>
+      <w:r>
+        <w:rPr>
+          <w:highlight w:val="green"/>
+        </w:rPr>
+        <w:t xml:space="preserve">Signal Forge is a browser-based capture-the-flag environment for learning how radio-frequency (RF) signals, embedded systems, and conventional cybersecurity controls interact. The project uses synthetic civilian scenarios rather than live transmission, allowing learners to practice receiver tuning, waveform inspection, packet decoding, controlled interference, protocol analysis, reverse engineering, and defensive comparison in a safe, local environment. The current implementation </w:t>
+      </w:r>
+      <w:r>
+        <w:rPr>
+          <w:highlight w:val="red"/>
+        </w:rPr>
+        <w:t>contains 22 challenges across six contexts and three difficulty levels</w:t>
+      </w:r>
+      <w:r>
+        <w:rPr>
+          <w:highlight w:val="green"/>
+        </w:rPr>
+        <w:t>. A dependency-free Python backend provides session-specific flags, RF command handling, intentionally vulnerable training endpoints, and secure comparison endpoints. The browser interface provides a streaming waterfall</w:t>
+      </w:r>
+      <w:r>
+        <w:rPr>
+          <w:highlight w:val="green"/>
+        </w:rPr>
+        <w:t xml:space="preserve"> plot</w:t>
+      </w:r>
+      <w:r>
+        <w:rPr>
+          <w:highlight w:val="green"/>
+        </w:rPr>
+        <w:t xml:space="preserve">, receiver controls, local-only transmit actions, challenge artefacts, and a scriptable terminal. Task-specific signal profiles and a live Python pipeline generate the data streamed to the interface, while GNU Radio flow graphs provide a higher-fidelity extension path. </w:t>
       </w:r>
     </w:p>
     <w:p>
@@ -104,6 +136,7 @@
           <w:b/>
           <w:color w:val="1F4D78"/>
           <w:sz w:val="21"/>
+          <w:highlight w:val="green"/>
         </w:rPr>
         <w:t xml:space="preserve">Scope and ethics: </w:t>
       </w:r>
@@ -111,6 +144,7 @@
         <w:rPr>
           <w:rFonts w:eastAsia="Calibri"/>
           <w:sz w:val="21"/>
+          <w:highlight w:val="green"/>
         </w:rPr>
         <w:t>Signal Forge is designed for authorised, local education. It does not require SDR hardware, does not transmit over the air, and does not target real radio systems, restricted frequencies, or operational infrastructure.</w:t>
       </w:r>
@@ -133,135 +167,175 @@
       </w:r>
     </w:p>
     <w:p>
+      <w:pPr>
+        <w:rPr>
+          <w:highlight w:val="green"/>
+        </w:rPr>
+      </w:pPr>
       <w:commentRangeStart w:id="0"/>
       <w:r>
+        <w:rPr>
+          <w:highlight w:val="green"/>
+        </w:rPr>
         <w:t xml:space="preserve">Wireless systems increasingly sit at the boundary between physical communications and conventional software security. RF signals </w:t>
       </w:r>
       <w:r>
+        <w:rPr>
+          <w:highlight w:val="green"/>
+        </w:rPr>
         <w:t>can</w:t>
       </w:r>
       <w:r>
+        <w:rPr>
+          <w:highlight w:val="green"/>
+        </w:rPr>
         <w:t xml:space="preserve"> carry telemetry, control messages, operator notes, identifiers, </w:t>
       </w:r>
       <w:r>
+        <w:rPr>
+          <w:highlight w:val="green"/>
+        </w:rPr>
         <w:t>and</w:t>
       </w:r>
       <w:r>
+        <w:rPr>
+          <w:highlight w:val="green"/>
+        </w:rPr>
         <w:t xml:space="preserve"> protocol fields that later influence web services, databases, embedded parsers, and user decisions. </w:t>
       </w:r>
       <w:r>
+        <w:rPr>
+          <w:highlight w:val="green"/>
+        </w:rPr>
         <w:t>Weaknesses</w:t>
       </w:r>
       <w:r>
+        <w:rPr>
+          <w:highlight w:val="green"/>
+        </w:rPr>
         <w:t xml:space="preserve"> in signal </w:t>
       </w:r>
       <w:r>
+        <w:rPr>
+          <w:highlight w:val="green"/>
+        </w:rPr>
         <w:t>capture</w:t>
       </w:r>
       <w:r>
+        <w:rPr>
+          <w:highlight w:val="green"/>
+        </w:rPr>
         <w:t xml:space="preserve">, decoding, trust handling, or backend validation can </w:t>
       </w:r>
       <w:r>
+        <w:rPr>
+          <w:highlight w:val="green"/>
+        </w:rPr>
         <w:t xml:space="preserve">therefore </w:t>
       </w:r>
       <w:r>
-        <w:t>become cybersecurity issues rather than purely communications problems.</w:t>
-      </w:r>
-      <w:r>
-        <w:t xml:space="preserve"> </w:t>
-      </w:r>
-      <w:r>
+        <w:rPr>
+          <w:highlight w:val="green"/>
+        </w:rPr>
+        <w:t xml:space="preserve">become cybersecurity issues rather than purely communications problems. </w:t>
+      </w:r>
+      <w:r>
+        <w:rPr>
+          <w:highlight w:val="green"/>
+        </w:rPr>
         <w:t>Unlike many software attacks, which can be emulated safely in sandboxed environments, RF experimentation is constrained by strict legal limits on interference and often requires expensive specialist equipment. As a result, hardware-focused learners may have limited opportunities to explore realistic RF threat models and the practical risks they create.</w:t>
       </w:r>
     </w:p>
     <w:p>
-      <w:r>
-        <w:t>Historically, this risk was limited by the small number of people with the specialised knowledge needed to target these systems. Recent</w:t>
-      </w:r>
-      <w:r>
-        <w:t xml:space="preserve"> advances in unmanned </w:t>
-      </w:r>
-      <w:r>
-        <w:t xml:space="preserve">and </w:t>
-      </w:r>
-      <w:r>
-        <w:t>defence</w:t>
-      </w:r>
-      <w:r>
-        <w:t xml:space="preserve">-related technologies, however, have increased </w:t>
-      </w:r>
-      <w:r>
-        <w:t>research</w:t>
-      </w:r>
-      <w:r>
-        <w:t xml:space="preserve">, </w:t>
-      </w:r>
-      <w:r>
-        <w:t>funding</w:t>
-      </w:r>
-      <w:r>
-        <w:t>, and access to relevant</w:t>
-      </w:r>
-      <w:r>
-        <w:t xml:space="preserve"> countermeasures</w:t>
-      </w:r>
-      <w:r>
-        <w:t>. This has broadened the</w:t>
-      </w:r>
-      <w:r>
-        <w:t xml:space="preserve"> group of people </w:t>
-      </w:r>
-      <w:r>
-        <w:t xml:space="preserve">capable of interacting </w:t>
-      </w:r>
-      <w:r>
-        <w:t xml:space="preserve">with </w:t>
-      </w:r>
-      <w:r>
-        <w:t>RF-enabled systems and expanded the potential</w:t>
-      </w:r>
-      <w:r>
-        <w:t xml:space="preserve"> attack surface.</w:t>
+      <w:pPr>
+        <w:rPr>
+          <w:highlight w:val="green"/>
+        </w:rPr>
+      </w:pPr>
+      <w:r>
+        <w:rPr>
+          <w:highlight w:val="green"/>
+        </w:rPr>
+        <w:t>Historically, this risk was limited by the small number of people with the specialised knowledge needed to target these systems. Recent advances in unmanned and defence-related technologies, however, have increased research, funding, and access to relevant countermeasures. This has broadened the group of people capable of interacting with RF-enabled systems and expanded the potential attack surface.</w:t>
       </w:r>
     </w:p>
     <w:p>
       <w:r>
+        <w:rPr>
+          <w:highlight w:val="green"/>
+        </w:rPr>
         <w:t xml:space="preserve">Despite this overlap, cybersecurity education often treats software exploitation and RF signal analysis as separate disciplines. Hardware-focused learners may not see how decoded fields </w:t>
       </w:r>
       <w:r>
+        <w:rPr>
+          <w:highlight w:val="green"/>
+        </w:rPr>
         <w:t xml:space="preserve">can </w:t>
       </w:r>
       <w:r>
+        <w:rPr>
+          <w:highlight w:val="green"/>
+        </w:rPr>
         <w:t xml:space="preserve">become attacker-controlled inputs, while software-focused learners may </w:t>
       </w:r>
       <w:r>
+        <w:rPr>
+          <w:highlight w:val="green"/>
+        </w:rPr>
         <w:t>miss</w:t>
       </w:r>
       <w:r>
+        <w:rPr>
+          <w:highlight w:val="green"/>
+        </w:rPr>
         <w:t xml:space="preserve"> how physical-layer assumptions affect application-layer security. Signal Forge </w:t>
       </w:r>
       <w:r>
+        <w:rPr>
+          <w:highlight w:val="green"/>
+        </w:rPr>
         <w:t>addresses</w:t>
       </w:r>
       <w:r>
+        <w:rPr>
+          <w:highlight w:val="green"/>
+        </w:rPr>
         <w:t xml:space="preserve"> this gap </w:t>
       </w:r>
       <w:r>
+        <w:rPr>
+          <w:highlight w:val="green"/>
+        </w:rPr>
         <w:t>by providing</w:t>
       </w:r>
       <w:r>
+        <w:rPr>
+          <w:highlight w:val="green"/>
+        </w:rPr>
         <w:t xml:space="preserve"> a safe, synthetic environment </w:t>
       </w:r>
       <w:r>
+        <w:rPr>
+          <w:highlight w:val="green"/>
+        </w:rPr>
         <w:t>where</w:t>
       </w:r>
       <w:r>
+        <w:rPr>
+          <w:highlight w:val="green"/>
+        </w:rPr>
         <w:t xml:space="preserve"> both perspectives </w:t>
       </w:r>
       <w:r>
+        <w:rPr>
+          <w:highlight w:val="green"/>
+        </w:rPr>
         <w:t xml:space="preserve">can be practised </w:t>
       </w:r>
       <w:r>
+        <w:rPr>
+          <w:highlight w:val="green"/>
+        </w:rPr>
         <w:t>together.</w:t>
       </w:r>
       <w:commentRangeEnd w:id="0"/>
@@ -296,256 +370,821 @@
         </w:rPr>
       </w:pPr>
       <w:r>
+        <w:rPr>
+          <w:highlight w:val="green"/>
+        </w:rPr>
         <w:t>The project problem is to provide realistic contested-spectrum cybersecurity training without requiring specialist SDR hardware, live RF transmission, or interaction with real systems. Signal Forge addresses this by combining RF acquisition, protocol interpretation, familiar cyber weaknesses, and defensive comparison in a local simulation-first CTF workflow.</w:t>
       </w:r>
     </w:p>
     <w:p>
       <w:pPr>
-        <w:pStyle w:val="Heading2"/>
-      </w:pPr>
-      <w:r>
-        <w:t>1.</w:t>
-      </w:r>
-      <w:r>
-        <w:t>3</w:t>
-      </w:r>
-      <w:r>
-        <w:t xml:space="preserve"> Project Objectives</w:t>
+        <w:pStyle w:val="Heading1"/>
+      </w:pPr>
+      <w:r>
+        <w:t>2. Threat Modelling and Research</w:t>
       </w:r>
     </w:p>
     <w:p>
       <w:pPr>
-        <w:pStyle w:val="ReportBullet"/>
-        <w:numPr>
-          <w:ilvl w:val="0"/>
-          <w:numId w:val="1"/>
-        </w:numPr>
+        <w:pStyle w:val="Heading2"/>
+      </w:pPr>
+      <w:r>
+        <w:t>2.1 S</w:t>
+      </w:r>
+      <w:r>
+        <w:t>DR Simulation Systems That Exist</w:t>
+      </w:r>
+    </w:p>
+    <w:p>
+      <w:r>
+        <w:rPr>
+          <w:highlight w:val="green"/>
+        </w:rPr>
+        <w:t xml:space="preserve">GNU Radio provides reusable signal-processing blocks for software radios and can operate with external RF hardware or in a simulation-like environment [1]. </w:t>
+      </w:r>
+      <w:r>
+        <w:rPr>
+          <w:highlight w:val="green"/>
+        </w:rPr>
+        <w:t>GNU Radio has previously run CTF competitions where contestants earn points by finding flags hidden in radio signals, including the GRCon CTF</w:t>
+      </w:r>
+      <w:r>
+        <w:rPr>
+          <w:highlight w:val="green"/>
+        </w:rPr>
+        <w:t xml:space="preserve"> </w:t>
+      </w:r>
+      <w:r>
+        <w:rPr>
+          <w:highlight w:val="green"/>
+        </w:rPr>
+        <w:t xml:space="preserve">[5]. However, those competitions focus on deconstructing or processing signals rather than developing a broader RF-to-application threat model in a cybersecurity training environment. </w:t>
+      </w:r>
+      <w:r>
+        <w:rPr>
+          <w:highlight w:val="green"/>
+        </w:rPr>
+        <w:t xml:space="preserve">This makes </w:t>
+      </w:r>
+      <w:r>
+        <w:rPr>
+          <w:highlight w:val="green"/>
+        </w:rPr>
+        <w:t>GNU Radio</w:t>
+      </w:r>
+      <w:r>
+        <w:rPr>
+          <w:highlight w:val="green"/>
+        </w:rPr>
+        <w:t xml:space="preserve"> suitable as an artefact-generation path: signals can be produced and inspected without making live transmission part of the assessed build. </w:t>
+      </w:r>
+      <w:r>
+        <w:rPr>
+          <w:highlight w:val="green"/>
+        </w:rPr>
+        <w:t>Therefore, there are tools that exist out their but not into a threat modelling context.</w:t>
+      </w:r>
+    </w:p>
+    <w:p>
+      <w:pPr>
+        <w:pStyle w:val="Heading2"/>
+      </w:pPr>
+      <w:r>
+        <w:t xml:space="preserve">2.2 </w:t>
+      </w:r>
+      <w:r>
+        <w:t xml:space="preserve">Threat Modelling and Industry </w:t>
+      </w:r>
+      <w:r>
+        <w:t>Security Measures</w:t>
+      </w:r>
+    </w:p>
+    <w:p>
+      <w:r>
+        <w:t xml:space="preserve">Open resources on industry RF threat modelling are limited, partly because practical analysis can </w:t>
+      </w:r>
+      <w:r>
+        <w:t>expose</w:t>
+      </w:r>
+      <w:r>
+        <w:t xml:space="preserve"> sensitive signal behaviour</w:t>
+      </w:r>
+      <w:r>
+        <w:t xml:space="preserve">, </w:t>
+      </w:r>
+      <w:r>
+        <w:t>operational assumptions</w:t>
+      </w:r>
+      <w:r>
+        <w:t>, and defensive design choices. For</w:t>
+      </w:r>
+      <w:r>
+        <w:t xml:space="preserve"> this </w:t>
+      </w:r>
+      <w:r>
+        <w:t xml:space="preserve">reason, the </w:t>
+      </w:r>
+      <w:r>
+        <w:lastRenderedPageBreak/>
+        <w:t>project</w:t>
+      </w:r>
+      <w:r>
+        <w:t xml:space="preserve"> uses public</w:t>
+      </w:r>
+      <w:r>
+        <w:t xml:space="preserve"> electronic</w:t>
+      </w:r>
+      <w:r>
+        <w:t>-</w:t>
+      </w:r>
+      <w:r>
+        <w:t>warfare and spectrum-security material</w:t>
+      </w:r>
+      <w:r>
+        <w:t xml:space="preserve"> only as a high-level frame rather than as an operational guide. </w:t>
+      </w:r>
+      <w:r>
+        <w:t xml:space="preserve">Order of the Old Crows resources and </w:t>
+      </w:r>
+      <w:r>
+        <w:t>related</w:t>
+      </w:r>
+      <w:r>
+        <w:t xml:space="preserve"> textbook </w:t>
+      </w:r>
+      <w:r>
+        <w:t>material helped identify recurring receiver-side concerns, including denial of service, spoofing, replay, localisation, traffic analysis, and weak trust boundaries between decoded signal fields and downstream software. These ideas were then adapted into civilian, synthetic scenarios so that Signal Forge can teach the security reasoning without reproducing real systems or encouraging live interference.</w:t>
+      </w:r>
+    </w:p>
+    <w:p/>
+    <w:tbl>
+      <w:tblPr>
+        <w:tblStyle w:val="GridTable4-Accent1"/>
+        <w:tblW w:w="9360" w:type="dxa"/>
+        <w:tblInd w:w="120" w:type="dxa"/>
+        <w:tblLook w:val="04A0" w:firstRow="1" w:lastRow="0" w:firstColumn="1" w:lastColumn="0" w:noHBand="0" w:noVBand="1"/>
+      </w:tblPr>
+      <w:tblGrid>
+        <w:gridCol w:w="2200"/>
+        <w:gridCol w:w="3480"/>
+        <w:gridCol w:w="3680"/>
+      </w:tblGrid>
+      <w:tr>
+        <w:trPr>
+          <w:cnfStyle w:val="100000000000" w:firstRow="1" w:lastRow="0" w:firstColumn="0" w:lastColumn="0" w:oddVBand="0" w:evenVBand="0" w:oddHBand="0" w:evenHBand="0" w:firstRowFirstColumn="0" w:firstRowLastColumn="0" w:lastRowFirstColumn="0" w:lastRowLastColumn="0"/>
+          <w:cantSplit/>
+          <w:tblHeader/>
+        </w:trPr>
+        <w:tc>
+          <w:tcPr>
+            <w:cnfStyle w:val="001000000000" w:firstRow="0" w:lastRow="0" w:firstColumn="1" w:lastColumn="0" w:oddVBand="0" w:evenVBand="0" w:oddHBand="0" w:evenHBand="0" w:firstRowFirstColumn="0" w:firstRowLastColumn="0" w:lastRowFirstColumn="0" w:lastRowLastColumn="0"/>
+            <w:tcW w:w="2200" w:type="dxa"/>
+            <w:tcBorders>
+              <w:top w:val="single" w:sz="8" w:space="0" w:color="2E74B5"/>
+              <w:left w:val="single" w:sz="8" w:space="0" w:color="2E74B5"/>
+              <w:bottom w:val="single" w:sz="8" w:space="0" w:color="2E74B5"/>
+              <w:right w:val="single" w:sz="8" w:space="0" w:color="2E74B5"/>
+            </w:tcBorders>
+            <w:shd w:val="clear" w:color="auto" w:fill="2E74B5"/>
+            <w:tcMar>
+              <w:top w:w="100" w:type="dxa"/>
+              <w:left w:w="120" w:type="dxa"/>
+              <w:bottom w:w="100" w:type="dxa"/>
+              <w:right w:w="120" w:type="dxa"/>
+            </w:tcMar>
+            <w:hideMark/>
+          </w:tcPr>
+          <w:p>
+            <w:pPr>
+              <w:keepNext/>
+              <w:spacing w:after="0"/>
+              <w:rPr>
+                <w:kern w:val="2"/>
+                <w:lang w:eastAsia="en-AU"/>
+                <w14:ligatures w14:val="standardContextual"/>
+              </w:rPr>
+            </w:pPr>
+            <w:r>
+              <w:rPr>
+                <w:b w:val="0"/>
+                <w:bCs w:val="0"/>
+                <w:color w:val="FFFFFF"/>
+              </w:rPr>
+              <w:t>Asset or security goal</w:t>
+            </w:r>
+          </w:p>
+        </w:tc>
+        <w:tc>
+          <w:tcPr>
+            <w:tcW w:w="3480" w:type="dxa"/>
+            <w:tcBorders>
+              <w:top w:val="single" w:sz="8" w:space="0" w:color="2E74B5"/>
+              <w:bottom w:val="single" w:sz="8" w:space="0" w:color="2E74B5"/>
+              <w:right w:val="single" w:sz="8" w:space="0" w:color="2E74B5"/>
+            </w:tcBorders>
+            <w:shd w:val="clear" w:color="auto" w:fill="2E74B5"/>
+            <w:tcMar>
+              <w:top w:w="100" w:type="dxa"/>
+              <w:left w:w="120" w:type="dxa"/>
+              <w:bottom w:w="100" w:type="dxa"/>
+              <w:right w:w="120" w:type="dxa"/>
+            </w:tcMar>
+            <w:hideMark/>
+          </w:tcPr>
+          <w:p>
+            <w:pPr>
+              <w:keepNext/>
+              <w:spacing w:after="0"/>
+              <w:cnfStyle w:val="100000000000" w:firstRow="1" w:lastRow="0" w:firstColumn="0" w:lastColumn="0" w:oddVBand="0" w:evenVBand="0" w:oddHBand="0" w:evenHBand="0" w:firstRowFirstColumn="0" w:firstRowLastColumn="0" w:lastRowFirstColumn="0" w:lastRowLastColumn="0"/>
+            </w:pPr>
+            <w:r>
+              <w:rPr>
+                <w:b w:val="0"/>
+                <w:bCs w:val="0"/>
+                <w:color w:val="FFFFFF"/>
+              </w:rPr>
+              <w:t>Threats</w:t>
+            </w:r>
+          </w:p>
+        </w:tc>
+        <w:tc>
+          <w:tcPr>
+            <w:tcW w:w="3680" w:type="dxa"/>
+            <w:tcBorders>
+              <w:top w:val="single" w:sz="8" w:space="0" w:color="2E74B5"/>
+              <w:bottom w:val="single" w:sz="8" w:space="0" w:color="2E74B5"/>
+              <w:right w:val="single" w:sz="8" w:space="0" w:color="2E74B5"/>
+            </w:tcBorders>
+            <w:shd w:val="clear" w:color="auto" w:fill="2E74B5"/>
+            <w:tcMar>
+              <w:top w:w="100" w:type="dxa"/>
+              <w:left w:w="120" w:type="dxa"/>
+              <w:bottom w:w="100" w:type="dxa"/>
+              <w:right w:w="120" w:type="dxa"/>
+            </w:tcMar>
+            <w:hideMark/>
+          </w:tcPr>
+          <w:p>
+            <w:pPr>
+              <w:keepNext/>
+              <w:spacing w:after="0"/>
+              <w:cnfStyle w:val="100000000000" w:firstRow="1" w:lastRow="0" w:firstColumn="0" w:lastColumn="0" w:oddVBand="0" w:evenVBand="0" w:oddHBand="0" w:evenHBand="0" w:firstRowFirstColumn="0" w:firstRowLastColumn="0" w:lastRowFirstColumn="0" w:lastRowLastColumn="0"/>
+            </w:pPr>
+            <w:r>
+              <w:rPr>
+                <w:b w:val="0"/>
+                <w:bCs w:val="0"/>
+                <w:color w:val="FFFFFF"/>
+              </w:rPr>
+              <w:t>Defensive Measures</w:t>
+            </w:r>
+          </w:p>
+        </w:tc>
+      </w:tr>
+      <w:tr>
+        <w:trPr>
+          <w:cnfStyle w:val="000000100000" w:firstRow="0" w:lastRow="0" w:firstColumn="0" w:lastColumn="0" w:oddVBand="0" w:evenVBand="0" w:oddHBand="1" w:evenHBand="0" w:firstRowFirstColumn="0" w:firstRowLastColumn="0" w:lastRowFirstColumn="0" w:lastRowLastColumn="0"/>
+          <w:cantSplit/>
+        </w:trPr>
+        <w:tc>
+          <w:tcPr>
+            <w:cnfStyle w:val="001000000000" w:firstRow="0" w:lastRow="0" w:firstColumn="1" w:lastColumn="0" w:oddVBand="0" w:evenVBand="0" w:oddHBand="0" w:evenHBand="0" w:firstRowFirstColumn="0" w:firstRowLastColumn="0" w:lastRowFirstColumn="0" w:lastRowLastColumn="0"/>
+            <w:tcW w:w="2200" w:type="dxa"/>
+            <w:tcBorders>
+              <w:top w:val="nil"/>
+              <w:left w:val="single" w:sz="8" w:space="0" w:color="9EADCC"/>
+              <w:bottom w:val="single" w:sz="8" w:space="0" w:color="9EADCC"/>
+              <w:right w:val="single" w:sz="8" w:space="0" w:color="9EADCC"/>
+            </w:tcBorders>
+            <w:shd w:val="clear" w:color="auto" w:fill="DBE5F1"/>
+            <w:tcMar>
+              <w:top w:w="100" w:type="dxa"/>
+              <w:left w:w="120" w:type="dxa"/>
+              <w:bottom w:w="100" w:type="dxa"/>
+              <w:right w:w="120" w:type="dxa"/>
+            </w:tcMar>
+            <w:hideMark/>
+          </w:tcPr>
+          <w:p>
+            <w:pPr>
+              <w:spacing w:after="0"/>
+            </w:pPr>
+            <w:r>
+              <w:rPr>
+                <w:b w:val="0"/>
+                <w:bCs w:val="0"/>
+                <w:sz w:val="18"/>
+                <w:szCs w:val="18"/>
+              </w:rPr>
+              <w:t>Transmitter anonymity and location privacy</w:t>
+            </w:r>
+          </w:p>
+        </w:tc>
+        <w:tc>
+          <w:tcPr>
+            <w:tcW w:w="3480" w:type="dxa"/>
+            <w:tcBorders>
+              <w:top w:val="nil"/>
+              <w:left w:val="nil"/>
+              <w:bottom w:val="single" w:sz="8" w:space="0" w:color="9EADCC"/>
+              <w:right w:val="single" w:sz="8" w:space="0" w:color="9EADCC"/>
+            </w:tcBorders>
+            <w:shd w:val="clear" w:color="auto" w:fill="DBE5F1"/>
+            <w:tcMar>
+              <w:top w:w="100" w:type="dxa"/>
+              <w:left w:w="120" w:type="dxa"/>
+              <w:bottom w:w="100" w:type="dxa"/>
+              <w:right w:w="120" w:type="dxa"/>
+            </w:tcMar>
+            <w:hideMark/>
+          </w:tcPr>
+          <w:p>
+            <w:pPr>
+              <w:spacing w:after="0"/>
+              <w:cnfStyle w:val="000000100000" w:firstRow="0" w:lastRow="0" w:firstColumn="0" w:lastColumn="0" w:oddVBand="0" w:evenVBand="0" w:oddHBand="1" w:evenHBand="0" w:firstRowFirstColumn="0" w:firstRowLastColumn="0" w:lastRowFirstColumn="0" w:lastRowLastColumn="0"/>
+            </w:pPr>
+            <w:r>
+              <w:rPr>
+                <w:sz w:val="18"/>
+                <w:szCs w:val="18"/>
+              </w:rPr>
+              <w:t>Direction finding, localisation, device fingerprinting from timing, modulation, or power patterns, and traffic analysis based on repeated transmissions.</w:t>
+            </w:r>
+          </w:p>
+        </w:tc>
+        <w:tc>
+          <w:tcPr>
+            <w:tcW w:w="3680" w:type="dxa"/>
+            <w:tcBorders>
+              <w:top w:val="nil"/>
+              <w:left w:val="nil"/>
+              <w:bottom w:val="single" w:sz="8" w:space="0" w:color="9EADCC"/>
+              <w:right w:val="single" w:sz="8" w:space="0" w:color="9EADCC"/>
+            </w:tcBorders>
+            <w:shd w:val="clear" w:color="auto" w:fill="DBE5F1"/>
+            <w:tcMar>
+              <w:top w:w="100" w:type="dxa"/>
+              <w:left w:w="120" w:type="dxa"/>
+              <w:bottom w:w="100" w:type="dxa"/>
+              <w:right w:w="120" w:type="dxa"/>
+            </w:tcMar>
+            <w:hideMark/>
+          </w:tcPr>
+          <w:p>
+            <w:pPr>
+              <w:spacing w:after="0"/>
+              <w:cnfStyle w:val="000000100000" w:firstRow="0" w:lastRow="0" w:firstColumn="0" w:lastColumn="0" w:oddVBand="0" w:evenVBand="0" w:oddHBand="1" w:evenHBand="0" w:firstRowFirstColumn="0" w:firstRowLastColumn="0" w:lastRowFirstColumn="0" w:lastRowLastColumn="0"/>
+            </w:pPr>
+            <w:r>
+              <w:rPr>
+                <w:sz w:val="18"/>
+                <w:szCs w:val="18"/>
+              </w:rPr>
+              <w:t>Minimise unnecessary transmissions, use short bursts and randomised timing where appropriate, and avoid stable identifiers in unauthenticated broadcasts.</w:t>
+            </w:r>
+          </w:p>
+        </w:tc>
+      </w:tr>
+      <w:tr>
+        <w:trPr>
+          <w:cantSplit/>
+        </w:trPr>
+        <w:tc>
+          <w:tcPr>
+            <w:cnfStyle w:val="001000000000" w:firstRow="0" w:lastRow="0" w:firstColumn="1" w:lastColumn="0" w:oddVBand="0" w:evenVBand="0" w:oddHBand="0" w:evenHBand="0" w:firstRowFirstColumn="0" w:firstRowLastColumn="0" w:lastRowFirstColumn="0" w:lastRowLastColumn="0"/>
+            <w:tcW w:w="2200" w:type="dxa"/>
+            <w:tcBorders>
+              <w:top w:val="nil"/>
+              <w:left w:val="single" w:sz="8" w:space="0" w:color="9EADCC"/>
+              <w:bottom w:val="single" w:sz="8" w:space="0" w:color="9EADCC"/>
+              <w:right w:val="single" w:sz="8" w:space="0" w:color="9EADCC"/>
+            </w:tcBorders>
+            <w:shd w:val="clear" w:color="auto" w:fill="F2F4F7"/>
+            <w:tcMar>
+              <w:top w:w="100" w:type="dxa"/>
+              <w:left w:w="120" w:type="dxa"/>
+              <w:bottom w:w="100" w:type="dxa"/>
+              <w:right w:w="120" w:type="dxa"/>
+            </w:tcMar>
+            <w:hideMark/>
+          </w:tcPr>
+          <w:p>
+            <w:pPr>
+              <w:spacing w:after="0"/>
+            </w:pPr>
+            <w:r>
+              <w:rPr>
+                <w:b w:val="0"/>
+                <w:bCs w:val="0"/>
+                <w:sz w:val="18"/>
+                <w:szCs w:val="18"/>
+              </w:rPr>
+              <w:t>Receiver availability</w:t>
+            </w:r>
+          </w:p>
+        </w:tc>
+        <w:tc>
+          <w:tcPr>
+            <w:tcW w:w="3480" w:type="dxa"/>
+            <w:tcBorders>
+              <w:top w:val="nil"/>
+              <w:left w:val="nil"/>
+              <w:bottom w:val="single" w:sz="8" w:space="0" w:color="9EADCC"/>
+              <w:right w:val="single" w:sz="8" w:space="0" w:color="9EADCC"/>
+            </w:tcBorders>
+            <w:shd w:val="clear" w:color="auto" w:fill="F2F4F7"/>
+            <w:tcMar>
+              <w:top w:w="100" w:type="dxa"/>
+              <w:left w:w="120" w:type="dxa"/>
+              <w:bottom w:w="100" w:type="dxa"/>
+              <w:right w:w="120" w:type="dxa"/>
+            </w:tcMar>
+            <w:hideMark/>
+          </w:tcPr>
+          <w:p>
+            <w:pPr>
+              <w:spacing w:after="0"/>
+              <w:cnfStyle w:val="000000000000" w:firstRow="0" w:lastRow="0" w:firstColumn="0" w:lastColumn="0" w:oddVBand="0" w:evenVBand="0" w:oddHBand="0" w:evenHBand="0" w:firstRowFirstColumn="0" w:firstRowLastColumn="0" w:lastRowFirstColumn="0" w:lastRowLastColumn="0"/>
+            </w:pPr>
+            <w:r>
+              <w:rPr>
+                <w:sz w:val="18"/>
+                <w:szCs w:val="18"/>
+              </w:rPr>
+              <w:t>Denial of service through jamming, noise, spot, barrage, stand-in, or stand-off interference, and signal flooding that prevents useful decoding.</w:t>
+            </w:r>
+          </w:p>
+        </w:tc>
+        <w:tc>
+          <w:tcPr>
+            <w:tcW w:w="3680" w:type="dxa"/>
+            <w:tcBorders>
+              <w:top w:val="nil"/>
+              <w:left w:val="nil"/>
+              <w:bottom w:val="single" w:sz="8" w:space="0" w:color="9EADCC"/>
+              <w:right w:val="single" w:sz="8" w:space="0" w:color="9EADCC"/>
+            </w:tcBorders>
+            <w:shd w:val="clear" w:color="auto" w:fill="F2F4F7"/>
+            <w:tcMar>
+              <w:top w:w="100" w:type="dxa"/>
+              <w:left w:w="120" w:type="dxa"/>
+              <w:bottom w:w="100" w:type="dxa"/>
+              <w:right w:w="120" w:type="dxa"/>
+            </w:tcMar>
+            <w:hideMark/>
+          </w:tcPr>
+          <w:p>
+            <w:pPr>
+              <w:spacing w:after="0"/>
+              <w:cnfStyle w:val="000000000000" w:firstRow="0" w:lastRow="0" w:firstColumn="0" w:lastColumn="0" w:oddVBand="0" w:evenVBand="0" w:oddHBand="0" w:evenHBand="0" w:firstRowFirstColumn="0" w:firstRowLastColumn="0" w:lastRowFirstColumn="0" w:lastRowLastColumn="0"/>
+            </w:pPr>
+            <w:r>
+              <w:rPr>
+                <w:sz w:val="18"/>
+                <w:szCs w:val="18"/>
+              </w:rPr>
+              <w:t>Use frequency hopping or channel agility, filtering, squelch, redundancy, fallback channels, and monitoring for abnormal noise floors or interference patterns.</w:t>
+            </w:r>
+          </w:p>
+        </w:tc>
+      </w:tr>
+      <w:tr>
+        <w:trPr>
+          <w:cnfStyle w:val="000000100000" w:firstRow="0" w:lastRow="0" w:firstColumn="0" w:lastColumn="0" w:oddVBand="0" w:evenVBand="0" w:oddHBand="1" w:evenHBand="0" w:firstRowFirstColumn="0" w:firstRowLastColumn="0" w:lastRowFirstColumn="0" w:lastRowLastColumn="0"/>
+          <w:cantSplit/>
+        </w:trPr>
+        <w:tc>
+          <w:tcPr>
+            <w:cnfStyle w:val="001000000000" w:firstRow="0" w:lastRow="0" w:firstColumn="1" w:lastColumn="0" w:oddVBand="0" w:evenVBand="0" w:oddHBand="0" w:evenHBand="0" w:firstRowFirstColumn="0" w:firstRowLastColumn="0" w:lastRowFirstColumn="0" w:lastRowLastColumn="0"/>
+            <w:tcW w:w="2200" w:type="dxa"/>
+            <w:tcBorders>
+              <w:top w:val="nil"/>
+              <w:left w:val="single" w:sz="8" w:space="0" w:color="9EADCC"/>
+              <w:bottom w:val="single" w:sz="8" w:space="0" w:color="9EADCC"/>
+              <w:right w:val="single" w:sz="8" w:space="0" w:color="9EADCC"/>
+            </w:tcBorders>
+            <w:shd w:val="clear" w:color="auto" w:fill="DBE5F1"/>
+            <w:tcMar>
+              <w:top w:w="100" w:type="dxa"/>
+              <w:left w:w="120" w:type="dxa"/>
+              <w:bottom w:w="100" w:type="dxa"/>
+              <w:right w:w="120" w:type="dxa"/>
+            </w:tcMar>
+            <w:hideMark/>
+          </w:tcPr>
+          <w:p>
+            <w:pPr>
+              <w:spacing w:after="0"/>
+            </w:pPr>
+            <w:r>
+              <w:rPr>
+                <w:b w:val="0"/>
+                <w:bCs w:val="0"/>
+                <w:sz w:val="18"/>
+                <w:szCs w:val="18"/>
+              </w:rPr>
+              <w:t>Message integrity and authenticity</w:t>
+            </w:r>
+          </w:p>
+        </w:tc>
+        <w:tc>
+          <w:tcPr>
+            <w:tcW w:w="3480" w:type="dxa"/>
+            <w:tcBorders>
+              <w:top w:val="nil"/>
+              <w:left w:val="nil"/>
+              <w:bottom w:val="single" w:sz="8" w:space="0" w:color="9EADCC"/>
+              <w:right w:val="single" w:sz="8" w:space="0" w:color="9EADCC"/>
+            </w:tcBorders>
+            <w:shd w:val="clear" w:color="auto" w:fill="DBE5F1"/>
+            <w:tcMar>
+              <w:top w:w="100" w:type="dxa"/>
+              <w:left w:w="120" w:type="dxa"/>
+              <w:bottom w:w="100" w:type="dxa"/>
+              <w:right w:w="120" w:type="dxa"/>
+            </w:tcMar>
+            <w:hideMark/>
+          </w:tcPr>
+          <w:p>
+            <w:pPr>
+              <w:spacing w:after="0"/>
+              <w:cnfStyle w:val="000000100000" w:firstRow="0" w:lastRow="0" w:firstColumn="0" w:lastColumn="0" w:oddVBand="0" w:evenVBand="0" w:oddHBand="1" w:evenHBand="0" w:firstRowFirstColumn="0" w:firstRowLastColumn="0" w:lastRowFirstColumn="0" w:lastRowLastColumn="0"/>
+            </w:pPr>
+            <w:r>
+              <w:rPr>
+                <w:sz w:val="18"/>
+                <w:szCs w:val="18"/>
+              </w:rPr>
+              <w:t>Replay of captured messages, spoofed telemetry, commands, or warnings, and bit-level manipulation before decoding.</w:t>
+            </w:r>
+          </w:p>
+        </w:tc>
+        <w:tc>
+          <w:tcPr>
+            <w:tcW w:w="3680" w:type="dxa"/>
+            <w:tcBorders>
+              <w:top w:val="nil"/>
+              <w:left w:val="nil"/>
+              <w:bottom w:val="single" w:sz="8" w:space="0" w:color="9EADCC"/>
+              <w:right w:val="single" w:sz="8" w:space="0" w:color="9EADCC"/>
+            </w:tcBorders>
+            <w:shd w:val="clear" w:color="auto" w:fill="DBE5F1"/>
+            <w:tcMar>
+              <w:top w:w="100" w:type="dxa"/>
+              <w:left w:w="120" w:type="dxa"/>
+              <w:bottom w:w="100" w:type="dxa"/>
+              <w:right w:w="120" w:type="dxa"/>
+            </w:tcMar>
+            <w:hideMark/>
+          </w:tcPr>
+          <w:p>
+            <w:pPr>
+              <w:spacing w:after="0"/>
+              <w:cnfStyle w:val="000000100000" w:firstRow="0" w:lastRow="0" w:firstColumn="0" w:lastColumn="0" w:oddVBand="0" w:evenVBand="0" w:oddHBand="1" w:evenHBand="0" w:firstRowFirstColumn="0" w:firstRowLastColumn="0" w:lastRowFirstColumn="0" w:lastRowLastColumn="0"/>
+            </w:pPr>
+            <w:r>
+              <w:rPr>
+                <w:sz w:val="18"/>
+                <w:szCs w:val="18"/>
+              </w:rPr>
+              <w:t>Use message authentication codes, signatures, or keyed hashes, supported by nonces, timestamps, sequence numbers, replay windows, and checksums or CRCs for accidental corruption detection.</w:t>
+            </w:r>
+          </w:p>
+        </w:tc>
+      </w:tr>
+      <w:tr>
+        <w:trPr>
+          <w:cantSplit/>
+        </w:trPr>
+        <w:tc>
+          <w:tcPr>
+            <w:cnfStyle w:val="001000000000" w:firstRow="0" w:lastRow="0" w:firstColumn="1" w:lastColumn="0" w:oddVBand="0" w:evenVBand="0" w:oddHBand="0" w:evenHBand="0" w:firstRowFirstColumn="0" w:firstRowLastColumn="0" w:lastRowFirstColumn="0" w:lastRowLastColumn="0"/>
+            <w:tcW w:w="2200" w:type="dxa"/>
+            <w:tcBorders>
+              <w:top w:val="nil"/>
+              <w:left w:val="single" w:sz="8" w:space="0" w:color="9EADCC"/>
+              <w:bottom w:val="single" w:sz="8" w:space="0" w:color="9EADCC"/>
+              <w:right w:val="single" w:sz="8" w:space="0" w:color="9EADCC"/>
+            </w:tcBorders>
+            <w:shd w:val="clear" w:color="auto" w:fill="F2F4F7"/>
+            <w:tcMar>
+              <w:top w:w="100" w:type="dxa"/>
+              <w:left w:w="120" w:type="dxa"/>
+              <w:bottom w:w="100" w:type="dxa"/>
+              <w:right w:w="120" w:type="dxa"/>
+            </w:tcMar>
+            <w:hideMark/>
+          </w:tcPr>
+          <w:p>
+            <w:pPr>
+              <w:spacing w:after="0"/>
+            </w:pPr>
+            <w:r>
+              <w:rPr>
+                <w:b w:val="0"/>
+                <w:bCs w:val="0"/>
+                <w:sz w:val="18"/>
+                <w:szCs w:val="18"/>
+              </w:rPr>
+              <w:t>Confidentiality of RF-carried data</w:t>
+            </w:r>
+          </w:p>
+        </w:tc>
+        <w:tc>
+          <w:tcPr>
+            <w:tcW w:w="3480" w:type="dxa"/>
+            <w:tcBorders>
+              <w:top w:val="nil"/>
+              <w:left w:val="nil"/>
+              <w:bottom w:val="single" w:sz="8" w:space="0" w:color="9EADCC"/>
+              <w:right w:val="single" w:sz="8" w:space="0" w:color="9EADCC"/>
+            </w:tcBorders>
+            <w:shd w:val="clear" w:color="auto" w:fill="F2F4F7"/>
+            <w:tcMar>
+              <w:top w:w="100" w:type="dxa"/>
+              <w:left w:w="120" w:type="dxa"/>
+              <w:bottom w:w="100" w:type="dxa"/>
+              <w:right w:w="120" w:type="dxa"/>
+            </w:tcMar>
+            <w:hideMark/>
+          </w:tcPr>
+          <w:p>
+            <w:pPr>
+              <w:spacing w:after="0"/>
+              <w:cnfStyle w:val="000000000000" w:firstRow="0" w:lastRow="0" w:firstColumn="0" w:lastColumn="0" w:oddVBand="0" w:evenVBand="0" w:oddHBand="0" w:evenHBand="0" w:firstRowFirstColumn="0" w:firstRowLastColumn="0" w:lastRowFirstColumn="0" w:lastRowLastColumn="0"/>
+            </w:pPr>
+            <w:r>
+              <w:rPr>
+                <w:sz w:val="18"/>
+                <w:szCs w:val="18"/>
+              </w:rPr>
+              <w:t>Passive interception of traffic or metadata, recovery of identifiers, commands, or operational patterns, and exposure of sensitive data through weak encoding.</w:t>
+            </w:r>
+          </w:p>
+        </w:tc>
+        <w:tc>
+          <w:tcPr>
+            <w:tcW w:w="3680" w:type="dxa"/>
+            <w:tcBorders>
+              <w:top w:val="nil"/>
+              <w:left w:val="nil"/>
+              <w:bottom w:val="single" w:sz="8" w:space="0" w:color="9EADCC"/>
+              <w:right w:val="single" w:sz="8" w:space="0" w:color="9EADCC"/>
+            </w:tcBorders>
+            <w:shd w:val="clear" w:color="auto" w:fill="F2F4F7"/>
+            <w:tcMar>
+              <w:top w:w="100" w:type="dxa"/>
+              <w:left w:w="120" w:type="dxa"/>
+              <w:bottom w:w="100" w:type="dxa"/>
+              <w:right w:w="120" w:type="dxa"/>
+            </w:tcMar>
+            <w:hideMark/>
+          </w:tcPr>
+          <w:p>
+            <w:pPr>
+              <w:spacing w:after="0"/>
+              <w:cnfStyle w:val="000000000000" w:firstRow="0" w:lastRow="0" w:firstColumn="0" w:lastColumn="0" w:oddVBand="0" w:evenVBand="0" w:oddHBand="0" w:evenHBand="0" w:firstRowFirstColumn="0" w:firstRowLastColumn="0" w:lastRowFirstColumn="0" w:lastRowLastColumn="0"/>
+            </w:pPr>
+            <w:r>
+              <w:rPr>
+                <w:sz w:val="18"/>
+                <w:szCs w:val="18"/>
+              </w:rPr>
+              <w:t>Encrypt sensitive payloads where appropriate, limit metadata leakage and unnecessary identifiers, and separate teaching examples from real operational values.</w:t>
+            </w:r>
+          </w:p>
+        </w:tc>
+      </w:tr>
+      <w:tr>
+        <w:trPr>
+          <w:cnfStyle w:val="000000100000" w:firstRow="0" w:lastRow="0" w:firstColumn="0" w:lastColumn="0" w:oddVBand="0" w:evenVBand="0" w:oddHBand="1" w:evenHBand="0" w:firstRowFirstColumn="0" w:firstRowLastColumn="0" w:lastRowFirstColumn="0" w:lastRowLastColumn="0"/>
+          <w:cantSplit/>
+        </w:trPr>
+        <w:tc>
+          <w:tcPr>
+            <w:cnfStyle w:val="001000000000" w:firstRow="0" w:lastRow="0" w:firstColumn="1" w:lastColumn="0" w:oddVBand="0" w:evenVBand="0" w:oddHBand="0" w:evenHBand="0" w:firstRowFirstColumn="0" w:firstRowLastColumn="0" w:lastRowFirstColumn="0" w:lastRowLastColumn="0"/>
+            <w:tcW w:w="2200" w:type="dxa"/>
+            <w:tcBorders>
+              <w:top w:val="nil"/>
+              <w:left w:val="single" w:sz="8" w:space="0" w:color="9EADCC"/>
+              <w:bottom w:val="single" w:sz="8" w:space="0" w:color="9EADCC"/>
+              <w:right w:val="single" w:sz="8" w:space="0" w:color="9EADCC"/>
+            </w:tcBorders>
+            <w:shd w:val="clear" w:color="auto" w:fill="DBE5F1"/>
+            <w:tcMar>
+              <w:top w:w="100" w:type="dxa"/>
+              <w:left w:w="120" w:type="dxa"/>
+              <w:bottom w:w="100" w:type="dxa"/>
+              <w:right w:w="120" w:type="dxa"/>
+            </w:tcMar>
+            <w:hideMark/>
+          </w:tcPr>
+          <w:p>
+            <w:pPr>
+              <w:spacing w:after="0"/>
+            </w:pPr>
+            <w:r>
+              <w:rPr>
+                <w:b w:val="0"/>
+                <w:bCs w:val="0"/>
+                <w:sz w:val="18"/>
+                <w:szCs w:val="18"/>
+              </w:rPr>
+              <w:t>Receiver-to-application trust boundary</w:t>
+            </w:r>
+          </w:p>
+        </w:tc>
+        <w:tc>
+          <w:tcPr>
+            <w:tcW w:w="3480" w:type="dxa"/>
+            <w:tcBorders>
+              <w:top w:val="nil"/>
+              <w:left w:val="nil"/>
+              <w:bottom w:val="single" w:sz="8" w:space="0" w:color="9EADCC"/>
+              <w:right w:val="single" w:sz="8" w:space="0" w:color="9EADCC"/>
+            </w:tcBorders>
+            <w:shd w:val="clear" w:color="auto" w:fill="DBE5F1"/>
+            <w:tcMar>
+              <w:top w:w="100" w:type="dxa"/>
+              <w:left w:w="120" w:type="dxa"/>
+              <w:bottom w:w="100" w:type="dxa"/>
+              <w:right w:w="120" w:type="dxa"/>
+            </w:tcMar>
+            <w:hideMark/>
+          </w:tcPr>
+          <w:p>
+            <w:pPr>
+              <w:spacing w:after="0"/>
+              <w:cnfStyle w:val="000000100000" w:firstRow="0" w:lastRow="0" w:firstColumn="0" w:lastColumn="0" w:oddVBand="0" w:evenVBand="0" w:oddHBand="1" w:evenHBand="0" w:firstRowFirstColumn="0" w:firstRowLastColumn="0" w:lastRowFirstColumn="0" w:lastRowLastColumn="0"/>
+            </w:pPr>
+            <w:r>
+              <w:rPr>
+                <w:sz w:val="18"/>
+                <w:szCs w:val="18"/>
+              </w:rPr>
+              <w:t>Decoded RF fields may be treated as trusted input, enabling injection into web views, databases, or parsers, and unsafe downstream decisions based on spoofed data.</w:t>
+            </w:r>
+          </w:p>
+        </w:tc>
+        <w:tc>
+          <w:tcPr>
+            <w:tcW w:w="3680" w:type="dxa"/>
+            <w:tcBorders>
+              <w:top w:val="nil"/>
+              <w:left w:val="nil"/>
+              <w:bottom w:val="single" w:sz="8" w:space="0" w:color="9EADCC"/>
+              <w:right w:val="single" w:sz="8" w:space="0" w:color="9EADCC"/>
+            </w:tcBorders>
+            <w:shd w:val="clear" w:color="auto" w:fill="DBE5F1"/>
+            <w:tcMar>
+              <w:top w:w="100" w:type="dxa"/>
+              <w:left w:w="120" w:type="dxa"/>
+              <w:bottom w:w="100" w:type="dxa"/>
+              <w:right w:w="120" w:type="dxa"/>
+            </w:tcMar>
+            <w:hideMark/>
+          </w:tcPr>
+          <w:p>
+            <w:pPr>
+              <w:spacing w:after="0"/>
+              <w:cnfStyle w:val="000000100000" w:firstRow="0" w:lastRow="0" w:firstColumn="0" w:lastColumn="0" w:oddVBand="0" w:evenVBand="0" w:oddHBand="1" w:evenHBand="0" w:firstRowFirstColumn="0" w:firstRowLastColumn="0" w:lastRowFirstColumn="0" w:lastRowLastColumn="0"/>
+            </w:pPr>
+            <w:r>
+              <w:rPr>
+                <w:sz w:val="18"/>
+                <w:szCs w:val="18"/>
+              </w:rPr>
+              <w:t>Validate, normalise, and encode decoded values before use, rely on parameterised queries and safe rendering paths, and require server-side authorisation for consequential actions.</w:t>
+            </w:r>
+          </w:p>
+        </w:tc>
+      </w:tr>
+    </w:tbl>
+    <w:p/>
+    <w:p>
+      <w:pPr>
+        <w:pStyle w:val="Heading1"/>
+        <w:rPr>
+          <w:highlight w:val="red"/>
+        </w:rPr>
+      </w:pPr>
+      <w:r>
+        <w:rPr>
+          <w:highlight w:val="red"/>
+        </w:rPr>
+        <w:t>3. Scope and Requirements</w:t>
+      </w:r>
+    </w:p>
+    <w:p>
+      <w:pPr>
+        <w:rPr>
+          <w:highlight w:val="red"/>
+        </w:rPr>
       </w:pPr>
       <w:r>
         <w:rPr>
           <w:rFonts w:eastAsia="Calibri"/>
-        </w:rPr>
-        <w:t>Create a progressive learning path from basic waveform reading and tuning to protocol analysis, reverse engineering, fuzzing, and controlled exploitation.</w:t>
-      </w:r>
-    </w:p>
-    <w:p>
-      <w:pPr>
-        <w:pStyle w:val="ReportBullet"/>
-        <w:numPr>
-          <w:ilvl w:val="0"/>
-          <w:numId w:val="1"/>
-        </w:numPr>
-      </w:pPr>
-      <w:r>
-        <w:rPr>
-          <w:rFonts w:eastAsia="Calibri"/>
-        </w:rPr>
-        <w:t>Connect RF-origin data to backend security consequences such as replay, injection, SQL injection, unsafe rendering, parser faults, and authorisation failures.</w:t>
-      </w:r>
-    </w:p>
-    <w:p>
-      <w:pPr>
-        <w:pStyle w:val="ReportBullet"/>
-        <w:numPr>
-          <w:ilvl w:val="0"/>
-          <w:numId w:val="1"/>
-        </w:numPr>
-      </w:pPr>
-      <w:r>
-        <w:rPr>
-          <w:rFonts w:eastAsia="Calibri"/>
-        </w:rPr>
-        <w:t>Provide reproducible downloadable artefacts that can be analysed without SDR hardware.</w:t>
-      </w:r>
-    </w:p>
-    <w:p>
-      <w:pPr>
-        <w:pStyle w:val="ReportBullet"/>
-        <w:numPr>
-          <w:ilvl w:val="0"/>
-          <w:numId w:val="1"/>
-        </w:numPr>
-      </w:pPr>
-      <w:r>
-        <w:rPr>
-          <w:rFonts w:eastAsia="Calibri"/>
-        </w:rPr>
-        <w:t>Maintain civilian, synthetic, and local-only scenarios with explicit ethical boundaries.</w:t>
-      </w:r>
-    </w:p>
-    <w:p>
-      <w:pPr>
-        <w:pStyle w:val="Heading2"/>
-      </w:pPr>
-      <w:r>
-        <w:t>1.</w:t>
-      </w:r>
-      <w:r>
-        <w:t>4</w:t>
-      </w:r>
-      <w:r>
-        <w:t xml:space="preserve"> Main Contributions</w:t>
-      </w:r>
-    </w:p>
-    <w:p>
-      <w:pPr>
-        <w:pStyle w:val="ReportBullet"/>
-        <w:numPr>
-          <w:ilvl w:val="0"/>
-          <w:numId w:val="1"/>
-        </w:numPr>
-      </w:pPr>
-      <w:r>
-        <w:rPr>
-          <w:rFonts w:eastAsia="Calibri"/>
-        </w:rPr>
-        <w:t>A self-contained browser workbench with waterfall, spectrum trace, time-series inspection, receiver controls, transmit controls, and a task-aware terminal.</w:t>
-      </w:r>
-    </w:p>
-    <w:p>
-      <w:pPr>
-        <w:pStyle w:val="ReportBullet"/>
-        <w:numPr>
-          <w:ilvl w:val="0"/>
-          <w:numId w:val="1"/>
-        </w:numPr>
-      </w:pPr>
-      <w:r>
-        <w:rPr>
-          <w:rFonts w:eastAsia="Calibri"/>
-        </w:rPr>
-        <w:t>A data-driven catalogue of 22 challenges across signal analysis, cyber exploitation, and cyber-electromagnetic activities (CEMA).</w:t>
-      </w:r>
-    </w:p>
-    <w:p>
-      <w:pPr>
-        <w:pStyle w:val="ReportBullet"/>
-        <w:numPr>
-          <w:ilvl w:val="0"/>
-          <w:numId w:val="1"/>
-        </w:numPr>
-      </w:pPr>
-      <w:r>
-        <w:rPr>
-          <w:rFonts w:eastAsia="Calibri"/>
-        </w:rPr>
-        <w:lastRenderedPageBreak/>
-        <w:t>A reproducible RF artefact pipeline based on editable signal profiles, generated capture previews, optional IQ data, and SigMF metadata.</w:t>
-      </w:r>
-    </w:p>
-    <w:p>
-      <w:pPr>
-        <w:pStyle w:val="ReportBullet"/>
-        <w:numPr>
-          <w:ilvl w:val="0"/>
-          <w:numId w:val="1"/>
-        </w:numPr>
-      </w:pPr>
-      <w:r>
-        <w:rPr>
-          <w:rFonts w:eastAsia="Calibri"/>
-        </w:rPr>
-        <w:t>Local reverse-engineering, parser, firmware, HDL, and scripting artefacts that connect signal observations to implementation-level security decisions.</w:t>
-      </w:r>
-    </w:p>
-    <w:p>
-      <w:pPr>
-        <w:pStyle w:val="Heading1"/>
-      </w:pPr>
-      <w:r>
-        <w:t>2. Threat Modelling and Research</w:t>
-      </w:r>
-    </w:p>
-    <w:p/>
-    <w:p>
-      <w:pPr>
-        <w:pStyle w:val="Heading2"/>
-      </w:pPr>
-      <w:r>
-        <w:t>2.1 Software-Defined Radio and Reproducible Artefacts</w:t>
-      </w:r>
-    </w:p>
-    <w:p>
-      <w:r>
-        <w:rPr>
-          <w:rFonts w:eastAsia="Calibri"/>
-        </w:rPr>
-        <w:t>GNU Radio provides reusable signal-processing blocks for software radios and can operate with external RF hardware or in a simulation-like environment [1]. This makes it suitable as an artefact-generation path: signals can be produced and inspected without making live transmission part of the assessed build. Signal Forge documents a GNU Radio Companion workflow but keeps the default experience browser-based so that setup complexity does not block the learning objectives.</w:t>
-      </w:r>
-    </w:p>
-    <w:p>
-      <w:r>
-        <w:rPr>
-          <w:rFonts w:eastAsia="Calibri"/>
-        </w:rPr>
-        <w:t>The Signal Metadata Format (SigMF) describes recorded digital samples together with JSON metadata, including information about the dataset and the system or process that generated it [2]. Signal Forge uses .sigmf-data and .sigmf-meta files where IQ artefacts are required, alongside compact JSON previews that drive the browser waterfall. This separation keeps captures portable while preserving a clear source-of-truth contract for regeneration.</w:t>
-      </w:r>
-    </w:p>
-    <w:p>
-      <w:pPr>
-        <w:pStyle w:val="Heading2"/>
-      </w:pPr>
-      <w:r>
-        <w:t>2.2 RF-to-Application Trust Boundaries</w:t>
-      </w:r>
-    </w:p>
-    <w:p>
-      <w:r>
-        <w:rPr>
-          <w:rFonts w:eastAsia="Calibri"/>
-        </w:rPr>
-        <w:t>The project treats decoded RF fields as attacker-controlled input. Two deliberately vulnerable examples make this boundary visible. First, an event lookup endpoint demonstrates how concatenating user input into a database query can create SQL injection; the secure endpoint uses parameterised queries, consistent with OWASP's primary recommendation [3]. Second, an operator-note field recovered from a simulated intercept is rendered as HTML in Attack Mode but as text in Secure Mode. OWASP identifies context-appropriate output encoding and safe sinks such as textContent as key XSS defences [4].</w:t>
-      </w:r>
-    </w:p>
-    <w:p>
-      <w:pPr>
-        <w:pStyle w:val="Heading2"/>
-      </w:pPr>
-      <w:r>
-        <w:t>2.3 Threat Model and Safety Position</w:t>
-      </w:r>
-    </w:p>
-    <w:p>
-      <w:r>
-        <w:rPr>
-          <w:rFonts w:eastAsia="Calibri"/>
-        </w:rPr>
-        <w:t>The learner is modelled as an authorised participant attacking synthetic services on localhost. Assets include challenge flags, simulated telemetry, toll events, receiver state, operator notes, and control messages. Trust boundaries exist between RF artefacts, the browser, the Python API, SQLite data, and local parser or firmware exercises. The model excludes real organisations, live RF interference, operational waveforms, restricted frequencies, and uncontrolled targets.</w:t>
-      </w:r>
-    </w:p>
-    <w:p>
-      <w:pPr>
-        <w:pStyle w:val="ReportCallout"/>
-      </w:pPr>
-      <w:r>
-        <w:rPr>
-          <w:rFonts w:eastAsia="Calibri"/>
-          <w:b/>
-          <w:color w:val="1F4D78"/>
-          <w:sz w:val="21"/>
-        </w:rPr>
-        <w:t xml:space="preserve">Educational intent: </w:t>
-      </w:r>
-      <w:r>
-        <w:rPr>
-          <w:rFonts w:eastAsia="Calibri"/>
-          <w:sz w:val="21"/>
-        </w:rPr>
-        <w:t>The project demonstrates attacker mindsets so that learners can recognise threats and evaluate countermeasures. It does not endorse illegal access, harmful interference, or misuse of radio systems.</w:t>
-      </w:r>
-    </w:p>
-    <w:p>
-      <w:pPr>
-        <w:pStyle w:val="Heading1"/>
-      </w:pPr>
-      <w:r>
-        <w:t>3. Scope and Requirements</w:t>
-      </w:r>
-    </w:p>
-    <w:p>
-      <w:r>
-        <w:rPr>
-          <w:rFonts w:eastAsia="Calibri"/>
+          <w:highlight w:val="red"/>
         </w:rPr>
         <w:t>The implementation translates the planning document into the following verifiable requirements and boundaries.</w:t>
       </w:r>
@@ -584,6 +1223,9 @@
             <w:pPr>
               <w:keepNext/>
               <w:spacing w:after="0" w:line="240" w:lineRule="auto"/>
+              <w:rPr>
+                <w:highlight w:val="red"/>
+              </w:rPr>
             </w:pPr>
             <w:r>
               <w:rPr>
@@ -591,8 +1233,8 @@
                 <w:b/>
                 <w:color w:val="FFFFFF"/>
                 <w:sz w:val="18"/>
+                <w:highlight w:val="red"/>
               </w:rPr>
-              <w:lastRenderedPageBreak/>
               <w:t>Requirement</w:t>
             </w:r>
           </w:p>
@@ -613,6 +1255,9 @@
             <w:pPr>
               <w:keepNext/>
               <w:spacing w:after="0" w:line="240" w:lineRule="auto"/>
+              <w:rPr>
+                <w:highlight w:val="red"/>
+              </w:rPr>
             </w:pPr>
             <w:r>
               <w:rPr>
@@ -620,6 +1265,7 @@
                 <w:b/>
                 <w:color w:val="FFFFFF"/>
                 <w:sz w:val="18"/>
+                <w:highlight w:val="red"/>
               </w:rPr>
               <w:t>Current evidence</w:t>
             </w:r>
@@ -641,6 +1287,9 @@
             <w:pPr>
               <w:keepNext/>
               <w:spacing w:after="0" w:line="240" w:lineRule="auto"/>
+              <w:rPr>
+                <w:highlight w:val="red"/>
+              </w:rPr>
             </w:pPr>
             <w:r>
               <w:rPr>
@@ -648,6 +1297,7 @@
                 <w:b/>
                 <w:color w:val="FFFFFF"/>
                 <w:sz w:val="18"/>
+                <w:highlight w:val="red"/>
               </w:rPr>
               <w:t>Status</w:t>
             </w:r>
@@ -672,12 +1322,16 @@
           <w:p>
             <w:pPr>
               <w:spacing w:after="0" w:line="240" w:lineRule="auto"/>
+              <w:rPr>
+                <w:highlight w:val="red"/>
+              </w:rPr>
             </w:pPr>
             <w:r>
               <w:rPr>
                 <w:rFonts w:eastAsia="Calibri"/>
                 <w:b/>
                 <w:sz w:val="18"/>
+                <w:highlight w:val="red"/>
               </w:rPr>
               <w:t>Hardware-free operation</w:t>
             </w:r>
@@ -697,11 +1351,15 @@
           <w:p>
             <w:pPr>
               <w:spacing w:after="0" w:line="240" w:lineRule="auto"/>
+              <w:rPr>
+                <w:highlight w:val="red"/>
+              </w:rPr>
             </w:pPr>
             <w:r>
               <w:rPr>
                 <w:rFonts w:eastAsia="Calibri"/>
                 <w:sz w:val="18"/>
+                <w:highlight w:val="red"/>
               </w:rPr>
               <w:t>Python server, browser interface, generated captures, and local APIs</w:t>
             </w:r>
@@ -721,11 +1379,15 @@
           <w:p>
             <w:pPr>
               <w:spacing w:after="0" w:line="240" w:lineRule="auto"/>
+              <w:rPr>
+                <w:highlight w:val="red"/>
+              </w:rPr>
             </w:pPr>
             <w:r>
               <w:rPr>
                 <w:rFonts w:eastAsia="Calibri"/>
                 <w:sz w:val="18"/>
+                <w:highlight w:val="red"/>
               </w:rPr>
               <w:t>Implemented</w:t>
             </w:r>
@@ -751,12 +1413,16 @@
           <w:p>
             <w:pPr>
               <w:spacing w:after="0" w:line="240" w:lineRule="auto"/>
+              <w:rPr>
+                <w:highlight w:val="red"/>
+              </w:rPr>
             </w:pPr>
             <w:r>
               <w:rPr>
                 <w:rFonts w:eastAsia="Calibri"/>
                 <w:b/>
                 <w:sz w:val="18"/>
+                <w:highlight w:val="red"/>
               </w:rPr>
               <w:t>Progressive learning</w:t>
             </w:r>
@@ -777,11 +1443,15 @@
           <w:p>
             <w:pPr>
               <w:spacing w:after="0" w:line="240" w:lineRule="auto"/>
+              <w:rPr>
+                <w:highlight w:val="red"/>
+              </w:rPr>
             </w:pPr>
             <w:r>
               <w:rPr>
                 <w:rFonts w:eastAsia="Calibri"/>
                 <w:sz w:val="18"/>
+                <w:highlight w:val="red"/>
               </w:rPr>
               <w:t>8 Basic, 6 Moderate, and 8 Advanced challenges</w:t>
             </w:r>
@@ -802,11 +1472,15 @@
           <w:p>
             <w:pPr>
               <w:spacing w:after="0" w:line="240" w:lineRule="auto"/>
+              <w:rPr>
+                <w:highlight w:val="red"/>
+              </w:rPr>
             </w:pPr>
             <w:r>
               <w:rPr>
                 <w:rFonts w:eastAsia="Calibri"/>
                 <w:sz w:val="18"/>
+                <w:highlight w:val="red"/>
               </w:rPr>
               <w:t>Implemented</w:t>
             </w:r>
@@ -831,12 +1505,16 @@
           <w:p>
             <w:pPr>
               <w:spacing w:after="0" w:line="240" w:lineRule="auto"/>
+              <w:rPr>
+                <w:highlight w:val="red"/>
+              </w:rPr>
             </w:pPr>
             <w:r>
               <w:rPr>
                 <w:rFonts w:eastAsia="Calibri"/>
                 <w:b/>
                 <w:sz w:val="18"/>
+                <w:highlight w:val="red"/>
               </w:rPr>
               <w:t>RF artefact export</w:t>
             </w:r>
@@ -856,11 +1534,15 @@
           <w:p>
             <w:pPr>
               <w:spacing w:after="0" w:line="240" w:lineRule="auto"/>
+              <w:rPr>
+                <w:highlight w:val="red"/>
+              </w:rPr>
             </w:pPr>
             <w:r>
               <w:rPr>
                 <w:rFonts w:eastAsia="Calibri"/>
                 <w:sz w:val="18"/>
+                <w:highlight w:val="red"/>
               </w:rPr>
               <w:t>Capture JSON, SigMF metadata, IQ data, and raw IQ API</w:t>
             </w:r>
@@ -880,11 +1562,15 @@
           <w:p>
             <w:pPr>
               <w:spacing w:after="0" w:line="240" w:lineRule="auto"/>
+              <w:rPr>
+                <w:highlight w:val="red"/>
+              </w:rPr>
             </w:pPr>
             <w:r>
               <w:rPr>
                 <w:rFonts w:eastAsia="Calibri"/>
                 <w:sz w:val="18"/>
+                <w:highlight w:val="red"/>
               </w:rPr>
               <w:t>Implemented</w:t>
             </w:r>
@@ -910,12 +1596,16 @@
           <w:p>
             <w:pPr>
               <w:spacing w:after="0" w:line="240" w:lineRule="auto"/>
+              <w:rPr>
+                <w:highlight w:val="red"/>
+              </w:rPr>
             </w:pPr>
             <w:r>
               <w:rPr>
                 <w:rFonts w:eastAsia="Calibri"/>
                 <w:b/>
                 <w:sz w:val="18"/>
+                <w:highlight w:val="red"/>
               </w:rPr>
               <w:t>Session variation</w:t>
             </w:r>
@@ -936,11 +1626,15 @@
           <w:p>
             <w:pPr>
               <w:spacing w:after="0" w:line="240" w:lineRule="auto"/>
+              <w:rPr>
+                <w:highlight w:val="red"/>
+              </w:rPr>
             </w:pPr>
             <w:r>
               <w:rPr>
                 <w:rFonts w:eastAsia="Calibri"/>
                 <w:sz w:val="18"/>
+                <w:highlight w:val="red"/>
               </w:rPr>
               <w:t>Server secret plus session and challenge identifiers derive unique flags</w:t>
             </w:r>
@@ -961,11 +1655,15 @@
           <w:p>
             <w:pPr>
               <w:spacing w:after="0" w:line="240" w:lineRule="auto"/>
+              <w:rPr>
+                <w:highlight w:val="red"/>
+              </w:rPr>
             </w:pPr>
             <w:r>
               <w:rPr>
                 <w:rFonts w:eastAsia="Calibri"/>
                 <w:sz w:val="18"/>
+                <w:highlight w:val="red"/>
               </w:rPr>
               <w:t>Implemented</w:t>
             </w:r>
@@ -990,12 +1688,16 @@
           <w:p>
             <w:pPr>
               <w:spacing w:after="0" w:line="240" w:lineRule="auto"/>
+              <w:rPr>
+                <w:highlight w:val="red"/>
+              </w:rPr>
             </w:pPr>
             <w:r>
               <w:rPr>
                 <w:rFonts w:eastAsia="Calibri"/>
                 <w:b/>
                 <w:sz w:val="18"/>
+                <w:highlight w:val="red"/>
               </w:rPr>
               <w:t>Civilian scenarios</w:t>
             </w:r>
@@ -1015,11 +1717,15 @@
           <w:p>
             <w:pPr>
               <w:spacing w:after="0" w:line="240" w:lineRule="auto"/>
+              <w:rPr>
+                <w:highlight w:val="red"/>
+              </w:rPr>
             </w:pPr>
             <w:r>
               <w:rPr>
                 <w:rFonts w:eastAsia="Calibri"/>
                 <w:sz w:val="18"/>
+                <w:highlight w:val="red"/>
               </w:rPr>
               <w:t>Tunnel signs, broadcast metadata, weather audio, emergency messages, bushfire relays, and farm gates</w:t>
             </w:r>
@@ -1039,11 +1745,15 @@
           <w:p>
             <w:pPr>
               <w:spacing w:after="0" w:line="240" w:lineRule="auto"/>
+              <w:rPr>
+                <w:highlight w:val="red"/>
+              </w:rPr>
             </w:pPr>
             <w:r>
               <w:rPr>
                 <w:rFonts w:eastAsia="Calibri"/>
                 <w:sz w:val="18"/>
+                <w:highlight w:val="red"/>
               </w:rPr>
               <w:t>Implemented</w:t>
             </w:r>
@@ -1069,13 +1779,18 @@
           <w:p>
             <w:pPr>
               <w:spacing w:after="0" w:line="240" w:lineRule="auto"/>
+              <w:rPr>
+                <w:highlight w:val="red"/>
+              </w:rPr>
             </w:pPr>
             <w:r>
               <w:rPr>
                 <w:rFonts w:eastAsia="Calibri"/>
                 <w:b/>
                 <w:sz w:val="18"/>
+                <w:highlight w:val="red"/>
               </w:rPr>
+              <w:lastRenderedPageBreak/>
               <w:t>Attack/defence comparison</w:t>
             </w:r>
           </w:p>
@@ -1095,11 +1810,15 @@
           <w:p>
             <w:pPr>
               <w:spacing w:after="0" w:line="240" w:lineRule="auto"/>
+              <w:rPr>
+                <w:highlight w:val="red"/>
+              </w:rPr>
             </w:pPr>
             <w:r>
               <w:rPr>
                 <w:rFonts w:eastAsia="Calibri"/>
                 <w:sz w:val="18"/>
+                <w:highlight w:val="red"/>
               </w:rPr>
               <w:t>Attack Mode and Secure Mode expose paired vulnerable and defensive behaviours</w:t>
             </w:r>
@@ -1120,11 +1839,15 @@
           <w:p>
             <w:pPr>
               <w:spacing w:after="0" w:line="240" w:lineRule="auto"/>
+              <w:rPr>
+                <w:highlight w:val="red"/>
+              </w:rPr>
             </w:pPr>
             <w:r>
               <w:rPr>
                 <w:rFonts w:eastAsia="Calibri"/>
                 <w:sz w:val="18"/>
+                <w:highlight w:val="red"/>
               </w:rPr>
               <w:t>Implemented</w:t>
             </w:r>
@@ -1149,12 +1872,16 @@
           <w:p>
             <w:pPr>
               <w:spacing w:after="0" w:line="240" w:lineRule="auto"/>
+              <w:rPr>
+                <w:highlight w:val="red"/>
+              </w:rPr>
             </w:pPr>
             <w:r>
               <w:rPr>
                 <w:rFonts w:eastAsia="Calibri"/>
                 <w:b/>
                 <w:sz w:val="18"/>
+                <w:highlight w:val="red"/>
               </w:rPr>
               <w:t>Live RF transmission</w:t>
             </w:r>
@@ -1174,11 +1901,15 @@
           <w:p>
             <w:pPr>
               <w:spacing w:after="0" w:line="240" w:lineRule="auto"/>
+              <w:rPr>
+                <w:highlight w:val="red"/>
+              </w:rPr>
             </w:pPr>
             <w:r>
               <w:rPr>
                 <w:rFonts w:eastAsia="Calibri"/>
                 <w:sz w:val="18"/>
+                <w:highlight w:val="red"/>
               </w:rPr>
               <w:t>Explicitly excluded; generation and analysis are local-only</w:t>
             </w:r>
@@ -1198,11 +1929,15 @@
           <w:p>
             <w:pPr>
               <w:spacing w:after="0" w:line="240" w:lineRule="auto"/>
+              <w:rPr>
+                <w:highlight w:val="red"/>
+              </w:rPr>
             </w:pPr>
             <w:r>
               <w:rPr>
                 <w:rFonts w:eastAsia="Calibri"/>
                 <w:sz w:val="18"/>
+                <w:highlight w:val="red"/>
               </w:rPr>
               <w:t>Out of scope</w:t>
             </w:r>
@@ -1228,12 +1963,16 @@
           <w:p>
             <w:pPr>
               <w:spacing w:after="0" w:line="240" w:lineRule="auto"/>
+              <w:rPr>
+                <w:highlight w:val="red"/>
+              </w:rPr>
             </w:pPr>
             <w:r>
               <w:rPr>
                 <w:rFonts w:eastAsia="Calibri"/>
                 <w:b/>
                 <w:sz w:val="18"/>
+                <w:highlight w:val="red"/>
               </w:rPr>
               <w:t>Formal usability study</w:t>
             </w:r>
@@ -1254,11 +1993,15 @@
           <w:p>
             <w:pPr>
               <w:spacing w:after="0" w:line="240" w:lineRule="auto"/>
+              <w:rPr>
+                <w:highlight w:val="red"/>
+              </w:rPr>
             </w:pPr>
             <w:r>
               <w:rPr>
                 <w:rFonts w:eastAsia="Calibri"/>
                 <w:sz w:val="18"/>
+                <w:highlight w:val="red"/>
               </w:rPr>
               <w:t>No participant study or structured learning assessment is present</w:t>
             </w:r>
@@ -1284,6 +2027,7 @@
               <w:rPr>
                 <w:rFonts w:eastAsia="Calibri"/>
                 <w:sz w:val="18"/>
+                <w:highlight w:val="red"/>
               </w:rPr>
               <w:t>Future work</w:t>
             </w:r>
@@ -1438,11 +2182,70 @@
       </w:r>
     </w:p>
     <w:p>
-      <w:r>
+      <w:pPr>
         <w:rPr>
           <w:rFonts w:eastAsia="Calibri"/>
         </w:rPr>
-        <w:t>Development followed a vertical-slice approach. Each slice links a scenario, signal scheme, downloadable evidence, user interaction, server-side success condition, and session-specific flag. Challenge content is stored in JSON rather than embedded throughout the interface, which makes task descriptions and artefact links easier to revise. Security controls are demonstrated as comparisons: the vulnerable behaviour remains available for learning, while the secure path shows the intended mitigation.</w:t>
+      </w:pPr>
+      <w:r>
+        <w:rPr>
+          <w:rFonts w:eastAsia="Calibri"/>
+        </w:rPr>
+        <w:t xml:space="preserve">Development followed a vertical-slice approach. Each slice links a scenario, signal scheme, downloadable evidence, user interaction, server-side success condition, and session-specific flag. </w:t>
+      </w:r>
+    </w:p>
+    <w:p>
+      <w:pPr>
+        <w:rPr>
+          <w:highlight w:val="red"/>
+        </w:rPr>
+      </w:pPr>
+      <w:r>
+        <w:rPr>
+          <w:rFonts w:eastAsia="Calibri"/>
+        </w:rPr>
+        <w:drawing>
+          <wp:inline distT="0" distB="0" distL="0" distR="0" wp14:anchorId="041F125C" wp14:editId="3CE385B6">
+            <wp:extent cx="5595042" cy="2340484"/>
+            <wp:effectExtent l="0" t="0" r="0" b="0"/>
+            <wp:docPr id="1753232319" name="Picture 1"/>
+            <wp:cNvGraphicFramePr>
+              <a:graphicFrameLocks xmlns:a="http://schemas.openxmlformats.org/drawingml/2006/main" noChangeAspect="1"/>
+            </wp:cNvGraphicFramePr>
+            <a:graphic xmlns:a="http://schemas.openxmlformats.org/drawingml/2006/main">
+              <a:graphicData uri="http://schemas.openxmlformats.org/drawingml/2006/picture">
+                <pic:pic xmlns:pic="http://schemas.openxmlformats.org/drawingml/2006/picture">
+                  <pic:nvPicPr>
+                    <pic:cNvPr id="1753232319" name=""/>
+                    <pic:cNvPicPr/>
+                  </pic:nvPicPr>
+                  <pic:blipFill>
+                    <a:blip r:embed="rId12"/>
+                    <a:stretch>
+                      <a:fillRect/>
+                    </a:stretch>
+                  </pic:blipFill>
+                  <pic:spPr>
+                    <a:xfrm>
+                      <a:off x="0" y="0"/>
+                      <a:ext cx="5601536" cy="2343201"/>
+                    </a:xfrm>
+                    <a:prstGeom prst="rect">
+                      <a:avLst/>
+                    </a:prstGeom>
+                  </pic:spPr>
+                </pic:pic>
+              </a:graphicData>
+            </a:graphic>
+          </wp:inline>
+        </w:drawing>
+      </w:r>
+      <w:r>
+        <w:rPr>
+          <w:rFonts w:eastAsia="Calibri"/>
+          <w:highlight w:val="red"/>
+        </w:rPr>
+        <w:t>Challenge content is stored in JSON rather than embedded throughout the interface, which makes task descriptions and artefact links easier to revise. Security controls are demonstrated as comparisons: the vulnerable behaviour remains available for learning, while the secure path shows the intended mitigation.</w:t>
       </w:r>
     </w:p>
     <w:p>
@@ -1452,10 +2255,14 @@
           <w:ilvl w:val="0"/>
           <w:numId w:val="5"/>
         </w:numPr>
+        <w:rPr>
+          <w:highlight w:val="red"/>
+        </w:rPr>
       </w:pPr>
       <w:r>
         <w:rPr>
           <w:rFonts w:eastAsia="Calibri"/>
+          <w:highlight w:val="red"/>
         </w:rPr>
         <w:t>Define a civilian scenario and its learning objective.</w:t>
       </w:r>
@@ -1467,10 +2274,14 @@
           <w:ilvl w:val="0"/>
           <w:numId w:val="5"/>
         </w:numPr>
+        <w:rPr>
+          <w:highlight w:val="red"/>
+        </w:rPr>
       </w:pPr>
       <w:r>
         <w:rPr>
           <w:rFonts w:eastAsia="Calibri"/>
+          <w:highlight w:val="red"/>
         </w:rPr>
         <w:t>Attach a unique RF or protocol scheme and reproducible artefacts.</w:t>
       </w:r>
@@ -1482,10 +2293,14 @@
           <w:ilvl w:val="0"/>
           <w:numId w:val="5"/>
         </w:numPr>
+        <w:rPr>
+          <w:highlight w:val="red"/>
+        </w:rPr>
       </w:pPr>
       <w:r>
         <w:rPr>
           <w:rFonts w:eastAsia="Calibri"/>
+          <w:highlight w:val="red"/>
         </w:rPr>
         <w:t>Implement the browser interaction and terminal command sequence.</w:t>
       </w:r>
@@ -1497,10 +2312,14 @@
           <w:ilvl w:val="0"/>
           <w:numId w:val="5"/>
         </w:numPr>
+        <w:rPr>
+          <w:highlight w:val="red"/>
+        </w:rPr>
       </w:pPr>
       <w:r>
         <w:rPr>
           <w:rFonts w:eastAsia="Calibri"/>
+          <w:highlight w:val="red"/>
         </w:rPr>
         <w:t>Enforce success on the Python backend and release a session-bound flag.</w:t>
       </w:r>
@@ -1512,10 +2331,14 @@
           <w:ilvl w:val="0"/>
           <w:numId w:val="5"/>
         </w:numPr>
+        <w:rPr>
+          <w:highlight w:val="red"/>
+        </w:rPr>
       </w:pPr>
       <w:r>
         <w:rPr>
           <w:rFonts w:eastAsia="Calibri"/>
+          <w:highlight w:val="red"/>
         </w:rPr>
         <w:t>Add defensive comparison, documentation, and extension notes.</w:t>
       </w:r>
@@ -1526,944 +2349,67 @@
       </w:pPr>
       <w:r>
         <w:lastRenderedPageBreak/>
-        <w:t>4.2 System Architecture</w:t>
-      </w:r>
-    </w:p>
-    <w:tbl>
-      <w:tblPr>
-        <w:tblStyle w:val="TableGrid"/>
-        <w:tblW w:w="9360" w:type="dxa"/>
-        <w:tblInd w:w="120" w:type="dxa"/>
-        <w:tblLayout w:type="fixed"/>
-        <w:tblLook w:val="04A0" w:firstRow="1" w:lastRow="0" w:firstColumn="1" w:lastColumn="0" w:noHBand="0" w:noVBand="1"/>
-      </w:tblPr>
-      <w:tblGrid>
-        <w:gridCol w:w="1700"/>
-        <w:gridCol w:w="3180"/>
-        <w:gridCol w:w="4480"/>
-      </w:tblGrid>
-      <w:tr>
-        <w:trPr>
-          <w:cantSplit/>
-          <w:tblHeader/>
-        </w:trPr>
-        <w:tc>
-          <w:tcPr>
-            <w:tcW w:w="1700" w:type="dxa"/>
-            <w:shd w:val="clear" w:color="auto" w:fill="2E74B5"/>
-            <w:tcMar>
-              <w:top w:w="80" w:type="dxa"/>
-              <w:left w:w="120" w:type="dxa"/>
-              <w:bottom w:w="80" w:type="dxa"/>
-              <w:right w:w="120" w:type="dxa"/>
-            </w:tcMar>
-            <w:vAlign w:val="center"/>
-          </w:tcPr>
-          <w:p>
-            <w:pPr>
-              <w:keepNext/>
-              <w:spacing w:after="0" w:line="240" w:lineRule="auto"/>
-            </w:pPr>
-            <w:r>
-              <w:rPr>
-                <w:rFonts w:eastAsia="Calibri"/>
-                <w:b/>
-                <w:color w:val="FFFFFF"/>
-                <w:sz w:val="18"/>
-              </w:rPr>
-              <w:t>Layer</w:t>
-            </w:r>
-          </w:p>
-        </w:tc>
-        <w:tc>
-          <w:tcPr>
-            <w:tcW w:w="3180" w:type="dxa"/>
-            <w:shd w:val="clear" w:color="auto" w:fill="2E74B5"/>
-            <w:tcMar>
-              <w:top w:w="80" w:type="dxa"/>
-              <w:left w:w="120" w:type="dxa"/>
-              <w:bottom w:w="80" w:type="dxa"/>
-              <w:right w:w="120" w:type="dxa"/>
-            </w:tcMar>
-            <w:vAlign w:val="center"/>
-          </w:tcPr>
-          <w:p>
-            <w:pPr>
-              <w:keepNext/>
-              <w:spacing w:after="0" w:line="240" w:lineRule="auto"/>
-            </w:pPr>
-            <w:r>
-              <w:rPr>
-                <w:rFonts w:eastAsia="Calibri"/>
-                <w:b/>
-                <w:color w:val="FFFFFF"/>
-                <w:sz w:val="18"/>
-              </w:rPr>
-              <w:t>Primary components</w:t>
-            </w:r>
-          </w:p>
-        </w:tc>
-        <w:tc>
-          <w:tcPr>
-            <w:tcW w:w="4480" w:type="dxa"/>
-            <w:shd w:val="clear" w:color="auto" w:fill="2E74B5"/>
-            <w:tcMar>
-              <w:top w:w="80" w:type="dxa"/>
-              <w:left w:w="120" w:type="dxa"/>
-              <w:bottom w:w="80" w:type="dxa"/>
-              <w:right w:w="120" w:type="dxa"/>
-            </w:tcMar>
-            <w:vAlign w:val="center"/>
-          </w:tcPr>
-          <w:p>
-            <w:pPr>
-              <w:keepNext/>
-              <w:spacing w:after="0" w:line="240" w:lineRule="auto"/>
-            </w:pPr>
-            <w:r>
-              <w:rPr>
-                <w:rFonts w:eastAsia="Calibri"/>
-                <w:b/>
-                <w:color w:val="FFFFFF"/>
-                <w:sz w:val="18"/>
-              </w:rPr>
-              <w:t>Responsibility</w:t>
-            </w:r>
-          </w:p>
-        </w:tc>
-      </w:tr>
-      <w:tr>
-        <w:trPr>
-          <w:cantSplit/>
-        </w:trPr>
-        <w:tc>
-          <w:tcPr>
-            <w:tcW w:w="1700" w:type="dxa"/>
-            <w:tcMar>
-              <w:top w:w="80" w:type="dxa"/>
-              <w:left w:w="120" w:type="dxa"/>
-              <w:bottom w:w="80" w:type="dxa"/>
-              <w:right w:w="120" w:type="dxa"/>
-            </w:tcMar>
-            <w:vAlign w:val="center"/>
-          </w:tcPr>
-          <w:p>
-            <w:pPr>
-              <w:spacing w:after="0" w:line="240" w:lineRule="auto"/>
-            </w:pPr>
-            <w:r>
-              <w:rPr>
-                <w:rFonts w:eastAsia="Calibri"/>
-                <w:b/>
-                <w:sz w:val="18"/>
-              </w:rPr>
-              <w:t>Browser interface</w:t>
-            </w:r>
-          </w:p>
-        </w:tc>
-        <w:tc>
-          <w:tcPr>
-            <w:tcW w:w="3180" w:type="dxa"/>
-            <w:tcMar>
-              <w:top w:w="80" w:type="dxa"/>
-              <w:left w:w="120" w:type="dxa"/>
-              <w:bottom w:w="80" w:type="dxa"/>
-              <w:right w:w="120" w:type="dxa"/>
-            </w:tcMar>
-            <w:vAlign w:val="center"/>
-          </w:tcPr>
-          <w:p>
-            <w:pPr>
-              <w:spacing w:after="0" w:line="240" w:lineRule="auto"/>
-            </w:pPr>
-            <w:r>
-              <w:rPr>
-                <w:rFonts w:eastAsia="Calibri"/>
-                <w:sz w:val="18"/>
-              </w:rPr>
-              <w:t>index.html, challenge.html, context.html, styles.css, JavaScript controllers</w:t>
-            </w:r>
-          </w:p>
-        </w:tc>
-        <w:tc>
-          <w:tcPr>
-            <w:tcW w:w="4480" w:type="dxa"/>
-            <w:tcMar>
-              <w:top w:w="80" w:type="dxa"/>
-              <w:left w:w="120" w:type="dxa"/>
-              <w:bottom w:w="80" w:type="dxa"/>
-              <w:right w:w="120" w:type="dxa"/>
-            </w:tcMar>
-            <w:vAlign w:val="center"/>
-          </w:tcPr>
-          <w:p>
-            <w:pPr>
-              <w:spacing w:after="0" w:line="240" w:lineRule="auto"/>
-            </w:pPr>
-            <w:r>
-              <w:rPr>
-                <w:rFonts w:eastAsia="Calibri"/>
-                <w:sz w:val="18"/>
-              </w:rPr>
-              <w:t>Navigation, waterfall rendering, receiver controls, local TX controls, task views, and terminal interaction</w:t>
-            </w:r>
-          </w:p>
-        </w:tc>
-      </w:tr>
-      <w:tr>
-        <w:trPr>
-          <w:cantSplit/>
-        </w:trPr>
-        <w:tc>
-          <w:tcPr>
-            <w:tcW w:w="1700" w:type="dxa"/>
-            <w:shd w:val="clear" w:color="auto" w:fill="F2F4F7"/>
-            <w:tcMar>
-              <w:top w:w="80" w:type="dxa"/>
-              <w:left w:w="120" w:type="dxa"/>
-              <w:bottom w:w="80" w:type="dxa"/>
-              <w:right w:w="120" w:type="dxa"/>
-            </w:tcMar>
-            <w:vAlign w:val="center"/>
-          </w:tcPr>
-          <w:p>
-            <w:pPr>
-              <w:spacing w:after="0" w:line="240" w:lineRule="auto"/>
-            </w:pPr>
-            <w:r>
-              <w:rPr>
-                <w:rFonts w:eastAsia="Calibri"/>
-                <w:b/>
-                <w:sz w:val="18"/>
-              </w:rPr>
-              <w:t>Application service</w:t>
-            </w:r>
-          </w:p>
-        </w:tc>
-        <w:tc>
-          <w:tcPr>
-            <w:tcW w:w="3180" w:type="dxa"/>
-            <w:shd w:val="clear" w:color="auto" w:fill="F2F4F7"/>
-            <w:tcMar>
-              <w:top w:w="80" w:type="dxa"/>
-              <w:left w:w="120" w:type="dxa"/>
-              <w:bottom w:w="80" w:type="dxa"/>
-              <w:right w:w="120" w:type="dxa"/>
-            </w:tcMar>
-            <w:vAlign w:val="center"/>
-          </w:tcPr>
-          <w:p>
-            <w:pPr>
-              <w:spacing w:after="0" w:line="240" w:lineRule="auto"/>
-            </w:pPr>
-            <w:r>
-              <w:rPr>
-                <w:rFonts w:eastAsia="Calibri"/>
-                <w:sz w:val="18"/>
-              </w:rPr>
-              <w:t>server.py</w:t>
-            </w:r>
-          </w:p>
-        </w:tc>
-        <w:tc>
-          <w:tcPr>
-            <w:tcW w:w="4480" w:type="dxa"/>
-            <w:shd w:val="clear" w:color="auto" w:fill="F2F4F7"/>
-            <w:tcMar>
-              <w:top w:w="80" w:type="dxa"/>
-              <w:left w:w="120" w:type="dxa"/>
-              <w:bottom w:w="80" w:type="dxa"/>
-              <w:right w:w="120" w:type="dxa"/>
-            </w:tcMar>
-            <w:vAlign w:val="center"/>
-          </w:tcPr>
-          <w:p>
-            <w:pPr>
-              <w:spacing w:after="0" w:line="240" w:lineRule="auto"/>
-            </w:pPr>
-            <w:r>
-              <w:rPr>
-                <w:rFonts w:eastAsia="Calibri"/>
-                <w:sz w:val="18"/>
-              </w:rPr>
-              <w:t>Static serving, JSON APIs, session state, challenge validation, simulated targets, and mode switching</w:t>
-            </w:r>
-          </w:p>
-        </w:tc>
-      </w:tr>
-      <w:tr>
-        <w:trPr>
-          <w:cantSplit/>
-        </w:trPr>
-        <w:tc>
-          <w:tcPr>
-            <w:tcW w:w="1700" w:type="dxa"/>
-            <w:tcMar>
-              <w:top w:w="80" w:type="dxa"/>
-              <w:left w:w="120" w:type="dxa"/>
-              <w:bottom w:w="80" w:type="dxa"/>
-              <w:right w:w="120" w:type="dxa"/>
-            </w:tcMar>
-            <w:vAlign w:val="center"/>
-          </w:tcPr>
-          <w:p>
-            <w:pPr>
-              <w:spacing w:after="0" w:line="240" w:lineRule="auto"/>
-            </w:pPr>
-            <w:r>
-              <w:rPr>
-                <w:rFonts w:eastAsia="Calibri"/>
-                <w:b/>
-                <w:sz w:val="18"/>
-              </w:rPr>
-              <w:t>Content and configuration</w:t>
-            </w:r>
-          </w:p>
-        </w:tc>
-        <w:tc>
-          <w:tcPr>
-            <w:tcW w:w="3180" w:type="dxa"/>
-            <w:tcMar>
-              <w:top w:w="80" w:type="dxa"/>
-              <w:left w:w="120" w:type="dxa"/>
-              <w:bottom w:w="80" w:type="dxa"/>
-              <w:right w:w="120" w:type="dxa"/>
-            </w:tcMar>
-            <w:vAlign w:val="center"/>
-          </w:tcPr>
-          <w:p>
-            <w:pPr>
-              <w:spacing w:after="0" w:line="240" w:lineRule="auto"/>
-            </w:pPr>
-            <w:r>
-              <w:rPr>
-                <w:rFonts w:eastAsia="Calibri"/>
-                <w:sz w:val="18"/>
-              </w:rPr>
-              <w:t>data/*.json, config/range.json</w:t>
-            </w:r>
-          </w:p>
-        </w:tc>
-        <w:tc>
-          <w:tcPr>
-            <w:tcW w:w="4480" w:type="dxa"/>
-            <w:tcMar>
-              <w:top w:w="80" w:type="dxa"/>
-              <w:left w:w="120" w:type="dxa"/>
-              <w:bottom w:w="80" w:type="dxa"/>
-              <w:right w:w="120" w:type="dxa"/>
-            </w:tcMar>
-            <w:vAlign w:val="center"/>
-          </w:tcPr>
-          <w:p>
-            <w:pPr>
-              <w:spacing w:after="0" w:line="240" w:lineRule="auto"/>
-            </w:pPr>
-            <w:r>
-              <w:rPr>
-                <w:rFonts w:eastAsia="Calibri"/>
-                <w:sz w:val="18"/>
-              </w:rPr>
-              <w:t>Challenge catalogue, contexts, RF settings, telemetry values, and security parameters</w:t>
-            </w:r>
-          </w:p>
-        </w:tc>
-      </w:tr>
-      <w:tr>
-        <w:trPr>
-          <w:cantSplit/>
-        </w:trPr>
-        <w:tc>
-          <w:tcPr>
-            <w:tcW w:w="1700" w:type="dxa"/>
-            <w:shd w:val="clear" w:color="auto" w:fill="F2F4F7"/>
-            <w:tcMar>
-              <w:top w:w="80" w:type="dxa"/>
-              <w:left w:w="120" w:type="dxa"/>
-              <w:bottom w:w="80" w:type="dxa"/>
-              <w:right w:w="120" w:type="dxa"/>
-            </w:tcMar>
-            <w:vAlign w:val="center"/>
-          </w:tcPr>
-          <w:p>
-            <w:pPr>
-              <w:spacing w:after="0" w:line="240" w:lineRule="auto"/>
-            </w:pPr>
-            <w:r>
-              <w:rPr>
-                <w:rFonts w:eastAsia="Calibri"/>
-                <w:b/>
-                <w:sz w:val="18"/>
-              </w:rPr>
-              <w:t>RF artefacts</w:t>
-            </w:r>
-          </w:p>
-        </w:tc>
-        <w:tc>
-          <w:tcPr>
-            <w:tcW w:w="3180" w:type="dxa"/>
-            <w:shd w:val="clear" w:color="auto" w:fill="F2F4F7"/>
-            <w:tcMar>
-              <w:top w:w="80" w:type="dxa"/>
-              <w:left w:w="120" w:type="dxa"/>
-              <w:bottom w:w="80" w:type="dxa"/>
-              <w:right w:w="120" w:type="dxa"/>
-            </w:tcMar>
-            <w:vAlign w:val="center"/>
-          </w:tcPr>
-          <w:p>
-            <w:pPr>
-              <w:spacing w:after="0" w:line="240" w:lineRule="auto"/>
-            </w:pPr>
-            <w:r>
-              <w:rPr>
-                <w:rFonts w:eastAsia="Calibri"/>
-                <w:sz w:val="18"/>
-              </w:rPr>
-              <w:t>radio/profiles, generator scripts, captures</w:t>
-            </w:r>
-          </w:p>
-        </w:tc>
-        <w:tc>
-          <w:tcPr>
-            <w:tcW w:w="4480" w:type="dxa"/>
-            <w:shd w:val="clear" w:color="auto" w:fill="F2F4F7"/>
-            <w:tcMar>
-              <w:top w:w="80" w:type="dxa"/>
-              <w:left w:w="120" w:type="dxa"/>
-              <w:bottom w:w="80" w:type="dxa"/>
-              <w:right w:w="120" w:type="dxa"/>
-            </w:tcMar>
-            <w:vAlign w:val="center"/>
-          </w:tcPr>
-          <w:p>
-            <w:pPr>
-              <w:spacing w:after="0" w:line="240" w:lineRule="auto"/>
-            </w:pPr>
-            <w:r>
-              <w:rPr>
-                <w:rFonts w:eastAsia="Calibri"/>
-                <w:sz w:val="18"/>
-              </w:rPr>
-              <w:t>Signal definitions, browser previews, SigMF metadata, and optional IQ samples</w:t>
-            </w:r>
-          </w:p>
-        </w:tc>
-      </w:tr>
-      <w:tr>
-        <w:trPr>
-          <w:cantSplit/>
-        </w:trPr>
-        <w:tc>
-          <w:tcPr>
-            <w:tcW w:w="1700" w:type="dxa"/>
-            <w:tcMar>
-              <w:top w:w="80" w:type="dxa"/>
-              <w:left w:w="120" w:type="dxa"/>
-              <w:bottom w:w="80" w:type="dxa"/>
-              <w:right w:w="120" w:type="dxa"/>
-            </w:tcMar>
-            <w:vAlign w:val="center"/>
-          </w:tcPr>
-          <w:p>
-            <w:pPr>
-              <w:spacing w:after="0" w:line="240" w:lineRule="auto"/>
-            </w:pPr>
-            <w:r>
-              <w:rPr>
-                <w:rFonts w:eastAsia="Calibri"/>
-                <w:b/>
-                <w:sz w:val="18"/>
-              </w:rPr>
-              <w:t>Cyber artefacts</w:t>
-            </w:r>
-          </w:p>
-        </w:tc>
-        <w:tc>
-          <w:tcPr>
-            <w:tcW w:w="3180" w:type="dxa"/>
-            <w:tcMar>
-              <w:top w:w="80" w:type="dxa"/>
-              <w:left w:w="120" w:type="dxa"/>
-              <w:bottom w:w="80" w:type="dxa"/>
-              <w:right w:w="120" w:type="dxa"/>
-            </w:tcMar>
-            <w:vAlign w:val="center"/>
-          </w:tcPr>
-          <w:p>
-            <w:pPr>
-              <w:spacing w:after="0" w:line="240" w:lineRule="auto"/>
-            </w:pPr>
-            <w:r>
-              <w:rPr>
-                <w:rFonts w:eastAsia="Calibri"/>
-                <w:sz w:val="18"/>
-              </w:rPr>
-              <w:t>tools and artifacts directories</w:t>
-            </w:r>
-          </w:p>
-        </w:tc>
-        <w:tc>
-          <w:tcPr>
-            <w:tcW w:w="4480" w:type="dxa"/>
-            <w:tcMar>
-              <w:top w:w="80" w:type="dxa"/>
-              <w:left w:w="120" w:type="dxa"/>
-              <w:bottom w:w="80" w:type="dxa"/>
-              <w:right w:w="120" w:type="dxa"/>
-            </w:tcMar>
-            <w:vAlign w:val="center"/>
-          </w:tcPr>
-          <w:p>
-            <w:pPr>
-              <w:spacing w:after="0" w:line="240" w:lineRule="auto"/>
-            </w:pPr>
-            <w:r>
-              <w:rPr>
-                <w:rFonts w:eastAsia="Calibri"/>
-                <w:sz w:val="18"/>
-              </w:rPr>
-              <w:t>Telemetry decoding, parser flaws, firmware review, HDL review, fuzzing, and script clients</w:t>
-            </w:r>
-          </w:p>
-        </w:tc>
-      </w:tr>
-      <w:tr>
-        <w:trPr>
-          <w:cantSplit/>
-        </w:trPr>
-        <w:tc>
-          <w:tcPr>
-            <w:tcW w:w="1700" w:type="dxa"/>
-            <w:shd w:val="clear" w:color="auto" w:fill="F2F4F7"/>
-            <w:tcMar>
-              <w:top w:w="80" w:type="dxa"/>
-              <w:left w:w="120" w:type="dxa"/>
-              <w:bottom w:w="80" w:type="dxa"/>
-              <w:right w:w="120" w:type="dxa"/>
-            </w:tcMar>
-            <w:vAlign w:val="center"/>
-          </w:tcPr>
-          <w:p>
-            <w:pPr>
-              <w:spacing w:after="0" w:line="240" w:lineRule="auto"/>
-            </w:pPr>
-            <w:r>
-              <w:rPr>
-                <w:rFonts w:eastAsia="Calibri"/>
-                <w:b/>
-                <w:sz w:val="18"/>
-              </w:rPr>
-              <w:t>Persistence</w:t>
-            </w:r>
-          </w:p>
-        </w:tc>
-        <w:tc>
-          <w:tcPr>
-            <w:tcW w:w="3180" w:type="dxa"/>
-            <w:shd w:val="clear" w:color="auto" w:fill="F2F4F7"/>
-            <w:tcMar>
-              <w:top w:w="80" w:type="dxa"/>
-              <w:left w:w="120" w:type="dxa"/>
-              <w:bottom w:w="80" w:type="dxa"/>
-              <w:right w:w="120" w:type="dxa"/>
-            </w:tcMar>
-            <w:vAlign w:val="center"/>
-          </w:tcPr>
-          <w:p>
-            <w:pPr>
-              <w:spacing w:after="0" w:line="240" w:lineRule="auto"/>
-            </w:pPr>
-            <w:r>
-              <w:rPr>
-                <w:rFonts w:eastAsia="Calibri"/>
-                <w:sz w:val="18"/>
-              </w:rPr>
-              <w:t>SQLite tolling database</w:t>
-            </w:r>
-          </w:p>
-        </w:tc>
-        <w:tc>
-          <w:tcPr>
-            <w:tcW w:w="4480" w:type="dxa"/>
-            <w:shd w:val="clear" w:color="auto" w:fill="F2F4F7"/>
-            <w:tcMar>
-              <w:top w:w="80" w:type="dxa"/>
-              <w:left w:w="120" w:type="dxa"/>
-              <w:bottom w:w="80" w:type="dxa"/>
-              <w:right w:w="120" w:type="dxa"/>
-            </w:tcMar>
-            <w:vAlign w:val="center"/>
-          </w:tcPr>
-          <w:p>
-            <w:pPr>
-              <w:spacing w:after="0" w:line="240" w:lineRule="auto"/>
-            </w:pPr>
-            <w:r>
-              <w:rPr>
-                <w:rFonts w:eastAsia="Calibri"/>
-                <w:sz w:val="18"/>
-              </w:rPr>
-              <w:t>Synthetic event records for vulnerable and secure query exercises</w:t>
-            </w:r>
-          </w:p>
-        </w:tc>
-      </w:tr>
-    </w:tbl>
-    <w:p>
-      <w:pPr>
-        <w:spacing w:after="0"/>
-      </w:pPr>
+        <w:t>5.1 CTF Tasks Breakdown</w:t>
+      </w:r>
     </w:p>
     <w:p>
       <w:pPr>
+        <w:pStyle w:val="Heading3"/>
+      </w:pPr>
+      <w:r>
+        <w:t>Task 1: Tunnel Context</w:t>
+      </w:r>
+    </w:p>
+    <w:p>
+      <w:r>
+        <w:t>This context firstly began to model a civilian radio system that has fixed binary packets.</w:t>
+      </w:r>
+      <w:r>
+        <w:t xml:space="preserve"> The clear threat to expose here</w:t>
+      </w:r>
+      <w:r>
+        <w:t xml:space="preserve"> was the implications of having no security features on the signal. Hence this purely converts raw packets to signals. The way to construct this as to simply have a binary packet serialised and stream into a multiplier which multiplies a high frequency carrier by the bit level. The signal is then low passed to emulate real hardware which cannot spontaneously jump but must have a rise time. The signal is then passed through a noisy channel model system to add random noise which is a more realistic representation of signals in the real world</w:t>
+      </w:r>
+      <w:r>
+        <w:t xml:space="preserve">, that has imperfections. The packet passed simply has the flag attached within it. </w:t>
+      </w:r>
+      <w:r>
+        <w:t xml:space="preserve">The lessons go though first being able to identify the signal in the data and then information extraction, tuning </w:t>
+      </w:r>
+      <w:r>
+        <w:t xml:space="preserve">to listen to the signal </w:t>
+      </w:r>
+      <w:r>
+        <w:t xml:space="preserve">and then </w:t>
+      </w:r>
+      <w:r>
+        <w:t>go through a basic.</w:t>
+      </w:r>
+    </w:p>
+    <w:p>
+      <w:pPr>
+        <w:pStyle w:val="Heading3"/>
+      </w:pPr>
+      <w:r>
+        <w:t xml:space="preserve">Task 2: </w:t>
+      </w:r>
+      <w:r>
+        <w:t>Song Meta Data</w:t>
+      </w:r>
+    </w:p>
+    <w:p>
+      <w:pPr>
+        <w:spacing w:after="0"/>
+      </w:pPr>
+    </w:p>
+    <w:p>
+      <w:pPr>
         <w:pStyle w:val="Heading2"/>
       </w:pPr>
       <w:r>
         <w:t>4.3 Challenge Progression</w:t>
       </w:r>
     </w:p>
-    <w:tbl>
-      <w:tblPr>
-        <w:tblStyle w:val="TableGrid"/>
-        <w:tblW w:w="9360" w:type="dxa"/>
-        <w:tblInd w:w="120" w:type="dxa"/>
-        <w:tblLayout w:type="fixed"/>
-        <w:tblLook w:val="04A0" w:firstRow="1" w:lastRow="0" w:firstColumn="1" w:lastColumn="0" w:noHBand="0" w:noVBand="1"/>
-      </w:tblPr>
-      <w:tblGrid>
-        <w:gridCol w:w="1500"/>
-        <w:gridCol w:w="1300"/>
-        <w:gridCol w:w="6560"/>
-      </w:tblGrid>
-      <w:tr>
-        <w:trPr>
-          <w:cantSplit/>
-          <w:tblHeader/>
-        </w:trPr>
-        <w:tc>
-          <w:tcPr>
-            <w:tcW w:w="1500" w:type="dxa"/>
-            <w:shd w:val="clear" w:color="auto" w:fill="2E74B5"/>
-            <w:tcMar>
-              <w:top w:w="80" w:type="dxa"/>
-              <w:left w:w="120" w:type="dxa"/>
-              <w:bottom w:w="80" w:type="dxa"/>
-              <w:right w:w="120" w:type="dxa"/>
-            </w:tcMar>
-            <w:vAlign w:val="center"/>
-          </w:tcPr>
-          <w:p>
-            <w:pPr>
-              <w:keepNext/>
-              <w:spacing w:after="0" w:line="240" w:lineRule="auto"/>
-            </w:pPr>
-            <w:r>
-              <w:rPr>
-                <w:rFonts w:eastAsia="Calibri"/>
-                <w:b/>
-                <w:color w:val="FFFFFF"/>
-                <w:sz w:val="18"/>
-              </w:rPr>
-              <w:t>Level</w:t>
-            </w:r>
-          </w:p>
-        </w:tc>
-        <w:tc>
-          <w:tcPr>
-            <w:tcW w:w="1300" w:type="dxa"/>
-            <w:shd w:val="clear" w:color="auto" w:fill="2E74B5"/>
-            <w:tcMar>
-              <w:top w:w="80" w:type="dxa"/>
-              <w:left w:w="120" w:type="dxa"/>
-              <w:bottom w:w="80" w:type="dxa"/>
-              <w:right w:w="120" w:type="dxa"/>
-            </w:tcMar>
-            <w:vAlign w:val="center"/>
-          </w:tcPr>
-          <w:p>
-            <w:pPr>
-              <w:keepNext/>
-              <w:spacing w:after="0" w:line="240" w:lineRule="auto"/>
-            </w:pPr>
-            <w:r>
-              <w:rPr>
-                <w:rFonts w:eastAsia="Calibri"/>
-                <w:b/>
-                <w:color w:val="FFFFFF"/>
-                <w:sz w:val="18"/>
-              </w:rPr>
-              <w:t>Challenges</w:t>
-            </w:r>
-          </w:p>
-        </w:tc>
-        <w:tc>
-          <w:tcPr>
-            <w:tcW w:w="6560" w:type="dxa"/>
-            <w:shd w:val="clear" w:color="auto" w:fill="2E74B5"/>
-            <w:tcMar>
-              <w:top w:w="80" w:type="dxa"/>
-              <w:left w:w="120" w:type="dxa"/>
-              <w:bottom w:w="80" w:type="dxa"/>
-              <w:right w:w="120" w:type="dxa"/>
-            </w:tcMar>
-            <w:vAlign w:val="center"/>
-          </w:tcPr>
-          <w:p>
-            <w:pPr>
-              <w:keepNext/>
-              <w:spacing w:after="0" w:line="240" w:lineRule="auto"/>
-            </w:pPr>
-            <w:r>
-              <w:rPr>
-                <w:rFonts w:eastAsia="Calibri"/>
-                <w:b/>
-                <w:color w:val="FFFFFF"/>
-                <w:sz w:val="18"/>
-              </w:rPr>
-              <w:t>Representative learning focus</w:t>
-            </w:r>
-          </w:p>
-        </w:tc>
-      </w:tr>
-      <w:tr>
-        <w:trPr>
-          <w:cantSplit/>
-        </w:trPr>
-        <w:tc>
-          <w:tcPr>
-            <w:tcW w:w="1500" w:type="dxa"/>
-            <w:tcMar>
-              <w:top w:w="80" w:type="dxa"/>
-              <w:left w:w="120" w:type="dxa"/>
-              <w:bottom w:w="80" w:type="dxa"/>
-              <w:right w:w="120" w:type="dxa"/>
-            </w:tcMar>
-            <w:vAlign w:val="center"/>
-          </w:tcPr>
-          <w:p>
-            <w:pPr>
-              <w:spacing w:after="0" w:line="240" w:lineRule="auto"/>
-            </w:pPr>
-            <w:r>
-              <w:rPr>
-                <w:rFonts w:eastAsia="Calibri"/>
-                <w:b/>
-                <w:sz w:val="18"/>
-              </w:rPr>
-              <w:t>Basic</w:t>
-            </w:r>
-          </w:p>
-        </w:tc>
-        <w:tc>
-          <w:tcPr>
-            <w:tcW w:w="1300" w:type="dxa"/>
-            <w:tcMar>
-              <w:top w:w="80" w:type="dxa"/>
-              <w:left w:w="120" w:type="dxa"/>
-              <w:bottom w:w="80" w:type="dxa"/>
-              <w:right w:w="120" w:type="dxa"/>
-            </w:tcMar>
-            <w:vAlign w:val="center"/>
-          </w:tcPr>
-          <w:p>
-            <w:pPr>
-              <w:spacing w:after="0" w:line="240" w:lineRule="auto"/>
-            </w:pPr>
-            <w:r>
-              <w:rPr>
-                <w:rFonts w:eastAsia="Calibri"/>
-                <w:sz w:val="18"/>
-              </w:rPr>
-              <w:t>8</w:t>
-            </w:r>
-          </w:p>
-        </w:tc>
-        <w:tc>
-          <w:tcPr>
-            <w:tcW w:w="6560" w:type="dxa"/>
-            <w:tcMar>
-              <w:top w:w="80" w:type="dxa"/>
-              <w:left w:w="120" w:type="dxa"/>
-              <w:bottom w:w="80" w:type="dxa"/>
-              <w:right w:w="120" w:type="dxa"/>
-            </w:tcMar>
-            <w:vAlign w:val="center"/>
-          </w:tcPr>
-          <w:p>
-            <w:pPr>
-              <w:spacing w:after="0" w:line="240" w:lineRule="auto"/>
-            </w:pPr>
-            <w:r>
-              <w:rPr>
-                <w:rFonts w:eastAsia="Calibri"/>
-                <w:sz w:val="18"/>
-              </w:rPr>
-              <w:t>Waterfall reading, receiver tuning, OOK/ASK-style decoding, controlled denial of service, and local packet injection</w:t>
-            </w:r>
-          </w:p>
-        </w:tc>
-      </w:tr>
-      <w:tr>
-        <w:trPr>
-          <w:cantSplit/>
-        </w:trPr>
-        <w:tc>
-          <w:tcPr>
-            <w:tcW w:w="1500" w:type="dxa"/>
-            <w:shd w:val="clear" w:color="auto" w:fill="F2F4F7"/>
-            <w:tcMar>
-              <w:top w:w="80" w:type="dxa"/>
-              <w:left w:w="120" w:type="dxa"/>
-              <w:bottom w:w="80" w:type="dxa"/>
-              <w:right w:w="120" w:type="dxa"/>
-            </w:tcMar>
-            <w:vAlign w:val="center"/>
-          </w:tcPr>
-          <w:p>
-            <w:pPr>
-              <w:spacing w:after="0" w:line="240" w:lineRule="auto"/>
-            </w:pPr>
-            <w:r>
-              <w:rPr>
-                <w:rFonts w:eastAsia="Calibri"/>
-                <w:b/>
-                <w:sz w:val="18"/>
-              </w:rPr>
-              <w:t>Moderate</w:t>
-            </w:r>
-          </w:p>
-        </w:tc>
-        <w:tc>
-          <w:tcPr>
-            <w:tcW w:w="1300" w:type="dxa"/>
-            <w:shd w:val="clear" w:color="auto" w:fill="F2F4F7"/>
-            <w:tcMar>
-              <w:top w:w="80" w:type="dxa"/>
-              <w:left w:w="120" w:type="dxa"/>
-              <w:bottom w:w="80" w:type="dxa"/>
-              <w:right w:w="120" w:type="dxa"/>
-            </w:tcMar>
-            <w:vAlign w:val="center"/>
-          </w:tcPr>
-          <w:p>
-            <w:pPr>
-              <w:spacing w:after="0" w:line="240" w:lineRule="auto"/>
-            </w:pPr>
-            <w:r>
-              <w:rPr>
-                <w:rFonts w:eastAsia="Calibri"/>
-                <w:sz w:val="18"/>
-              </w:rPr>
-              <w:t>6</w:t>
-            </w:r>
-          </w:p>
-        </w:tc>
-        <w:tc>
-          <w:tcPr>
-            <w:tcW w:w="6560" w:type="dxa"/>
-            <w:shd w:val="clear" w:color="auto" w:fill="F2F4F7"/>
-            <w:tcMar>
-              <w:top w:w="80" w:type="dxa"/>
-              <w:left w:w="120" w:type="dxa"/>
-              <w:bottom w:w="80" w:type="dxa"/>
-              <w:right w:w="120" w:type="dxa"/>
-            </w:tcMar>
-            <w:vAlign w:val="center"/>
-          </w:tcPr>
-          <w:p>
-            <w:pPr>
-              <w:spacing w:after="0" w:line="240" w:lineRule="auto"/>
-            </w:pPr>
-            <w:r>
-              <w:rPr>
-                <w:rFonts w:eastAsia="Calibri"/>
-                <w:sz w:val="18"/>
-              </w:rPr>
-              <w:t>Frequency-hopping analysis, weak pseudorandom sequences, audio recovery, metadata reverse engineering, and accepted warning messages</w:t>
-            </w:r>
-          </w:p>
-        </w:tc>
-      </w:tr>
-      <w:tr>
-        <w:trPr>
-          <w:cantSplit/>
-        </w:trPr>
-        <w:tc>
-          <w:tcPr>
-            <w:tcW w:w="1500" w:type="dxa"/>
-            <w:tcMar>
-              <w:top w:w="80" w:type="dxa"/>
-              <w:left w:w="120" w:type="dxa"/>
-              <w:bottom w:w="80" w:type="dxa"/>
-              <w:right w:w="120" w:type="dxa"/>
-            </w:tcMar>
-            <w:vAlign w:val="center"/>
-          </w:tcPr>
-          <w:p>
-            <w:pPr>
-              <w:spacing w:after="0" w:line="240" w:lineRule="auto"/>
-            </w:pPr>
-            <w:r>
-              <w:rPr>
-                <w:rFonts w:eastAsia="Calibri"/>
-                <w:b/>
-                <w:sz w:val="18"/>
-              </w:rPr>
-              <w:t>Advanced</w:t>
-            </w:r>
-          </w:p>
-        </w:tc>
-        <w:tc>
-          <w:tcPr>
-            <w:tcW w:w="1300" w:type="dxa"/>
-            <w:tcMar>
-              <w:top w:w="80" w:type="dxa"/>
-              <w:left w:w="120" w:type="dxa"/>
-              <w:bottom w:w="80" w:type="dxa"/>
-              <w:right w:w="120" w:type="dxa"/>
-            </w:tcMar>
-            <w:vAlign w:val="center"/>
-          </w:tcPr>
-          <w:p>
-            <w:pPr>
-              <w:spacing w:after="0" w:line="240" w:lineRule="auto"/>
-            </w:pPr>
-            <w:r>
-              <w:rPr>
-                <w:rFonts w:eastAsia="Calibri"/>
-                <w:sz w:val="18"/>
-              </w:rPr>
-              <w:t>8</w:t>
-            </w:r>
-          </w:p>
-        </w:tc>
-        <w:tc>
-          <w:tcPr>
-            <w:tcW w:w="6560" w:type="dxa"/>
-            <w:tcMar>
-              <w:top w:w="80" w:type="dxa"/>
-              <w:left w:w="120" w:type="dxa"/>
-              <w:bottom w:w="80" w:type="dxa"/>
-              <w:right w:w="120" w:type="dxa"/>
-            </w:tcMar>
-            <w:vAlign w:val="center"/>
-          </w:tcPr>
-          <w:p>
-            <w:pPr>
-              <w:spacing w:after="0" w:line="240" w:lineRule="auto"/>
-            </w:pPr>
-            <w:r>
-              <w:rPr>
-                <w:rFonts w:eastAsia="Calibri"/>
-                <w:sz w:val="18"/>
-              </w:rPr>
-              <w:t>Embedded-code review, HDL flaws, parser abuse, controlled code-execution-style behaviour, fuzzing, spoofing, and system-state manipulation</w:t>
-            </w:r>
-          </w:p>
-        </w:tc>
-      </w:tr>
-    </w:tbl>
     <w:p>
       <w:pPr>
         <w:spacing w:after="0"/>
@@ -2514,14 +2460,7 @@
         <w:rPr>
           <w:rFonts w:eastAsia="Calibri"/>
         </w:rPr>
-        <w:t xml:space="preserve">The Python backend uses ThreadingHTTPServer and standard-library components. A random server secret is combined with the session identifier, purpose, and challenge identifier using HMAC-SHA256. This produces per-session identities, nonces, and flags, so two browser sessions do not share valid </w:t>
-      </w:r>
-      <w:r>
-        <w:rPr>
-          <w:rFonts w:eastAsia="Calibri"/>
-        </w:rPr>
-        <w:lastRenderedPageBreak/>
-        <w:t>answers. Flags are returned only after the relevant receiver, decoder, target, service, effect, or console condition succeeds.</w:t>
+        <w:t>The Python backend uses ThreadingHTTPServer and standard-library components. A random server secret is combined with the session identifier, purpose, and challenge identifier using HMAC-SHA256. This produces per-session identities, nonces, and flags, so two browser sessions do not share valid answers. Flags are returned only after the relevant receiver, decoder, target, service, effect, or console condition succeeds.</w:t>
       </w:r>
     </w:p>
     <w:tbl>
@@ -2821,6 +2760,7 @@
                 <w:b/>
                 <w:sz w:val="18"/>
               </w:rPr>
+              <w:lastRenderedPageBreak/>
               <w:t>Business-logic abuse</w:t>
             </w:r>
           </w:p>
@@ -3073,13 +3013,7 @@
         <w:pStyle w:val="Heading3"/>
       </w:pPr>
       <w:r>
-        <w:t xml:space="preserve">Task </w:t>
-      </w:r>
-      <w:r>
-        <w:t>2</w:t>
-      </w:r>
-      <w:r>
-        <w:t>: Tunnel Context</w:t>
+        <w:t>Task 2: Tunnel Context</w:t>
       </w:r>
     </w:p>
     <w:p/>
@@ -3128,14 +3062,7 @@
         <w:rPr>
           <w:rFonts w:eastAsia="Calibri"/>
         </w:rPr>
-        <w:t xml:space="preserve">A second challenge was connecting RF interaction to genuine cybersecurity reasoning. A visually impressive waterfall alone would be a weak learning outcome, while a conventional web CTF would not </w:t>
-      </w:r>
-      <w:r>
-        <w:rPr>
-          <w:rFonts w:eastAsia="Calibri"/>
-        </w:rPr>
-        <w:lastRenderedPageBreak/>
-        <w:t>expose the communications boundary. The strongest parts of the project therefore require the learner to acquire or decode information and then reason about how that information is trusted by software.</w:t>
+        <w:t>A second challenge was connecting RF interaction to genuine cybersecurity reasoning. A visually impressive waterfall alone would be a weak learning outcome, while a conventional web CTF would not expose the communications boundary. The strongest parts of the project therefore require the learner to acquire or decode information and then reason about how that information is trusted by software.</w:t>
       </w:r>
     </w:p>
     <w:p>
@@ -3151,6 +3078,7 @@
         <w:pStyle w:val="Heading2"/>
       </w:pPr>
       <w:r>
+        <w:lastRenderedPageBreak/>
         <w:t>6.2 Professional and Ethical Considerations</w:t>
       </w:r>
     </w:p>
@@ -3274,7 +3202,6 @@
         <w:pStyle w:val="Heading1"/>
       </w:pPr>
       <w:r>
-        <w:lastRenderedPageBreak/>
         <w:t>References</w:t>
       </w:r>
     </w:p>
@@ -3289,7 +3216,7 @@
         </w:rPr>
         <w:t xml:space="preserve">[1] GNU Radio, 'About GNU Radio,' GNU Radio Project. Accessed 20 July 2026. </w:t>
       </w:r>
-      <w:hyperlink r:id="rId12">
+      <w:hyperlink r:id="rId13">
         <w:r>
           <w:rPr>
             <w:color w:val="2E74B5"/>
@@ -3310,7 +3237,7 @@
         </w:rPr>
         <w:t xml:space="preserve">[2] SigMF, 'Signal Metadata Format Specification, Version 1.2.6.' Accessed 20 July 2026. </w:t>
       </w:r>
-      <w:hyperlink r:id="rId13">
+      <w:hyperlink r:id="rId14">
         <w:r>
           <w:rPr>
             <w:color w:val="2E74B5"/>
@@ -3331,7 +3258,7 @@
         </w:rPr>
         <w:t xml:space="preserve">[3] OWASP Foundation, 'SQL Injection Prevention Cheat Sheet.' Accessed 20 July 2026. </w:t>
       </w:r>
-      <w:hyperlink r:id="rId14">
+      <w:hyperlink r:id="rId15">
         <w:r>
           <w:rPr>
             <w:color w:val="2E74B5"/>
@@ -3350,9 +3277,10 @@
           <w:rFonts w:eastAsia="Calibri"/>
           <w:sz w:val="20"/>
         </w:rPr>
+        <w:lastRenderedPageBreak/>
         <w:t xml:space="preserve">[4] OWASP Foundation, 'Cross Site Scripting Prevention Cheat Sheet.' Accessed 20 July 2026. </w:t>
       </w:r>
-      <w:hyperlink r:id="rId15">
+      <w:hyperlink r:id="rId16">
         <w:r>
           <w:rPr>
             <w:color w:val="2E74B5"/>
@@ -3364,6 +3292,32 @@
     </w:p>
     <w:p>
       <w:pPr>
+        <w:ind w:left="360" w:hanging="360"/>
+        <w:rPr>
+          <w:kern w:val="2"/>
+          <w:lang w:eastAsia="en-AU"/>
+          <w14:ligatures w14:val="standardContextual"/>
+        </w:rPr>
+      </w:pPr>
+      <w:r>
+        <w:rPr>
+          <w:sz w:val="20"/>
+          <w:szCs w:val="20"/>
+        </w:rPr>
+        <w:t xml:space="preserve">[5] GNU Radio, 'GRCon 2025 CTF,' GNU Radio Project. Accessed 27 July 2026. </w:t>
+      </w:r>
+      <w:hyperlink r:id="rId17" w:history="1">
+        <w:r>
+          <w:rPr>
+            <w:rStyle w:val="Hyperlink"/>
+            <w:color w:val="2E74B5"/>
+          </w:rPr>
+          <w:t>GRCon 2025 CTF</w:t>
+        </w:r>
+      </w:hyperlink>
+    </w:p>
+    <w:p>
+      <w:pPr>
         <w:pStyle w:val="Heading2"/>
       </w:pPr>
       <w:r>
@@ -3458,12 +3412,12 @@
       </w:r>
     </w:p>
     <w:sectPr>
-      <w:headerReference w:type="even" r:id="rId16"/>
-      <w:headerReference w:type="default" r:id="rId17"/>
-      <w:footerReference w:type="even" r:id="rId18"/>
-      <w:footerReference w:type="default" r:id="rId19"/>
-      <w:headerReference w:type="first" r:id="rId20"/>
-      <w:footerReference w:type="first" r:id="rId21"/>
+      <w:headerReference w:type="even" r:id="rId18"/>
+      <w:headerReference w:type="default" r:id="rId19"/>
+      <w:footerReference w:type="even" r:id="rId20"/>
+      <w:footerReference w:type="default" r:id="rId21"/>
+      <w:headerReference w:type="first" r:id="rId22"/>
+      <w:footerReference w:type="first" r:id="rId23"/>
       <w:pgSz w:w="11905" w:h="16838"/>
       <w:pgMar w:top="1296" w:right="1273" w:bottom="1296" w:left="1273" w:header="708" w:footer="708" w:gutter="0"/>
       <w:cols w:space="720"/>
@@ -3876,6 +3830,1871 @@
       </w:rPr>
     </w:lvl>
   </w:abstractNum>
+  <w:abstractNum w:abstractNumId="9" w15:restartNumberingAfterBreak="0">
+    <w:nsid w:val="10694738"/>
+    <w:multiLevelType w:val="multilevel"/>
+    <w:tmpl w:val="BF7EDFF2"/>
+    <w:lvl w:ilvl="0">
+      <w:start w:val="1"/>
+      <w:numFmt w:val="bullet"/>
+      <w:lvlText w:val=""/>
+      <w:lvlJc w:val="left"/>
+      <w:pPr>
+        <w:tabs>
+          <w:tab w:val="num" w:pos="720"/>
+        </w:tabs>
+        <w:ind w:left="720" w:hanging="360"/>
+      </w:pPr>
+      <w:rPr>
+        <w:rFonts w:ascii="Symbol" w:hAnsi="Symbol" w:hint="default"/>
+        <w:sz w:val="20"/>
+      </w:rPr>
+    </w:lvl>
+    <w:lvl w:ilvl="1" w:tentative="1">
+      <w:start w:val="1"/>
+      <w:numFmt w:val="bullet"/>
+      <w:lvlText w:val=""/>
+      <w:lvlJc w:val="left"/>
+      <w:pPr>
+        <w:tabs>
+          <w:tab w:val="num" w:pos="1440"/>
+        </w:tabs>
+        <w:ind w:left="1440" w:hanging="360"/>
+      </w:pPr>
+      <w:rPr>
+        <w:rFonts w:ascii="Symbol" w:hAnsi="Symbol" w:hint="default"/>
+        <w:sz w:val="20"/>
+      </w:rPr>
+    </w:lvl>
+    <w:lvl w:ilvl="2" w:tentative="1">
+      <w:start w:val="1"/>
+      <w:numFmt w:val="bullet"/>
+      <w:lvlText w:val=""/>
+      <w:lvlJc w:val="left"/>
+      <w:pPr>
+        <w:tabs>
+          <w:tab w:val="num" w:pos="2160"/>
+        </w:tabs>
+        <w:ind w:left="2160" w:hanging="360"/>
+      </w:pPr>
+      <w:rPr>
+        <w:rFonts w:ascii="Symbol" w:hAnsi="Symbol" w:hint="default"/>
+        <w:sz w:val="20"/>
+      </w:rPr>
+    </w:lvl>
+    <w:lvl w:ilvl="3" w:tentative="1">
+      <w:start w:val="1"/>
+      <w:numFmt w:val="bullet"/>
+      <w:lvlText w:val=""/>
+      <w:lvlJc w:val="left"/>
+      <w:pPr>
+        <w:tabs>
+          <w:tab w:val="num" w:pos="2880"/>
+        </w:tabs>
+        <w:ind w:left="2880" w:hanging="360"/>
+      </w:pPr>
+      <w:rPr>
+        <w:rFonts w:ascii="Symbol" w:hAnsi="Symbol" w:hint="default"/>
+        <w:sz w:val="20"/>
+      </w:rPr>
+    </w:lvl>
+    <w:lvl w:ilvl="4" w:tentative="1">
+      <w:start w:val="1"/>
+      <w:numFmt w:val="bullet"/>
+      <w:lvlText w:val=""/>
+      <w:lvlJc w:val="left"/>
+      <w:pPr>
+        <w:tabs>
+          <w:tab w:val="num" w:pos="3600"/>
+        </w:tabs>
+        <w:ind w:left="3600" w:hanging="360"/>
+      </w:pPr>
+      <w:rPr>
+        <w:rFonts w:ascii="Symbol" w:hAnsi="Symbol" w:hint="default"/>
+        <w:sz w:val="20"/>
+      </w:rPr>
+    </w:lvl>
+    <w:lvl w:ilvl="5" w:tentative="1">
+      <w:start w:val="1"/>
+      <w:numFmt w:val="bullet"/>
+      <w:lvlText w:val=""/>
+      <w:lvlJc w:val="left"/>
+      <w:pPr>
+        <w:tabs>
+          <w:tab w:val="num" w:pos="4320"/>
+        </w:tabs>
+        <w:ind w:left="4320" w:hanging="360"/>
+      </w:pPr>
+      <w:rPr>
+        <w:rFonts w:ascii="Symbol" w:hAnsi="Symbol" w:hint="default"/>
+        <w:sz w:val="20"/>
+      </w:rPr>
+    </w:lvl>
+    <w:lvl w:ilvl="6" w:tentative="1">
+      <w:start w:val="1"/>
+      <w:numFmt w:val="bullet"/>
+      <w:lvlText w:val=""/>
+      <w:lvlJc w:val="left"/>
+      <w:pPr>
+        <w:tabs>
+          <w:tab w:val="num" w:pos="5040"/>
+        </w:tabs>
+        <w:ind w:left="5040" w:hanging="360"/>
+      </w:pPr>
+      <w:rPr>
+        <w:rFonts w:ascii="Symbol" w:hAnsi="Symbol" w:hint="default"/>
+        <w:sz w:val="20"/>
+      </w:rPr>
+    </w:lvl>
+    <w:lvl w:ilvl="7" w:tentative="1">
+      <w:start w:val="1"/>
+      <w:numFmt w:val="bullet"/>
+      <w:lvlText w:val=""/>
+      <w:lvlJc w:val="left"/>
+      <w:pPr>
+        <w:tabs>
+          <w:tab w:val="num" w:pos="5760"/>
+        </w:tabs>
+        <w:ind w:left="5760" w:hanging="360"/>
+      </w:pPr>
+      <w:rPr>
+        <w:rFonts w:ascii="Symbol" w:hAnsi="Symbol" w:hint="default"/>
+        <w:sz w:val="20"/>
+      </w:rPr>
+    </w:lvl>
+    <w:lvl w:ilvl="8" w:tentative="1">
+      <w:start w:val="1"/>
+      <w:numFmt w:val="bullet"/>
+      <w:lvlText w:val=""/>
+      <w:lvlJc w:val="left"/>
+      <w:pPr>
+        <w:tabs>
+          <w:tab w:val="num" w:pos="6480"/>
+        </w:tabs>
+        <w:ind w:left="6480" w:hanging="360"/>
+      </w:pPr>
+      <w:rPr>
+        <w:rFonts w:ascii="Symbol" w:hAnsi="Symbol" w:hint="default"/>
+        <w:sz w:val="20"/>
+      </w:rPr>
+    </w:lvl>
+  </w:abstractNum>
+  <w:abstractNum w:abstractNumId="10" w15:restartNumberingAfterBreak="0">
+    <w:nsid w:val="15743349"/>
+    <w:multiLevelType w:val="multilevel"/>
+    <w:tmpl w:val="60BA574E"/>
+    <w:lvl w:ilvl="0">
+      <w:start w:val="1"/>
+      <w:numFmt w:val="bullet"/>
+      <w:lvlText w:val=""/>
+      <w:lvlJc w:val="left"/>
+      <w:pPr>
+        <w:tabs>
+          <w:tab w:val="num" w:pos="720"/>
+        </w:tabs>
+        <w:ind w:left="720" w:hanging="360"/>
+      </w:pPr>
+      <w:rPr>
+        <w:rFonts w:ascii="Symbol" w:hAnsi="Symbol" w:hint="default"/>
+        <w:sz w:val="20"/>
+      </w:rPr>
+    </w:lvl>
+    <w:lvl w:ilvl="1" w:tentative="1">
+      <w:start w:val="1"/>
+      <w:numFmt w:val="bullet"/>
+      <w:lvlText w:val=""/>
+      <w:lvlJc w:val="left"/>
+      <w:pPr>
+        <w:tabs>
+          <w:tab w:val="num" w:pos="1440"/>
+        </w:tabs>
+        <w:ind w:left="1440" w:hanging="360"/>
+      </w:pPr>
+      <w:rPr>
+        <w:rFonts w:ascii="Symbol" w:hAnsi="Symbol" w:hint="default"/>
+        <w:sz w:val="20"/>
+      </w:rPr>
+    </w:lvl>
+    <w:lvl w:ilvl="2" w:tentative="1">
+      <w:start w:val="1"/>
+      <w:numFmt w:val="bullet"/>
+      <w:lvlText w:val=""/>
+      <w:lvlJc w:val="left"/>
+      <w:pPr>
+        <w:tabs>
+          <w:tab w:val="num" w:pos="2160"/>
+        </w:tabs>
+        <w:ind w:left="2160" w:hanging="360"/>
+      </w:pPr>
+      <w:rPr>
+        <w:rFonts w:ascii="Symbol" w:hAnsi="Symbol" w:hint="default"/>
+        <w:sz w:val="20"/>
+      </w:rPr>
+    </w:lvl>
+    <w:lvl w:ilvl="3" w:tentative="1">
+      <w:start w:val="1"/>
+      <w:numFmt w:val="bullet"/>
+      <w:lvlText w:val=""/>
+      <w:lvlJc w:val="left"/>
+      <w:pPr>
+        <w:tabs>
+          <w:tab w:val="num" w:pos="2880"/>
+        </w:tabs>
+        <w:ind w:left="2880" w:hanging="360"/>
+      </w:pPr>
+      <w:rPr>
+        <w:rFonts w:ascii="Symbol" w:hAnsi="Symbol" w:hint="default"/>
+        <w:sz w:val="20"/>
+      </w:rPr>
+    </w:lvl>
+    <w:lvl w:ilvl="4" w:tentative="1">
+      <w:start w:val="1"/>
+      <w:numFmt w:val="bullet"/>
+      <w:lvlText w:val=""/>
+      <w:lvlJc w:val="left"/>
+      <w:pPr>
+        <w:tabs>
+          <w:tab w:val="num" w:pos="3600"/>
+        </w:tabs>
+        <w:ind w:left="3600" w:hanging="360"/>
+      </w:pPr>
+      <w:rPr>
+        <w:rFonts w:ascii="Symbol" w:hAnsi="Symbol" w:hint="default"/>
+        <w:sz w:val="20"/>
+      </w:rPr>
+    </w:lvl>
+    <w:lvl w:ilvl="5" w:tentative="1">
+      <w:start w:val="1"/>
+      <w:numFmt w:val="bullet"/>
+      <w:lvlText w:val=""/>
+      <w:lvlJc w:val="left"/>
+      <w:pPr>
+        <w:tabs>
+          <w:tab w:val="num" w:pos="4320"/>
+        </w:tabs>
+        <w:ind w:left="4320" w:hanging="360"/>
+      </w:pPr>
+      <w:rPr>
+        <w:rFonts w:ascii="Symbol" w:hAnsi="Symbol" w:hint="default"/>
+        <w:sz w:val="20"/>
+      </w:rPr>
+    </w:lvl>
+    <w:lvl w:ilvl="6" w:tentative="1">
+      <w:start w:val="1"/>
+      <w:numFmt w:val="bullet"/>
+      <w:lvlText w:val=""/>
+      <w:lvlJc w:val="left"/>
+      <w:pPr>
+        <w:tabs>
+          <w:tab w:val="num" w:pos="5040"/>
+        </w:tabs>
+        <w:ind w:left="5040" w:hanging="360"/>
+      </w:pPr>
+      <w:rPr>
+        <w:rFonts w:ascii="Symbol" w:hAnsi="Symbol" w:hint="default"/>
+        <w:sz w:val="20"/>
+      </w:rPr>
+    </w:lvl>
+    <w:lvl w:ilvl="7" w:tentative="1">
+      <w:start w:val="1"/>
+      <w:numFmt w:val="bullet"/>
+      <w:lvlText w:val=""/>
+      <w:lvlJc w:val="left"/>
+      <w:pPr>
+        <w:tabs>
+          <w:tab w:val="num" w:pos="5760"/>
+        </w:tabs>
+        <w:ind w:left="5760" w:hanging="360"/>
+      </w:pPr>
+      <w:rPr>
+        <w:rFonts w:ascii="Symbol" w:hAnsi="Symbol" w:hint="default"/>
+        <w:sz w:val="20"/>
+      </w:rPr>
+    </w:lvl>
+    <w:lvl w:ilvl="8" w:tentative="1">
+      <w:start w:val="1"/>
+      <w:numFmt w:val="bullet"/>
+      <w:lvlText w:val=""/>
+      <w:lvlJc w:val="left"/>
+      <w:pPr>
+        <w:tabs>
+          <w:tab w:val="num" w:pos="6480"/>
+        </w:tabs>
+        <w:ind w:left="6480" w:hanging="360"/>
+      </w:pPr>
+      <w:rPr>
+        <w:rFonts w:ascii="Symbol" w:hAnsi="Symbol" w:hint="default"/>
+        <w:sz w:val="20"/>
+      </w:rPr>
+    </w:lvl>
+  </w:abstractNum>
+  <w:abstractNum w:abstractNumId="11" w15:restartNumberingAfterBreak="0">
+    <w:nsid w:val="19C30FF9"/>
+    <w:multiLevelType w:val="multilevel"/>
+    <w:tmpl w:val="F2AEABF0"/>
+    <w:lvl w:ilvl="0">
+      <w:start w:val="1"/>
+      <w:numFmt w:val="bullet"/>
+      <w:lvlText w:val=""/>
+      <w:lvlJc w:val="left"/>
+      <w:pPr>
+        <w:tabs>
+          <w:tab w:val="num" w:pos="720"/>
+        </w:tabs>
+        <w:ind w:left="720" w:hanging="360"/>
+      </w:pPr>
+      <w:rPr>
+        <w:rFonts w:ascii="Symbol" w:hAnsi="Symbol" w:hint="default"/>
+        <w:sz w:val="20"/>
+      </w:rPr>
+    </w:lvl>
+    <w:lvl w:ilvl="1" w:tentative="1">
+      <w:start w:val="1"/>
+      <w:numFmt w:val="bullet"/>
+      <w:lvlText w:val=""/>
+      <w:lvlJc w:val="left"/>
+      <w:pPr>
+        <w:tabs>
+          <w:tab w:val="num" w:pos="1440"/>
+        </w:tabs>
+        <w:ind w:left="1440" w:hanging="360"/>
+      </w:pPr>
+      <w:rPr>
+        <w:rFonts w:ascii="Symbol" w:hAnsi="Symbol" w:hint="default"/>
+        <w:sz w:val="20"/>
+      </w:rPr>
+    </w:lvl>
+    <w:lvl w:ilvl="2" w:tentative="1">
+      <w:start w:val="1"/>
+      <w:numFmt w:val="bullet"/>
+      <w:lvlText w:val=""/>
+      <w:lvlJc w:val="left"/>
+      <w:pPr>
+        <w:tabs>
+          <w:tab w:val="num" w:pos="2160"/>
+        </w:tabs>
+        <w:ind w:left="2160" w:hanging="360"/>
+      </w:pPr>
+      <w:rPr>
+        <w:rFonts w:ascii="Symbol" w:hAnsi="Symbol" w:hint="default"/>
+        <w:sz w:val="20"/>
+      </w:rPr>
+    </w:lvl>
+    <w:lvl w:ilvl="3" w:tentative="1">
+      <w:start w:val="1"/>
+      <w:numFmt w:val="bullet"/>
+      <w:lvlText w:val=""/>
+      <w:lvlJc w:val="left"/>
+      <w:pPr>
+        <w:tabs>
+          <w:tab w:val="num" w:pos="2880"/>
+        </w:tabs>
+        <w:ind w:left="2880" w:hanging="360"/>
+      </w:pPr>
+      <w:rPr>
+        <w:rFonts w:ascii="Symbol" w:hAnsi="Symbol" w:hint="default"/>
+        <w:sz w:val="20"/>
+      </w:rPr>
+    </w:lvl>
+    <w:lvl w:ilvl="4" w:tentative="1">
+      <w:start w:val="1"/>
+      <w:numFmt w:val="bullet"/>
+      <w:lvlText w:val=""/>
+      <w:lvlJc w:val="left"/>
+      <w:pPr>
+        <w:tabs>
+          <w:tab w:val="num" w:pos="3600"/>
+        </w:tabs>
+        <w:ind w:left="3600" w:hanging="360"/>
+      </w:pPr>
+      <w:rPr>
+        <w:rFonts w:ascii="Symbol" w:hAnsi="Symbol" w:hint="default"/>
+        <w:sz w:val="20"/>
+      </w:rPr>
+    </w:lvl>
+    <w:lvl w:ilvl="5" w:tentative="1">
+      <w:start w:val="1"/>
+      <w:numFmt w:val="bullet"/>
+      <w:lvlText w:val=""/>
+      <w:lvlJc w:val="left"/>
+      <w:pPr>
+        <w:tabs>
+          <w:tab w:val="num" w:pos="4320"/>
+        </w:tabs>
+        <w:ind w:left="4320" w:hanging="360"/>
+      </w:pPr>
+      <w:rPr>
+        <w:rFonts w:ascii="Symbol" w:hAnsi="Symbol" w:hint="default"/>
+        <w:sz w:val="20"/>
+      </w:rPr>
+    </w:lvl>
+    <w:lvl w:ilvl="6" w:tentative="1">
+      <w:start w:val="1"/>
+      <w:numFmt w:val="bullet"/>
+      <w:lvlText w:val=""/>
+      <w:lvlJc w:val="left"/>
+      <w:pPr>
+        <w:tabs>
+          <w:tab w:val="num" w:pos="5040"/>
+        </w:tabs>
+        <w:ind w:left="5040" w:hanging="360"/>
+      </w:pPr>
+      <w:rPr>
+        <w:rFonts w:ascii="Symbol" w:hAnsi="Symbol" w:hint="default"/>
+        <w:sz w:val="20"/>
+      </w:rPr>
+    </w:lvl>
+    <w:lvl w:ilvl="7" w:tentative="1">
+      <w:start w:val="1"/>
+      <w:numFmt w:val="bullet"/>
+      <w:lvlText w:val=""/>
+      <w:lvlJc w:val="left"/>
+      <w:pPr>
+        <w:tabs>
+          <w:tab w:val="num" w:pos="5760"/>
+        </w:tabs>
+        <w:ind w:left="5760" w:hanging="360"/>
+      </w:pPr>
+      <w:rPr>
+        <w:rFonts w:ascii="Symbol" w:hAnsi="Symbol" w:hint="default"/>
+        <w:sz w:val="20"/>
+      </w:rPr>
+    </w:lvl>
+    <w:lvl w:ilvl="8" w:tentative="1">
+      <w:start w:val="1"/>
+      <w:numFmt w:val="bullet"/>
+      <w:lvlText w:val=""/>
+      <w:lvlJc w:val="left"/>
+      <w:pPr>
+        <w:tabs>
+          <w:tab w:val="num" w:pos="6480"/>
+        </w:tabs>
+        <w:ind w:left="6480" w:hanging="360"/>
+      </w:pPr>
+      <w:rPr>
+        <w:rFonts w:ascii="Symbol" w:hAnsi="Symbol" w:hint="default"/>
+        <w:sz w:val="20"/>
+      </w:rPr>
+    </w:lvl>
+  </w:abstractNum>
+  <w:abstractNum w:abstractNumId="12" w15:restartNumberingAfterBreak="0">
+    <w:nsid w:val="20311E8C"/>
+    <w:multiLevelType w:val="hybridMultilevel"/>
+    <w:tmpl w:val="4DD2F576"/>
+    <w:lvl w:ilvl="0" w:tplc="D10A2B94">
+      <w:start w:val="2"/>
+      <w:numFmt w:val="bullet"/>
+      <w:lvlText w:val="-"/>
+      <w:lvlJc w:val="left"/>
+      <w:pPr>
+        <w:ind w:left="720" w:hanging="360"/>
+      </w:pPr>
+      <w:rPr>
+        <w:rFonts w:ascii="Calibri" w:eastAsiaTheme="minorEastAsia" w:hAnsi="Calibri" w:cs="Calibri" w:hint="default"/>
+      </w:rPr>
+    </w:lvl>
+    <w:lvl w:ilvl="1" w:tplc="0C090003" w:tentative="1">
+      <w:start w:val="1"/>
+      <w:numFmt w:val="bullet"/>
+      <w:lvlText w:val="o"/>
+      <w:lvlJc w:val="left"/>
+      <w:pPr>
+        <w:ind w:left="1440" w:hanging="360"/>
+      </w:pPr>
+      <w:rPr>
+        <w:rFonts w:ascii="Courier New" w:hAnsi="Courier New" w:cs="Courier New" w:hint="default"/>
+      </w:rPr>
+    </w:lvl>
+    <w:lvl w:ilvl="2" w:tplc="0C090005" w:tentative="1">
+      <w:start w:val="1"/>
+      <w:numFmt w:val="bullet"/>
+      <w:lvlText w:val=""/>
+      <w:lvlJc w:val="left"/>
+      <w:pPr>
+        <w:ind w:left="2160" w:hanging="360"/>
+      </w:pPr>
+      <w:rPr>
+        <w:rFonts w:ascii="Wingdings" w:hAnsi="Wingdings" w:hint="default"/>
+      </w:rPr>
+    </w:lvl>
+    <w:lvl w:ilvl="3" w:tplc="0C090001" w:tentative="1">
+      <w:start w:val="1"/>
+      <w:numFmt w:val="bullet"/>
+      <w:lvlText w:val=""/>
+      <w:lvlJc w:val="left"/>
+      <w:pPr>
+        <w:ind w:left="2880" w:hanging="360"/>
+      </w:pPr>
+      <w:rPr>
+        <w:rFonts w:ascii="Symbol" w:hAnsi="Symbol" w:hint="default"/>
+      </w:rPr>
+    </w:lvl>
+    <w:lvl w:ilvl="4" w:tplc="0C090003" w:tentative="1">
+      <w:start w:val="1"/>
+      <w:numFmt w:val="bullet"/>
+      <w:lvlText w:val="o"/>
+      <w:lvlJc w:val="left"/>
+      <w:pPr>
+        <w:ind w:left="3600" w:hanging="360"/>
+      </w:pPr>
+      <w:rPr>
+        <w:rFonts w:ascii="Courier New" w:hAnsi="Courier New" w:cs="Courier New" w:hint="default"/>
+      </w:rPr>
+    </w:lvl>
+    <w:lvl w:ilvl="5" w:tplc="0C090005" w:tentative="1">
+      <w:start w:val="1"/>
+      <w:numFmt w:val="bullet"/>
+      <w:lvlText w:val=""/>
+      <w:lvlJc w:val="left"/>
+      <w:pPr>
+        <w:ind w:left="4320" w:hanging="360"/>
+      </w:pPr>
+      <w:rPr>
+        <w:rFonts w:ascii="Wingdings" w:hAnsi="Wingdings" w:hint="default"/>
+      </w:rPr>
+    </w:lvl>
+    <w:lvl w:ilvl="6" w:tplc="0C090001" w:tentative="1">
+      <w:start w:val="1"/>
+      <w:numFmt w:val="bullet"/>
+      <w:lvlText w:val=""/>
+      <w:lvlJc w:val="left"/>
+      <w:pPr>
+        <w:ind w:left="5040" w:hanging="360"/>
+      </w:pPr>
+      <w:rPr>
+        <w:rFonts w:ascii="Symbol" w:hAnsi="Symbol" w:hint="default"/>
+      </w:rPr>
+    </w:lvl>
+    <w:lvl w:ilvl="7" w:tplc="0C090003" w:tentative="1">
+      <w:start w:val="1"/>
+      <w:numFmt w:val="bullet"/>
+      <w:lvlText w:val="o"/>
+      <w:lvlJc w:val="left"/>
+      <w:pPr>
+        <w:ind w:left="5760" w:hanging="360"/>
+      </w:pPr>
+      <w:rPr>
+        <w:rFonts w:ascii="Courier New" w:hAnsi="Courier New" w:cs="Courier New" w:hint="default"/>
+      </w:rPr>
+    </w:lvl>
+    <w:lvl w:ilvl="8" w:tplc="0C090005" w:tentative="1">
+      <w:start w:val="1"/>
+      <w:numFmt w:val="bullet"/>
+      <w:lvlText w:val=""/>
+      <w:lvlJc w:val="left"/>
+      <w:pPr>
+        <w:ind w:left="6480" w:hanging="360"/>
+      </w:pPr>
+      <w:rPr>
+        <w:rFonts w:ascii="Wingdings" w:hAnsi="Wingdings" w:hint="default"/>
+      </w:rPr>
+    </w:lvl>
+  </w:abstractNum>
+  <w:abstractNum w:abstractNumId="13" w15:restartNumberingAfterBreak="0">
+    <w:nsid w:val="291F401C"/>
+    <w:multiLevelType w:val="multilevel"/>
+    <w:tmpl w:val="5ACE1A56"/>
+    <w:lvl w:ilvl="0">
+      <w:start w:val="1"/>
+      <w:numFmt w:val="bullet"/>
+      <w:lvlText w:val=""/>
+      <w:lvlJc w:val="left"/>
+      <w:pPr>
+        <w:tabs>
+          <w:tab w:val="num" w:pos="720"/>
+        </w:tabs>
+        <w:ind w:left="720" w:hanging="360"/>
+      </w:pPr>
+      <w:rPr>
+        <w:rFonts w:ascii="Symbol" w:hAnsi="Symbol" w:hint="default"/>
+        <w:sz w:val="20"/>
+      </w:rPr>
+    </w:lvl>
+    <w:lvl w:ilvl="1" w:tentative="1">
+      <w:start w:val="1"/>
+      <w:numFmt w:val="bullet"/>
+      <w:lvlText w:val="o"/>
+      <w:lvlJc w:val="left"/>
+      <w:pPr>
+        <w:tabs>
+          <w:tab w:val="num" w:pos="1440"/>
+        </w:tabs>
+        <w:ind w:left="1440" w:hanging="360"/>
+      </w:pPr>
+      <w:rPr>
+        <w:rFonts w:ascii="Courier New" w:hAnsi="Courier New" w:hint="default"/>
+        <w:sz w:val="20"/>
+      </w:rPr>
+    </w:lvl>
+    <w:lvl w:ilvl="2" w:tentative="1">
+      <w:start w:val="1"/>
+      <w:numFmt w:val="bullet"/>
+      <w:lvlText w:val=""/>
+      <w:lvlJc w:val="left"/>
+      <w:pPr>
+        <w:tabs>
+          <w:tab w:val="num" w:pos="2160"/>
+        </w:tabs>
+        <w:ind w:left="2160" w:hanging="360"/>
+      </w:pPr>
+      <w:rPr>
+        <w:rFonts w:ascii="Wingdings" w:hAnsi="Wingdings" w:hint="default"/>
+        <w:sz w:val="20"/>
+      </w:rPr>
+    </w:lvl>
+    <w:lvl w:ilvl="3" w:tentative="1">
+      <w:start w:val="1"/>
+      <w:numFmt w:val="bullet"/>
+      <w:lvlText w:val=""/>
+      <w:lvlJc w:val="left"/>
+      <w:pPr>
+        <w:tabs>
+          <w:tab w:val="num" w:pos="2880"/>
+        </w:tabs>
+        <w:ind w:left="2880" w:hanging="360"/>
+      </w:pPr>
+      <w:rPr>
+        <w:rFonts w:ascii="Wingdings" w:hAnsi="Wingdings" w:hint="default"/>
+        <w:sz w:val="20"/>
+      </w:rPr>
+    </w:lvl>
+    <w:lvl w:ilvl="4" w:tentative="1">
+      <w:start w:val="1"/>
+      <w:numFmt w:val="bullet"/>
+      <w:lvlText w:val=""/>
+      <w:lvlJc w:val="left"/>
+      <w:pPr>
+        <w:tabs>
+          <w:tab w:val="num" w:pos="3600"/>
+        </w:tabs>
+        <w:ind w:left="3600" w:hanging="360"/>
+      </w:pPr>
+      <w:rPr>
+        <w:rFonts w:ascii="Wingdings" w:hAnsi="Wingdings" w:hint="default"/>
+        <w:sz w:val="20"/>
+      </w:rPr>
+    </w:lvl>
+    <w:lvl w:ilvl="5" w:tentative="1">
+      <w:start w:val="1"/>
+      <w:numFmt w:val="bullet"/>
+      <w:lvlText w:val=""/>
+      <w:lvlJc w:val="left"/>
+      <w:pPr>
+        <w:tabs>
+          <w:tab w:val="num" w:pos="4320"/>
+        </w:tabs>
+        <w:ind w:left="4320" w:hanging="360"/>
+      </w:pPr>
+      <w:rPr>
+        <w:rFonts w:ascii="Wingdings" w:hAnsi="Wingdings" w:hint="default"/>
+        <w:sz w:val="20"/>
+      </w:rPr>
+    </w:lvl>
+    <w:lvl w:ilvl="6" w:tentative="1">
+      <w:start w:val="1"/>
+      <w:numFmt w:val="bullet"/>
+      <w:lvlText w:val=""/>
+      <w:lvlJc w:val="left"/>
+      <w:pPr>
+        <w:tabs>
+          <w:tab w:val="num" w:pos="5040"/>
+        </w:tabs>
+        <w:ind w:left="5040" w:hanging="360"/>
+      </w:pPr>
+      <w:rPr>
+        <w:rFonts w:ascii="Wingdings" w:hAnsi="Wingdings" w:hint="default"/>
+        <w:sz w:val="20"/>
+      </w:rPr>
+    </w:lvl>
+    <w:lvl w:ilvl="7" w:tentative="1">
+      <w:start w:val="1"/>
+      <w:numFmt w:val="bullet"/>
+      <w:lvlText w:val=""/>
+      <w:lvlJc w:val="left"/>
+      <w:pPr>
+        <w:tabs>
+          <w:tab w:val="num" w:pos="5760"/>
+        </w:tabs>
+        <w:ind w:left="5760" w:hanging="360"/>
+      </w:pPr>
+      <w:rPr>
+        <w:rFonts w:ascii="Wingdings" w:hAnsi="Wingdings" w:hint="default"/>
+        <w:sz w:val="20"/>
+      </w:rPr>
+    </w:lvl>
+    <w:lvl w:ilvl="8" w:tentative="1">
+      <w:start w:val="1"/>
+      <w:numFmt w:val="bullet"/>
+      <w:lvlText w:val=""/>
+      <w:lvlJc w:val="left"/>
+      <w:pPr>
+        <w:tabs>
+          <w:tab w:val="num" w:pos="6480"/>
+        </w:tabs>
+        <w:ind w:left="6480" w:hanging="360"/>
+      </w:pPr>
+      <w:rPr>
+        <w:rFonts w:ascii="Wingdings" w:hAnsi="Wingdings" w:hint="default"/>
+        <w:sz w:val="20"/>
+      </w:rPr>
+    </w:lvl>
+  </w:abstractNum>
+  <w:abstractNum w:abstractNumId="14" w15:restartNumberingAfterBreak="0">
+    <w:nsid w:val="2B4E7DC0"/>
+    <w:multiLevelType w:val="multilevel"/>
+    <w:tmpl w:val="20D87212"/>
+    <w:lvl w:ilvl="0">
+      <w:start w:val="1"/>
+      <w:numFmt w:val="bullet"/>
+      <w:lvlText w:val=""/>
+      <w:lvlJc w:val="left"/>
+      <w:pPr>
+        <w:tabs>
+          <w:tab w:val="num" w:pos="720"/>
+        </w:tabs>
+        <w:ind w:left="720" w:hanging="360"/>
+      </w:pPr>
+      <w:rPr>
+        <w:rFonts w:ascii="Symbol" w:hAnsi="Symbol" w:hint="default"/>
+        <w:sz w:val="20"/>
+      </w:rPr>
+    </w:lvl>
+    <w:lvl w:ilvl="1" w:tentative="1">
+      <w:start w:val="1"/>
+      <w:numFmt w:val="bullet"/>
+      <w:lvlText w:val=""/>
+      <w:lvlJc w:val="left"/>
+      <w:pPr>
+        <w:tabs>
+          <w:tab w:val="num" w:pos="1440"/>
+        </w:tabs>
+        <w:ind w:left="1440" w:hanging="360"/>
+      </w:pPr>
+      <w:rPr>
+        <w:rFonts w:ascii="Symbol" w:hAnsi="Symbol" w:hint="default"/>
+        <w:sz w:val="20"/>
+      </w:rPr>
+    </w:lvl>
+    <w:lvl w:ilvl="2" w:tentative="1">
+      <w:start w:val="1"/>
+      <w:numFmt w:val="bullet"/>
+      <w:lvlText w:val=""/>
+      <w:lvlJc w:val="left"/>
+      <w:pPr>
+        <w:tabs>
+          <w:tab w:val="num" w:pos="2160"/>
+        </w:tabs>
+        <w:ind w:left="2160" w:hanging="360"/>
+      </w:pPr>
+      <w:rPr>
+        <w:rFonts w:ascii="Symbol" w:hAnsi="Symbol" w:hint="default"/>
+        <w:sz w:val="20"/>
+      </w:rPr>
+    </w:lvl>
+    <w:lvl w:ilvl="3" w:tentative="1">
+      <w:start w:val="1"/>
+      <w:numFmt w:val="bullet"/>
+      <w:lvlText w:val=""/>
+      <w:lvlJc w:val="left"/>
+      <w:pPr>
+        <w:tabs>
+          <w:tab w:val="num" w:pos="2880"/>
+        </w:tabs>
+        <w:ind w:left="2880" w:hanging="360"/>
+      </w:pPr>
+      <w:rPr>
+        <w:rFonts w:ascii="Symbol" w:hAnsi="Symbol" w:hint="default"/>
+        <w:sz w:val="20"/>
+      </w:rPr>
+    </w:lvl>
+    <w:lvl w:ilvl="4" w:tentative="1">
+      <w:start w:val="1"/>
+      <w:numFmt w:val="bullet"/>
+      <w:lvlText w:val=""/>
+      <w:lvlJc w:val="left"/>
+      <w:pPr>
+        <w:tabs>
+          <w:tab w:val="num" w:pos="3600"/>
+        </w:tabs>
+        <w:ind w:left="3600" w:hanging="360"/>
+      </w:pPr>
+      <w:rPr>
+        <w:rFonts w:ascii="Symbol" w:hAnsi="Symbol" w:hint="default"/>
+        <w:sz w:val="20"/>
+      </w:rPr>
+    </w:lvl>
+    <w:lvl w:ilvl="5" w:tentative="1">
+      <w:start w:val="1"/>
+      <w:numFmt w:val="bullet"/>
+      <w:lvlText w:val=""/>
+      <w:lvlJc w:val="left"/>
+      <w:pPr>
+        <w:tabs>
+          <w:tab w:val="num" w:pos="4320"/>
+        </w:tabs>
+        <w:ind w:left="4320" w:hanging="360"/>
+      </w:pPr>
+      <w:rPr>
+        <w:rFonts w:ascii="Symbol" w:hAnsi="Symbol" w:hint="default"/>
+        <w:sz w:val="20"/>
+      </w:rPr>
+    </w:lvl>
+    <w:lvl w:ilvl="6" w:tentative="1">
+      <w:start w:val="1"/>
+      <w:numFmt w:val="bullet"/>
+      <w:lvlText w:val=""/>
+      <w:lvlJc w:val="left"/>
+      <w:pPr>
+        <w:tabs>
+          <w:tab w:val="num" w:pos="5040"/>
+        </w:tabs>
+        <w:ind w:left="5040" w:hanging="360"/>
+      </w:pPr>
+      <w:rPr>
+        <w:rFonts w:ascii="Symbol" w:hAnsi="Symbol" w:hint="default"/>
+        <w:sz w:val="20"/>
+      </w:rPr>
+    </w:lvl>
+    <w:lvl w:ilvl="7" w:tentative="1">
+      <w:start w:val="1"/>
+      <w:numFmt w:val="bullet"/>
+      <w:lvlText w:val=""/>
+      <w:lvlJc w:val="left"/>
+      <w:pPr>
+        <w:tabs>
+          <w:tab w:val="num" w:pos="5760"/>
+        </w:tabs>
+        <w:ind w:left="5760" w:hanging="360"/>
+      </w:pPr>
+      <w:rPr>
+        <w:rFonts w:ascii="Symbol" w:hAnsi="Symbol" w:hint="default"/>
+        <w:sz w:val="20"/>
+      </w:rPr>
+    </w:lvl>
+    <w:lvl w:ilvl="8" w:tentative="1">
+      <w:start w:val="1"/>
+      <w:numFmt w:val="bullet"/>
+      <w:lvlText w:val=""/>
+      <w:lvlJc w:val="left"/>
+      <w:pPr>
+        <w:tabs>
+          <w:tab w:val="num" w:pos="6480"/>
+        </w:tabs>
+        <w:ind w:left="6480" w:hanging="360"/>
+      </w:pPr>
+      <w:rPr>
+        <w:rFonts w:ascii="Symbol" w:hAnsi="Symbol" w:hint="default"/>
+        <w:sz w:val="20"/>
+      </w:rPr>
+    </w:lvl>
+  </w:abstractNum>
+  <w:abstractNum w:abstractNumId="15" w15:restartNumberingAfterBreak="0">
+    <w:nsid w:val="34973CBC"/>
+    <w:multiLevelType w:val="hybridMultilevel"/>
+    <w:tmpl w:val="AFD4D408"/>
+    <w:lvl w:ilvl="0" w:tplc="8BC0AC4E">
+      <w:start w:val="2"/>
+      <w:numFmt w:val="bullet"/>
+      <w:lvlText w:val="-"/>
+      <w:lvlJc w:val="left"/>
+      <w:pPr>
+        <w:ind w:left="720" w:hanging="360"/>
+      </w:pPr>
+      <w:rPr>
+        <w:rFonts w:ascii="Calibri" w:eastAsiaTheme="minorEastAsia" w:hAnsi="Calibri" w:cs="Calibri" w:hint="default"/>
+      </w:rPr>
+    </w:lvl>
+    <w:lvl w:ilvl="1" w:tplc="0C090003" w:tentative="1">
+      <w:start w:val="1"/>
+      <w:numFmt w:val="bullet"/>
+      <w:lvlText w:val="o"/>
+      <w:lvlJc w:val="left"/>
+      <w:pPr>
+        <w:ind w:left="1440" w:hanging="360"/>
+      </w:pPr>
+      <w:rPr>
+        <w:rFonts w:ascii="Courier New" w:hAnsi="Courier New" w:cs="Courier New" w:hint="default"/>
+      </w:rPr>
+    </w:lvl>
+    <w:lvl w:ilvl="2" w:tplc="0C090005" w:tentative="1">
+      <w:start w:val="1"/>
+      <w:numFmt w:val="bullet"/>
+      <w:lvlText w:val=""/>
+      <w:lvlJc w:val="left"/>
+      <w:pPr>
+        <w:ind w:left="2160" w:hanging="360"/>
+      </w:pPr>
+      <w:rPr>
+        <w:rFonts w:ascii="Wingdings" w:hAnsi="Wingdings" w:hint="default"/>
+      </w:rPr>
+    </w:lvl>
+    <w:lvl w:ilvl="3" w:tplc="0C090001" w:tentative="1">
+      <w:start w:val="1"/>
+      <w:numFmt w:val="bullet"/>
+      <w:lvlText w:val=""/>
+      <w:lvlJc w:val="left"/>
+      <w:pPr>
+        <w:ind w:left="2880" w:hanging="360"/>
+      </w:pPr>
+      <w:rPr>
+        <w:rFonts w:ascii="Symbol" w:hAnsi="Symbol" w:hint="default"/>
+      </w:rPr>
+    </w:lvl>
+    <w:lvl w:ilvl="4" w:tplc="0C090003" w:tentative="1">
+      <w:start w:val="1"/>
+      <w:numFmt w:val="bullet"/>
+      <w:lvlText w:val="o"/>
+      <w:lvlJc w:val="left"/>
+      <w:pPr>
+        <w:ind w:left="3600" w:hanging="360"/>
+      </w:pPr>
+      <w:rPr>
+        <w:rFonts w:ascii="Courier New" w:hAnsi="Courier New" w:cs="Courier New" w:hint="default"/>
+      </w:rPr>
+    </w:lvl>
+    <w:lvl w:ilvl="5" w:tplc="0C090005" w:tentative="1">
+      <w:start w:val="1"/>
+      <w:numFmt w:val="bullet"/>
+      <w:lvlText w:val=""/>
+      <w:lvlJc w:val="left"/>
+      <w:pPr>
+        <w:ind w:left="4320" w:hanging="360"/>
+      </w:pPr>
+      <w:rPr>
+        <w:rFonts w:ascii="Wingdings" w:hAnsi="Wingdings" w:hint="default"/>
+      </w:rPr>
+    </w:lvl>
+    <w:lvl w:ilvl="6" w:tplc="0C090001" w:tentative="1">
+      <w:start w:val="1"/>
+      <w:numFmt w:val="bullet"/>
+      <w:lvlText w:val=""/>
+      <w:lvlJc w:val="left"/>
+      <w:pPr>
+        <w:ind w:left="5040" w:hanging="360"/>
+      </w:pPr>
+      <w:rPr>
+        <w:rFonts w:ascii="Symbol" w:hAnsi="Symbol" w:hint="default"/>
+      </w:rPr>
+    </w:lvl>
+    <w:lvl w:ilvl="7" w:tplc="0C090003" w:tentative="1">
+      <w:start w:val="1"/>
+      <w:numFmt w:val="bullet"/>
+      <w:lvlText w:val="o"/>
+      <w:lvlJc w:val="left"/>
+      <w:pPr>
+        <w:ind w:left="5760" w:hanging="360"/>
+      </w:pPr>
+      <w:rPr>
+        <w:rFonts w:ascii="Courier New" w:hAnsi="Courier New" w:cs="Courier New" w:hint="default"/>
+      </w:rPr>
+    </w:lvl>
+    <w:lvl w:ilvl="8" w:tplc="0C090005" w:tentative="1">
+      <w:start w:val="1"/>
+      <w:numFmt w:val="bullet"/>
+      <w:lvlText w:val=""/>
+      <w:lvlJc w:val="left"/>
+      <w:pPr>
+        <w:ind w:left="6480" w:hanging="360"/>
+      </w:pPr>
+      <w:rPr>
+        <w:rFonts w:ascii="Wingdings" w:hAnsi="Wingdings" w:hint="default"/>
+      </w:rPr>
+    </w:lvl>
+  </w:abstractNum>
+  <w:abstractNum w:abstractNumId="16" w15:restartNumberingAfterBreak="0">
+    <w:nsid w:val="3D1A596A"/>
+    <w:multiLevelType w:val="multilevel"/>
+    <w:tmpl w:val="EF38D9B6"/>
+    <w:lvl w:ilvl="0">
+      <w:start w:val="1"/>
+      <w:numFmt w:val="bullet"/>
+      <w:lvlText w:val=""/>
+      <w:lvlJc w:val="left"/>
+      <w:pPr>
+        <w:tabs>
+          <w:tab w:val="num" w:pos="720"/>
+        </w:tabs>
+        <w:ind w:left="720" w:hanging="360"/>
+      </w:pPr>
+      <w:rPr>
+        <w:rFonts w:ascii="Symbol" w:hAnsi="Symbol" w:hint="default"/>
+        <w:sz w:val="20"/>
+      </w:rPr>
+    </w:lvl>
+    <w:lvl w:ilvl="1" w:tentative="1">
+      <w:start w:val="1"/>
+      <w:numFmt w:val="bullet"/>
+      <w:lvlText w:val=""/>
+      <w:lvlJc w:val="left"/>
+      <w:pPr>
+        <w:tabs>
+          <w:tab w:val="num" w:pos="1440"/>
+        </w:tabs>
+        <w:ind w:left="1440" w:hanging="360"/>
+      </w:pPr>
+      <w:rPr>
+        <w:rFonts w:ascii="Symbol" w:hAnsi="Symbol" w:hint="default"/>
+        <w:sz w:val="20"/>
+      </w:rPr>
+    </w:lvl>
+    <w:lvl w:ilvl="2" w:tentative="1">
+      <w:start w:val="1"/>
+      <w:numFmt w:val="bullet"/>
+      <w:lvlText w:val=""/>
+      <w:lvlJc w:val="left"/>
+      <w:pPr>
+        <w:tabs>
+          <w:tab w:val="num" w:pos="2160"/>
+        </w:tabs>
+        <w:ind w:left="2160" w:hanging="360"/>
+      </w:pPr>
+      <w:rPr>
+        <w:rFonts w:ascii="Symbol" w:hAnsi="Symbol" w:hint="default"/>
+        <w:sz w:val="20"/>
+      </w:rPr>
+    </w:lvl>
+    <w:lvl w:ilvl="3" w:tentative="1">
+      <w:start w:val="1"/>
+      <w:numFmt w:val="bullet"/>
+      <w:lvlText w:val=""/>
+      <w:lvlJc w:val="left"/>
+      <w:pPr>
+        <w:tabs>
+          <w:tab w:val="num" w:pos="2880"/>
+        </w:tabs>
+        <w:ind w:left="2880" w:hanging="360"/>
+      </w:pPr>
+      <w:rPr>
+        <w:rFonts w:ascii="Symbol" w:hAnsi="Symbol" w:hint="default"/>
+        <w:sz w:val="20"/>
+      </w:rPr>
+    </w:lvl>
+    <w:lvl w:ilvl="4" w:tentative="1">
+      <w:start w:val="1"/>
+      <w:numFmt w:val="bullet"/>
+      <w:lvlText w:val=""/>
+      <w:lvlJc w:val="left"/>
+      <w:pPr>
+        <w:tabs>
+          <w:tab w:val="num" w:pos="3600"/>
+        </w:tabs>
+        <w:ind w:left="3600" w:hanging="360"/>
+      </w:pPr>
+      <w:rPr>
+        <w:rFonts w:ascii="Symbol" w:hAnsi="Symbol" w:hint="default"/>
+        <w:sz w:val="20"/>
+      </w:rPr>
+    </w:lvl>
+    <w:lvl w:ilvl="5" w:tentative="1">
+      <w:start w:val="1"/>
+      <w:numFmt w:val="bullet"/>
+      <w:lvlText w:val=""/>
+      <w:lvlJc w:val="left"/>
+      <w:pPr>
+        <w:tabs>
+          <w:tab w:val="num" w:pos="4320"/>
+        </w:tabs>
+        <w:ind w:left="4320" w:hanging="360"/>
+      </w:pPr>
+      <w:rPr>
+        <w:rFonts w:ascii="Symbol" w:hAnsi="Symbol" w:hint="default"/>
+        <w:sz w:val="20"/>
+      </w:rPr>
+    </w:lvl>
+    <w:lvl w:ilvl="6" w:tentative="1">
+      <w:start w:val="1"/>
+      <w:numFmt w:val="bullet"/>
+      <w:lvlText w:val=""/>
+      <w:lvlJc w:val="left"/>
+      <w:pPr>
+        <w:tabs>
+          <w:tab w:val="num" w:pos="5040"/>
+        </w:tabs>
+        <w:ind w:left="5040" w:hanging="360"/>
+      </w:pPr>
+      <w:rPr>
+        <w:rFonts w:ascii="Symbol" w:hAnsi="Symbol" w:hint="default"/>
+        <w:sz w:val="20"/>
+      </w:rPr>
+    </w:lvl>
+    <w:lvl w:ilvl="7" w:tentative="1">
+      <w:start w:val="1"/>
+      <w:numFmt w:val="bullet"/>
+      <w:lvlText w:val=""/>
+      <w:lvlJc w:val="left"/>
+      <w:pPr>
+        <w:tabs>
+          <w:tab w:val="num" w:pos="5760"/>
+        </w:tabs>
+        <w:ind w:left="5760" w:hanging="360"/>
+      </w:pPr>
+      <w:rPr>
+        <w:rFonts w:ascii="Symbol" w:hAnsi="Symbol" w:hint="default"/>
+        <w:sz w:val="20"/>
+      </w:rPr>
+    </w:lvl>
+    <w:lvl w:ilvl="8" w:tentative="1">
+      <w:start w:val="1"/>
+      <w:numFmt w:val="bullet"/>
+      <w:lvlText w:val=""/>
+      <w:lvlJc w:val="left"/>
+      <w:pPr>
+        <w:tabs>
+          <w:tab w:val="num" w:pos="6480"/>
+        </w:tabs>
+        <w:ind w:left="6480" w:hanging="360"/>
+      </w:pPr>
+      <w:rPr>
+        <w:rFonts w:ascii="Symbol" w:hAnsi="Symbol" w:hint="default"/>
+        <w:sz w:val="20"/>
+      </w:rPr>
+    </w:lvl>
+  </w:abstractNum>
+  <w:abstractNum w:abstractNumId="17" w15:restartNumberingAfterBreak="0">
+    <w:nsid w:val="5BA9376F"/>
+    <w:multiLevelType w:val="multilevel"/>
+    <w:tmpl w:val="BE0C7980"/>
+    <w:lvl w:ilvl="0">
+      <w:start w:val="1"/>
+      <w:numFmt w:val="bullet"/>
+      <w:lvlText w:val=""/>
+      <w:lvlJc w:val="left"/>
+      <w:pPr>
+        <w:tabs>
+          <w:tab w:val="num" w:pos="720"/>
+        </w:tabs>
+        <w:ind w:left="720" w:hanging="360"/>
+      </w:pPr>
+      <w:rPr>
+        <w:rFonts w:ascii="Symbol" w:hAnsi="Symbol" w:hint="default"/>
+        <w:sz w:val="20"/>
+      </w:rPr>
+    </w:lvl>
+    <w:lvl w:ilvl="1" w:tentative="1">
+      <w:start w:val="1"/>
+      <w:numFmt w:val="bullet"/>
+      <w:lvlText w:val=""/>
+      <w:lvlJc w:val="left"/>
+      <w:pPr>
+        <w:tabs>
+          <w:tab w:val="num" w:pos="1440"/>
+        </w:tabs>
+        <w:ind w:left="1440" w:hanging="360"/>
+      </w:pPr>
+      <w:rPr>
+        <w:rFonts w:ascii="Symbol" w:hAnsi="Symbol" w:hint="default"/>
+        <w:sz w:val="20"/>
+      </w:rPr>
+    </w:lvl>
+    <w:lvl w:ilvl="2" w:tentative="1">
+      <w:start w:val="1"/>
+      <w:numFmt w:val="bullet"/>
+      <w:lvlText w:val=""/>
+      <w:lvlJc w:val="left"/>
+      <w:pPr>
+        <w:tabs>
+          <w:tab w:val="num" w:pos="2160"/>
+        </w:tabs>
+        <w:ind w:left="2160" w:hanging="360"/>
+      </w:pPr>
+      <w:rPr>
+        <w:rFonts w:ascii="Symbol" w:hAnsi="Symbol" w:hint="default"/>
+        <w:sz w:val="20"/>
+      </w:rPr>
+    </w:lvl>
+    <w:lvl w:ilvl="3" w:tentative="1">
+      <w:start w:val="1"/>
+      <w:numFmt w:val="bullet"/>
+      <w:lvlText w:val=""/>
+      <w:lvlJc w:val="left"/>
+      <w:pPr>
+        <w:tabs>
+          <w:tab w:val="num" w:pos="2880"/>
+        </w:tabs>
+        <w:ind w:left="2880" w:hanging="360"/>
+      </w:pPr>
+      <w:rPr>
+        <w:rFonts w:ascii="Symbol" w:hAnsi="Symbol" w:hint="default"/>
+        <w:sz w:val="20"/>
+      </w:rPr>
+    </w:lvl>
+    <w:lvl w:ilvl="4" w:tentative="1">
+      <w:start w:val="1"/>
+      <w:numFmt w:val="bullet"/>
+      <w:lvlText w:val=""/>
+      <w:lvlJc w:val="left"/>
+      <w:pPr>
+        <w:tabs>
+          <w:tab w:val="num" w:pos="3600"/>
+        </w:tabs>
+        <w:ind w:left="3600" w:hanging="360"/>
+      </w:pPr>
+      <w:rPr>
+        <w:rFonts w:ascii="Symbol" w:hAnsi="Symbol" w:hint="default"/>
+        <w:sz w:val="20"/>
+      </w:rPr>
+    </w:lvl>
+    <w:lvl w:ilvl="5" w:tentative="1">
+      <w:start w:val="1"/>
+      <w:numFmt w:val="bullet"/>
+      <w:lvlText w:val=""/>
+      <w:lvlJc w:val="left"/>
+      <w:pPr>
+        <w:tabs>
+          <w:tab w:val="num" w:pos="4320"/>
+        </w:tabs>
+        <w:ind w:left="4320" w:hanging="360"/>
+      </w:pPr>
+      <w:rPr>
+        <w:rFonts w:ascii="Symbol" w:hAnsi="Symbol" w:hint="default"/>
+        <w:sz w:val="20"/>
+      </w:rPr>
+    </w:lvl>
+    <w:lvl w:ilvl="6" w:tentative="1">
+      <w:start w:val="1"/>
+      <w:numFmt w:val="bullet"/>
+      <w:lvlText w:val=""/>
+      <w:lvlJc w:val="left"/>
+      <w:pPr>
+        <w:tabs>
+          <w:tab w:val="num" w:pos="5040"/>
+        </w:tabs>
+        <w:ind w:left="5040" w:hanging="360"/>
+      </w:pPr>
+      <w:rPr>
+        <w:rFonts w:ascii="Symbol" w:hAnsi="Symbol" w:hint="default"/>
+        <w:sz w:val="20"/>
+      </w:rPr>
+    </w:lvl>
+    <w:lvl w:ilvl="7" w:tentative="1">
+      <w:start w:val="1"/>
+      <w:numFmt w:val="bullet"/>
+      <w:lvlText w:val=""/>
+      <w:lvlJc w:val="left"/>
+      <w:pPr>
+        <w:tabs>
+          <w:tab w:val="num" w:pos="5760"/>
+        </w:tabs>
+        <w:ind w:left="5760" w:hanging="360"/>
+      </w:pPr>
+      <w:rPr>
+        <w:rFonts w:ascii="Symbol" w:hAnsi="Symbol" w:hint="default"/>
+        <w:sz w:val="20"/>
+      </w:rPr>
+    </w:lvl>
+    <w:lvl w:ilvl="8" w:tentative="1">
+      <w:start w:val="1"/>
+      <w:numFmt w:val="bullet"/>
+      <w:lvlText w:val=""/>
+      <w:lvlJc w:val="left"/>
+      <w:pPr>
+        <w:tabs>
+          <w:tab w:val="num" w:pos="6480"/>
+        </w:tabs>
+        <w:ind w:left="6480" w:hanging="360"/>
+      </w:pPr>
+      <w:rPr>
+        <w:rFonts w:ascii="Symbol" w:hAnsi="Symbol" w:hint="default"/>
+        <w:sz w:val="20"/>
+      </w:rPr>
+    </w:lvl>
+  </w:abstractNum>
+  <w:abstractNum w:abstractNumId="18" w15:restartNumberingAfterBreak="0">
+    <w:nsid w:val="5BDC512D"/>
+    <w:multiLevelType w:val="multilevel"/>
+    <w:tmpl w:val="FEF0D2A0"/>
+    <w:lvl w:ilvl="0">
+      <w:start w:val="1"/>
+      <w:numFmt w:val="bullet"/>
+      <w:lvlText w:val=""/>
+      <w:lvlJc w:val="left"/>
+      <w:pPr>
+        <w:tabs>
+          <w:tab w:val="num" w:pos="720"/>
+        </w:tabs>
+        <w:ind w:left="720" w:hanging="360"/>
+      </w:pPr>
+      <w:rPr>
+        <w:rFonts w:ascii="Symbol" w:hAnsi="Symbol" w:hint="default"/>
+        <w:sz w:val="20"/>
+      </w:rPr>
+    </w:lvl>
+    <w:lvl w:ilvl="1" w:tentative="1">
+      <w:start w:val="1"/>
+      <w:numFmt w:val="bullet"/>
+      <w:lvlText w:val=""/>
+      <w:lvlJc w:val="left"/>
+      <w:pPr>
+        <w:tabs>
+          <w:tab w:val="num" w:pos="1440"/>
+        </w:tabs>
+        <w:ind w:left="1440" w:hanging="360"/>
+      </w:pPr>
+      <w:rPr>
+        <w:rFonts w:ascii="Symbol" w:hAnsi="Symbol" w:hint="default"/>
+        <w:sz w:val="20"/>
+      </w:rPr>
+    </w:lvl>
+    <w:lvl w:ilvl="2" w:tentative="1">
+      <w:start w:val="1"/>
+      <w:numFmt w:val="bullet"/>
+      <w:lvlText w:val=""/>
+      <w:lvlJc w:val="left"/>
+      <w:pPr>
+        <w:tabs>
+          <w:tab w:val="num" w:pos="2160"/>
+        </w:tabs>
+        <w:ind w:left="2160" w:hanging="360"/>
+      </w:pPr>
+      <w:rPr>
+        <w:rFonts w:ascii="Symbol" w:hAnsi="Symbol" w:hint="default"/>
+        <w:sz w:val="20"/>
+      </w:rPr>
+    </w:lvl>
+    <w:lvl w:ilvl="3" w:tentative="1">
+      <w:start w:val="1"/>
+      <w:numFmt w:val="bullet"/>
+      <w:lvlText w:val=""/>
+      <w:lvlJc w:val="left"/>
+      <w:pPr>
+        <w:tabs>
+          <w:tab w:val="num" w:pos="2880"/>
+        </w:tabs>
+        <w:ind w:left="2880" w:hanging="360"/>
+      </w:pPr>
+      <w:rPr>
+        <w:rFonts w:ascii="Symbol" w:hAnsi="Symbol" w:hint="default"/>
+        <w:sz w:val="20"/>
+      </w:rPr>
+    </w:lvl>
+    <w:lvl w:ilvl="4" w:tentative="1">
+      <w:start w:val="1"/>
+      <w:numFmt w:val="bullet"/>
+      <w:lvlText w:val=""/>
+      <w:lvlJc w:val="left"/>
+      <w:pPr>
+        <w:tabs>
+          <w:tab w:val="num" w:pos="3600"/>
+        </w:tabs>
+        <w:ind w:left="3600" w:hanging="360"/>
+      </w:pPr>
+      <w:rPr>
+        <w:rFonts w:ascii="Symbol" w:hAnsi="Symbol" w:hint="default"/>
+        <w:sz w:val="20"/>
+      </w:rPr>
+    </w:lvl>
+    <w:lvl w:ilvl="5" w:tentative="1">
+      <w:start w:val="1"/>
+      <w:numFmt w:val="bullet"/>
+      <w:lvlText w:val=""/>
+      <w:lvlJc w:val="left"/>
+      <w:pPr>
+        <w:tabs>
+          <w:tab w:val="num" w:pos="4320"/>
+        </w:tabs>
+        <w:ind w:left="4320" w:hanging="360"/>
+      </w:pPr>
+      <w:rPr>
+        <w:rFonts w:ascii="Symbol" w:hAnsi="Symbol" w:hint="default"/>
+        <w:sz w:val="20"/>
+      </w:rPr>
+    </w:lvl>
+    <w:lvl w:ilvl="6" w:tentative="1">
+      <w:start w:val="1"/>
+      <w:numFmt w:val="bullet"/>
+      <w:lvlText w:val=""/>
+      <w:lvlJc w:val="left"/>
+      <w:pPr>
+        <w:tabs>
+          <w:tab w:val="num" w:pos="5040"/>
+        </w:tabs>
+        <w:ind w:left="5040" w:hanging="360"/>
+      </w:pPr>
+      <w:rPr>
+        <w:rFonts w:ascii="Symbol" w:hAnsi="Symbol" w:hint="default"/>
+        <w:sz w:val="20"/>
+      </w:rPr>
+    </w:lvl>
+    <w:lvl w:ilvl="7" w:tentative="1">
+      <w:start w:val="1"/>
+      <w:numFmt w:val="bullet"/>
+      <w:lvlText w:val=""/>
+      <w:lvlJc w:val="left"/>
+      <w:pPr>
+        <w:tabs>
+          <w:tab w:val="num" w:pos="5760"/>
+        </w:tabs>
+        <w:ind w:left="5760" w:hanging="360"/>
+      </w:pPr>
+      <w:rPr>
+        <w:rFonts w:ascii="Symbol" w:hAnsi="Symbol" w:hint="default"/>
+        <w:sz w:val="20"/>
+      </w:rPr>
+    </w:lvl>
+    <w:lvl w:ilvl="8" w:tentative="1">
+      <w:start w:val="1"/>
+      <w:numFmt w:val="bullet"/>
+      <w:lvlText w:val=""/>
+      <w:lvlJc w:val="left"/>
+      <w:pPr>
+        <w:tabs>
+          <w:tab w:val="num" w:pos="6480"/>
+        </w:tabs>
+        <w:ind w:left="6480" w:hanging="360"/>
+      </w:pPr>
+      <w:rPr>
+        <w:rFonts w:ascii="Symbol" w:hAnsi="Symbol" w:hint="default"/>
+        <w:sz w:val="20"/>
+      </w:rPr>
+    </w:lvl>
+  </w:abstractNum>
+  <w:abstractNum w:abstractNumId="19" w15:restartNumberingAfterBreak="0">
+    <w:nsid w:val="5F8D72F4"/>
+    <w:multiLevelType w:val="multilevel"/>
+    <w:tmpl w:val="827690F4"/>
+    <w:lvl w:ilvl="0">
+      <w:start w:val="1"/>
+      <w:numFmt w:val="bullet"/>
+      <w:lvlText w:val=""/>
+      <w:lvlJc w:val="left"/>
+      <w:pPr>
+        <w:tabs>
+          <w:tab w:val="num" w:pos="720"/>
+        </w:tabs>
+        <w:ind w:left="720" w:hanging="360"/>
+      </w:pPr>
+      <w:rPr>
+        <w:rFonts w:ascii="Symbol" w:hAnsi="Symbol" w:hint="default"/>
+        <w:sz w:val="20"/>
+      </w:rPr>
+    </w:lvl>
+    <w:lvl w:ilvl="1" w:tentative="1">
+      <w:start w:val="1"/>
+      <w:numFmt w:val="bullet"/>
+      <w:lvlText w:val=""/>
+      <w:lvlJc w:val="left"/>
+      <w:pPr>
+        <w:tabs>
+          <w:tab w:val="num" w:pos="1440"/>
+        </w:tabs>
+        <w:ind w:left="1440" w:hanging="360"/>
+      </w:pPr>
+      <w:rPr>
+        <w:rFonts w:ascii="Symbol" w:hAnsi="Symbol" w:hint="default"/>
+        <w:sz w:val="20"/>
+      </w:rPr>
+    </w:lvl>
+    <w:lvl w:ilvl="2" w:tentative="1">
+      <w:start w:val="1"/>
+      <w:numFmt w:val="bullet"/>
+      <w:lvlText w:val=""/>
+      <w:lvlJc w:val="left"/>
+      <w:pPr>
+        <w:tabs>
+          <w:tab w:val="num" w:pos="2160"/>
+        </w:tabs>
+        <w:ind w:left="2160" w:hanging="360"/>
+      </w:pPr>
+      <w:rPr>
+        <w:rFonts w:ascii="Symbol" w:hAnsi="Symbol" w:hint="default"/>
+        <w:sz w:val="20"/>
+      </w:rPr>
+    </w:lvl>
+    <w:lvl w:ilvl="3" w:tentative="1">
+      <w:start w:val="1"/>
+      <w:numFmt w:val="bullet"/>
+      <w:lvlText w:val=""/>
+      <w:lvlJc w:val="left"/>
+      <w:pPr>
+        <w:tabs>
+          <w:tab w:val="num" w:pos="2880"/>
+        </w:tabs>
+        <w:ind w:left="2880" w:hanging="360"/>
+      </w:pPr>
+      <w:rPr>
+        <w:rFonts w:ascii="Symbol" w:hAnsi="Symbol" w:hint="default"/>
+        <w:sz w:val="20"/>
+      </w:rPr>
+    </w:lvl>
+    <w:lvl w:ilvl="4" w:tentative="1">
+      <w:start w:val="1"/>
+      <w:numFmt w:val="bullet"/>
+      <w:lvlText w:val=""/>
+      <w:lvlJc w:val="left"/>
+      <w:pPr>
+        <w:tabs>
+          <w:tab w:val="num" w:pos="3600"/>
+        </w:tabs>
+        <w:ind w:left="3600" w:hanging="360"/>
+      </w:pPr>
+      <w:rPr>
+        <w:rFonts w:ascii="Symbol" w:hAnsi="Symbol" w:hint="default"/>
+        <w:sz w:val="20"/>
+      </w:rPr>
+    </w:lvl>
+    <w:lvl w:ilvl="5" w:tentative="1">
+      <w:start w:val="1"/>
+      <w:numFmt w:val="bullet"/>
+      <w:lvlText w:val=""/>
+      <w:lvlJc w:val="left"/>
+      <w:pPr>
+        <w:tabs>
+          <w:tab w:val="num" w:pos="4320"/>
+        </w:tabs>
+        <w:ind w:left="4320" w:hanging="360"/>
+      </w:pPr>
+      <w:rPr>
+        <w:rFonts w:ascii="Symbol" w:hAnsi="Symbol" w:hint="default"/>
+        <w:sz w:val="20"/>
+      </w:rPr>
+    </w:lvl>
+    <w:lvl w:ilvl="6" w:tentative="1">
+      <w:start w:val="1"/>
+      <w:numFmt w:val="bullet"/>
+      <w:lvlText w:val=""/>
+      <w:lvlJc w:val="left"/>
+      <w:pPr>
+        <w:tabs>
+          <w:tab w:val="num" w:pos="5040"/>
+        </w:tabs>
+        <w:ind w:left="5040" w:hanging="360"/>
+      </w:pPr>
+      <w:rPr>
+        <w:rFonts w:ascii="Symbol" w:hAnsi="Symbol" w:hint="default"/>
+        <w:sz w:val="20"/>
+      </w:rPr>
+    </w:lvl>
+    <w:lvl w:ilvl="7" w:tentative="1">
+      <w:start w:val="1"/>
+      <w:numFmt w:val="bullet"/>
+      <w:lvlText w:val=""/>
+      <w:lvlJc w:val="left"/>
+      <w:pPr>
+        <w:tabs>
+          <w:tab w:val="num" w:pos="5760"/>
+        </w:tabs>
+        <w:ind w:left="5760" w:hanging="360"/>
+      </w:pPr>
+      <w:rPr>
+        <w:rFonts w:ascii="Symbol" w:hAnsi="Symbol" w:hint="default"/>
+        <w:sz w:val="20"/>
+      </w:rPr>
+    </w:lvl>
+    <w:lvl w:ilvl="8" w:tentative="1">
+      <w:start w:val="1"/>
+      <w:numFmt w:val="bullet"/>
+      <w:lvlText w:val=""/>
+      <w:lvlJc w:val="left"/>
+      <w:pPr>
+        <w:tabs>
+          <w:tab w:val="num" w:pos="6480"/>
+        </w:tabs>
+        <w:ind w:left="6480" w:hanging="360"/>
+      </w:pPr>
+      <w:rPr>
+        <w:rFonts w:ascii="Symbol" w:hAnsi="Symbol" w:hint="default"/>
+        <w:sz w:val="20"/>
+      </w:rPr>
+    </w:lvl>
+  </w:abstractNum>
+  <w:abstractNum w:abstractNumId="20" w15:restartNumberingAfterBreak="0">
+    <w:nsid w:val="698D02DD"/>
+    <w:multiLevelType w:val="multilevel"/>
+    <w:tmpl w:val="2764AFC2"/>
+    <w:lvl w:ilvl="0">
+      <w:start w:val="1"/>
+      <w:numFmt w:val="bullet"/>
+      <w:lvlText w:val=""/>
+      <w:lvlJc w:val="left"/>
+      <w:pPr>
+        <w:tabs>
+          <w:tab w:val="num" w:pos="720"/>
+        </w:tabs>
+        <w:ind w:left="720" w:hanging="360"/>
+      </w:pPr>
+      <w:rPr>
+        <w:rFonts w:ascii="Symbol" w:hAnsi="Symbol" w:hint="default"/>
+        <w:sz w:val="20"/>
+      </w:rPr>
+    </w:lvl>
+    <w:lvl w:ilvl="1" w:tentative="1">
+      <w:start w:val="1"/>
+      <w:numFmt w:val="bullet"/>
+      <w:lvlText w:val=""/>
+      <w:lvlJc w:val="left"/>
+      <w:pPr>
+        <w:tabs>
+          <w:tab w:val="num" w:pos="1440"/>
+        </w:tabs>
+        <w:ind w:left="1440" w:hanging="360"/>
+      </w:pPr>
+      <w:rPr>
+        <w:rFonts w:ascii="Symbol" w:hAnsi="Symbol" w:hint="default"/>
+        <w:sz w:val="20"/>
+      </w:rPr>
+    </w:lvl>
+    <w:lvl w:ilvl="2" w:tentative="1">
+      <w:start w:val="1"/>
+      <w:numFmt w:val="bullet"/>
+      <w:lvlText w:val=""/>
+      <w:lvlJc w:val="left"/>
+      <w:pPr>
+        <w:tabs>
+          <w:tab w:val="num" w:pos="2160"/>
+        </w:tabs>
+        <w:ind w:left="2160" w:hanging="360"/>
+      </w:pPr>
+      <w:rPr>
+        <w:rFonts w:ascii="Symbol" w:hAnsi="Symbol" w:hint="default"/>
+        <w:sz w:val="20"/>
+      </w:rPr>
+    </w:lvl>
+    <w:lvl w:ilvl="3" w:tentative="1">
+      <w:start w:val="1"/>
+      <w:numFmt w:val="bullet"/>
+      <w:lvlText w:val=""/>
+      <w:lvlJc w:val="left"/>
+      <w:pPr>
+        <w:tabs>
+          <w:tab w:val="num" w:pos="2880"/>
+        </w:tabs>
+        <w:ind w:left="2880" w:hanging="360"/>
+      </w:pPr>
+      <w:rPr>
+        <w:rFonts w:ascii="Symbol" w:hAnsi="Symbol" w:hint="default"/>
+        <w:sz w:val="20"/>
+      </w:rPr>
+    </w:lvl>
+    <w:lvl w:ilvl="4" w:tentative="1">
+      <w:start w:val="1"/>
+      <w:numFmt w:val="bullet"/>
+      <w:lvlText w:val=""/>
+      <w:lvlJc w:val="left"/>
+      <w:pPr>
+        <w:tabs>
+          <w:tab w:val="num" w:pos="3600"/>
+        </w:tabs>
+        <w:ind w:left="3600" w:hanging="360"/>
+      </w:pPr>
+      <w:rPr>
+        <w:rFonts w:ascii="Symbol" w:hAnsi="Symbol" w:hint="default"/>
+        <w:sz w:val="20"/>
+      </w:rPr>
+    </w:lvl>
+    <w:lvl w:ilvl="5" w:tentative="1">
+      <w:start w:val="1"/>
+      <w:numFmt w:val="bullet"/>
+      <w:lvlText w:val=""/>
+      <w:lvlJc w:val="left"/>
+      <w:pPr>
+        <w:tabs>
+          <w:tab w:val="num" w:pos="4320"/>
+        </w:tabs>
+        <w:ind w:left="4320" w:hanging="360"/>
+      </w:pPr>
+      <w:rPr>
+        <w:rFonts w:ascii="Symbol" w:hAnsi="Symbol" w:hint="default"/>
+        <w:sz w:val="20"/>
+      </w:rPr>
+    </w:lvl>
+    <w:lvl w:ilvl="6" w:tentative="1">
+      <w:start w:val="1"/>
+      <w:numFmt w:val="bullet"/>
+      <w:lvlText w:val=""/>
+      <w:lvlJc w:val="left"/>
+      <w:pPr>
+        <w:tabs>
+          <w:tab w:val="num" w:pos="5040"/>
+        </w:tabs>
+        <w:ind w:left="5040" w:hanging="360"/>
+      </w:pPr>
+      <w:rPr>
+        <w:rFonts w:ascii="Symbol" w:hAnsi="Symbol" w:hint="default"/>
+        <w:sz w:val="20"/>
+      </w:rPr>
+    </w:lvl>
+    <w:lvl w:ilvl="7" w:tentative="1">
+      <w:start w:val="1"/>
+      <w:numFmt w:val="bullet"/>
+      <w:lvlText w:val=""/>
+      <w:lvlJc w:val="left"/>
+      <w:pPr>
+        <w:tabs>
+          <w:tab w:val="num" w:pos="5760"/>
+        </w:tabs>
+        <w:ind w:left="5760" w:hanging="360"/>
+      </w:pPr>
+      <w:rPr>
+        <w:rFonts w:ascii="Symbol" w:hAnsi="Symbol" w:hint="default"/>
+        <w:sz w:val="20"/>
+      </w:rPr>
+    </w:lvl>
+    <w:lvl w:ilvl="8" w:tentative="1">
+      <w:start w:val="1"/>
+      <w:numFmt w:val="bullet"/>
+      <w:lvlText w:val=""/>
+      <w:lvlJc w:val="left"/>
+      <w:pPr>
+        <w:tabs>
+          <w:tab w:val="num" w:pos="6480"/>
+        </w:tabs>
+        <w:ind w:left="6480" w:hanging="360"/>
+      </w:pPr>
+      <w:rPr>
+        <w:rFonts w:ascii="Symbol" w:hAnsi="Symbol" w:hint="default"/>
+        <w:sz w:val="20"/>
+      </w:rPr>
+    </w:lvl>
+  </w:abstractNum>
+  <w:abstractNum w:abstractNumId="21" w15:restartNumberingAfterBreak="0">
+    <w:nsid w:val="70140D6B"/>
+    <w:multiLevelType w:val="multilevel"/>
+    <w:tmpl w:val="F5D0D50E"/>
+    <w:lvl w:ilvl="0">
+      <w:start w:val="1"/>
+      <w:numFmt w:val="bullet"/>
+      <w:lvlText w:val=""/>
+      <w:lvlJc w:val="left"/>
+      <w:pPr>
+        <w:tabs>
+          <w:tab w:val="num" w:pos="720"/>
+        </w:tabs>
+        <w:ind w:left="720" w:hanging="360"/>
+      </w:pPr>
+      <w:rPr>
+        <w:rFonts w:ascii="Symbol" w:hAnsi="Symbol" w:hint="default"/>
+        <w:sz w:val="20"/>
+      </w:rPr>
+    </w:lvl>
+    <w:lvl w:ilvl="1" w:tentative="1">
+      <w:start w:val="1"/>
+      <w:numFmt w:val="bullet"/>
+      <w:lvlText w:val=""/>
+      <w:lvlJc w:val="left"/>
+      <w:pPr>
+        <w:tabs>
+          <w:tab w:val="num" w:pos="1440"/>
+        </w:tabs>
+        <w:ind w:left="1440" w:hanging="360"/>
+      </w:pPr>
+      <w:rPr>
+        <w:rFonts w:ascii="Symbol" w:hAnsi="Symbol" w:hint="default"/>
+        <w:sz w:val="20"/>
+      </w:rPr>
+    </w:lvl>
+    <w:lvl w:ilvl="2" w:tentative="1">
+      <w:start w:val="1"/>
+      <w:numFmt w:val="bullet"/>
+      <w:lvlText w:val=""/>
+      <w:lvlJc w:val="left"/>
+      <w:pPr>
+        <w:tabs>
+          <w:tab w:val="num" w:pos="2160"/>
+        </w:tabs>
+        <w:ind w:left="2160" w:hanging="360"/>
+      </w:pPr>
+      <w:rPr>
+        <w:rFonts w:ascii="Symbol" w:hAnsi="Symbol" w:hint="default"/>
+        <w:sz w:val="20"/>
+      </w:rPr>
+    </w:lvl>
+    <w:lvl w:ilvl="3" w:tentative="1">
+      <w:start w:val="1"/>
+      <w:numFmt w:val="bullet"/>
+      <w:lvlText w:val=""/>
+      <w:lvlJc w:val="left"/>
+      <w:pPr>
+        <w:tabs>
+          <w:tab w:val="num" w:pos="2880"/>
+        </w:tabs>
+        <w:ind w:left="2880" w:hanging="360"/>
+      </w:pPr>
+      <w:rPr>
+        <w:rFonts w:ascii="Symbol" w:hAnsi="Symbol" w:hint="default"/>
+        <w:sz w:val="20"/>
+      </w:rPr>
+    </w:lvl>
+    <w:lvl w:ilvl="4" w:tentative="1">
+      <w:start w:val="1"/>
+      <w:numFmt w:val="bullet"/>
+      <w:lvlText w:val=""/>
+      <w:lvlJc w:val="left"/>
+      <w:pPr>
+        <w:tabs>
+          <w:tab w:val="num" w:pos="3600"/>
+        </w:tabs>
+        <w:ind w:left="3600" w:hanging="360"/>
+      </w:pPr>
+      <w:rPr>
+        <w:rFonts w:ascii="Symbol" w:hAnsi="Symbol" w:hint="default"/>
+        <w:sz w:val="20"/>
+      </w:rPr>
+    </w:lvl>
+    <w:lvl w:ilvl="5" w:tentative="1">
+      <w:start w:val="1"/>
+      <w:numFmt w:val="bullet"/>
+      <w:lvlText w:val=""/>
+      <w:lvlJc w:val="left"/>
+      <w:pPr>
+        <w:tabs>
+          <w:tab w:val="num" w:pos="4320"/>
+        </w:tabs>
+        <w:ind w:left="4320" w:hanging="360"/>
+      </w:pPr>
+      <w:rPr>
+        <w:rFonts w:ascii="Symbol" w:hAnsi="Symbol" w:hint="default"/>
+        <w:sz w:val="20"/>
+      </w:rPr>
+    </w:lvl>
+    <w:lvl w:ilvl="6" w:tentative="1">
+      <w:start w:val="1"/>
+      <w:numFmt w:val="bullet"/>
+      <w:lvlText w:val=""/>
+      <w:lvlJc w:val="left"/>
+      <w:pPr>
+        <w:tabs>
+          <w:tab w:val="num" w:pos="5040"/>
+        </w:tabs>
+        <w:ind w:left="5040" w:hanging="360"/>
+      </w:pPr>
+      <w:rPr>
+        <w:rFonts w:ascii="Symbol" w:hAnsi="Symbol" w:hint="default"/>
+        <w:sz w:val="20"/>
+      </w:rPr>
+    </w:lvl>
+    <w:lvl w:ilvl="7" w:tentative="1">
+      <w:start w:val="1"/>
+      <w:numFmt w:val="bullet"/>
+      <w:lvlText w:val=""/>
+      <w:lvlJc w:val="left"/>
+      <w:pPr>
+        <w:tabs>
+          <w:tab w:val="num" w:pos="5760"/>
+        </w:tabs>
+        <w:ind w:left="5760" w:hanging="360"/>
+      </w:pPr>
+      <w:rPr>
+        <w:rFonts w:ascii="Symbol" w:hAnsi="Symbol" w:hint="default"/>
+        <w:sz w:val="20"/>
+      </w:rPr>
+    </w:lvl>
+    <w:lvl w:ilvl="8" w:tentative="1">
+      <w:start w:val="1"/>
+      <w:numFmt w:val="bullet"/>
+      <w:lvlText w:val=""/>
+      <w:lvlJc w:val="left"/>
+      <w:pPr>
+        <w:tabs>
+          <w:tab w:val="num" w:pos="6480"/>
+        </w:tabs>
+        <w:ind w:left="6480" w:hanging="360"/>
+      </w:pPr>
+      <w:rPr>
+        <w:rFonts w:ascii="Symbol" w:hAnsi="Symbol" w:hint="default"/>
+        <w:sz w:val="20"/>
+      </w:rPr>
+    </w:lvl>
+  </w:abstractNum>
   <w:num w:numId="1" w16cid:durableId="651830743">
     <w:abstractNumId w:val="8"/>
   </w:num>
@@ -3902,6 +5721,45 @@
   </w:num>
   <w:num w:numId="9" w16cid:durableId="2146465429">
     <w:abstractNumId w:val="0"/>
+  </w:num>
+  <w:num w:numId="10" w16cid:durableId="1723822996">
+    <w:abstractNumId w:val="13"/>
+  </w:num>
+  <w:num w:numId="11" w16cid:durableId="2114084972">
+    <w:abstractNumId w:val="12"/>
+  </w:num>
+  <w:num w:numId="12" w16cid:durableId="598147803">
+    <w:abstractNumId w:val="15"/>
+  </w:num>
+  <w:num w:numId="13" w16cid:durableId="331957679">
+    <w:abstractNumId w:val="20"/>
+  </w:num>
+  <w:num w:numId="14" w16cid:durableId="488520276">
+    <w:abstractNumId w:val="21"/>
+  </w:num>
+  <w:num w:numId="15" w16cid:durableId="1568540226">
+    <w:abstractNumId w:val="10"/>
+  </w:num>
+  <w:num w:numId="16" w16cid:durableId="1548878595">
+    <w:abstractNumId w:val="11"/>
+  </w:num>
+  <w:num w:numId="17" w16cid:durableId="1621573085">
+    <w:abstractNumId w:val="18"/>
+  </w:num>
+  <w:num w:numId="18" w16cid:durableId="1143085256">
+    <w:abstractNumId w:val="19"/>
+  </w:num>
+  <w:num w:numId="19" w16cid:durableId="2045329967">
+    <w:abstractNumId w:val="9"/>
+  </w:num>
+  <w:num w:numId="20" w16cid:durableId="1472093850">
+    <w:abstractNumId w:val="14"/>
+  </w:num>
+  <w:num w:numId="21" w16cid:durableId="1316299389">
+    <w:abstractNumId w:val="16"/>
+  </w:num>
+  <w:num w:numId="22" w16cid:durableId="1200389384">
+    <w:abstractNumId w:val="17"/>
   </w:num>
 </w:numbering>
 </file>
@@ -15394,6 +17252,125 @@
       <w:lang w:val="en-AU"/>
     </w:rPr>
   </w:style>
+  <w:style w:type="character" w:styleId="Hyperlink">
+    <w:name w:val="Hyperlink"/>
+    <w:basedOn w:val="DefaultParagraphFont"/>
+    <w:uiPriority w:val="99"/>
+    <w:unhideWhenUsed/>
+    <w:rsid w:val="00720BAD"/>
+    <w:rPr>
+      <w:color w:val="0000FF" w:themeColor="hyperlink"/>
+      <w:u w:val="single"/>
+    </w:rPr>
+  </w:style>
+  <w:style w:type="character" w:styleId="UnresolvedMention">
+    <w:name w:val="Unresolved Mention"/>
+    <w:basedOn w:val="DefaultParagraphFont"/>
+    <w:uiPriority w:val="99"/>
+    <w:semiHidden/>
+    <w:unhideWhenUsed/>
+    <w:rsid w:val="00720BAD"/>
+    <w:rPr>
+      <w:color w:val="605E5C"/>
+      <w:shd w:val="clear" w:color="auto" w:fill="E1DFDD"/>
+    </w:rPr>
+  </w:style>
+  <w:style w:type="paragraph" w:styleId="NormalWeb">
+    <w:name w:val="Normal (Web)"/>
+    <w:basedOn w:val="Normal"/>
+    <w:uiPriority w:val="99"/>
+    <w:semiHidden/>
+    <w:unhideWhenUsed/>
+    <w:rsid w:val="00856334"/>
+    <w:pPr>
+      <w:spacing w:before="100" w:beforeAutospacing="1" w:after="100" w:afterAutospacing="1" w:line="240" w:lineRule="auto"/>
+    </w:pPr>
+    <w:rPr>
+      <w:rFonts w:ascii="Times New Roman" w:hAnsi="Times New Roman" w:cs="Times New Roman"/>
+      <w:color w:val="auto"/>
+      <w:kern w:val="2"/>
+      <w:sz w:val="24"/>
+      <w:szCs w:val="24"/>
+      <w:lang w:eastAsia="en-AU"/>
+      <w14:ligatures w14:val="standardContextual"/>
+    </w:rPr>
+  </w:style>
+  <w:style w:type="table" w:styleId="GridTable4-Accent1">
+    <w:name w:val="Grid Table 4 Accent 1"/>
+    <w:basedOn w:val="TableNormal"/>
+    <w:uiPriority w:val="49"/>
+    <w:rsid w:val="00856334"/>
+    <w:pPr>
+      <w:spacing w:after="0" w:line="240" w:lineRule="auto"/>
+    </w:pPr>
+    <w:tblPr>
+      <w:tblStyleRowBandSize w:val="1"/>
+      <w:tblStyleColBandSize w:val="1"/>
+      <w:tblBorders>
+        <w:top w:val="single" w:sz="4" w:space="0" w:color="95B3D7" w:themeColor="accent1" w:themeTint="99"/>
+        <w:left w:val="single" w:sz="4" w:space="0" w:color="95B3D7" w:themeColor="accent1" w:themeTint="99"/>
+        <w:bottom w:val="single" w:sz="4" w:space="0" w:color="95B3D7" w:themeColor="accent1" w:themeTint="99"/>
+        <w:right w:val="single" w:sz="4" w:space="0" w:color="95B3D7" w:themeColor="accent1" w:themeTint="99"/>
+        <w:insideH w:val="single" w:sz="4" w:space="0" w:color="95B3D7" w:themeColor="accent1" w:themeTint="99"/>
+        <w:insideV w:val="single" w:sz="4" w:space="0" w:color="95B3D7" w:themeColor="accent1" w:themeTint="99"/>
+      </w:tblBorders>
+    </w:tblPr>
+    <w:tblStylePr w:type="firstRow">
+      <w:rPr>
+        <w:b/>
+        <w:bCs/>
+        <w:color w:val="FFFFFF" w:themeColor="background1"/>
+      </w:rPr>
+      <w:tblPr/>
+      <w:tcPr>
+        <w:tcBorders>
+          <w:top w:val="single" w:sz="4" w:space="0" w:color="4F81BD" w:themeColor="accent1"/>
+          <w:left w:val="single" w:sz="4" w:space="0" w:color="4F81BD" w:themeColor="accent1"/>
+          <w:bottom w:val="single" w:sz="4" w:space="0" w:color="4F81BD" w:themeColor="accent1"/>
+          <w:right w:val="single" w:sz="4" w:space="0" w:color="4F81BD" w:themeColor="accent1"/>
+          <w:insideH w:val="nil"/>
+          <w:insideV w:val="nil"/>
+        </w:tcBorders>
+        <w:shd w:val="clear" w:color="auto" w:fill="4F81BD" w:themeFill="accent1"/>
+      </w:tcPr>
+    </w:tblStylePr>
+    <w:tblStylePr w:type="lastRow">
+      <w:rPr>
+        <w:b/>
+        <w:bCs/>
+      </w:rPr>
+      <w:tblPr/>
+      <w:tcPr>
+        <w:tcBorders>
+          <w:top w:val="double" w:sz="4" w:space="0" w:color="4F81BD" w:themeColor="accent1"/>
+        </w:tcBorders>
+      </w:tcPr>
+    </w:tblStylePr>
+    <w:tblStylePr w:type="firstCol">
+      <w:rPr>
+        <w:b/>
+        <w:bCs/>
+      </w:rPr>
+    </w:tblStylePr>
+    <w:tblStylePr w:type="lastCol">
+      <w:rPr>
+        <w:b/>
+        <w:bCs/>
+      </w:rPr>
+    </w:tblStylePr>
+    <w:tblStylePr w:type="band1Vert">
+      <w:tblPr/>
+      <w:tcPr>
+        <w:shd w:val="clear" w:color="auto" w:fill="DBE5F1" w:themeFill="accent1" w:themeFillTint="33"/>
+      </w:tcPr>
+    </w:tblStylePr>
+    <w:tblStylePr w:type="band1Horz">
+      <w:tblPr/>
+      <w:tcPr>
+        <w:shd w:val="clear" w:color="auto" w:fill="DBE5F1" w:themeFill="accent1" w:themeFillTint="33"/>
+      </w:tcPr>
+    </w:tblStylePr>
+  </w:style>
 </w:styles>
 </file>
 

--- a/Project_SomethingAwesome/Project/Project_Report_Tidied.docx
+++ b/Project_SomethingAwesome/Project/Project_Report_Tidied.docx
@@ -507,13 +507,16 @@
         <w:t xml:space="preserve">Order of the Old Crows resources and </w:t>
       </w:r>
       <w:r>
-        <w:t>related</w:t>
-      </w:r>
-      <w:r>
-        <w:t xml:space="preserve"> textbook </w:t>
-      </w:r>
-      <w:r>
-        <w:t>material helped identify recurring receiver-side concerns, including denial of service, spoofing, replay, localisation, traffic analysis, and weak trust boundaries between decoded signal fields and downstream software. These ideas were then adapted into civilian, synthetic scenarios so that Signal Forge can teach the security reasoning without reproducing real systems or encouraging live interference.</w:t>
+        <w:t>David L. Adamy’s EW 101, EW 102, and EW 103 textbooks</w:t>
+      </w:r>
+      <w:r>
+        <w:t xml:space="preserve"> helped identify recurring receiver-side concerns, including denial of service, spoofing, replay, localisation, traffic analysis, and weak trust boundaries between decoded signal fields and downstream software</w:t>
+      </w:r>
+      <w:r>
+        <w:t xml:space="preserve"> [6], [7], [8].</w:t>
+      </w:r>
+      <w:r>
+        <w:t xml:space="preserve"> These ideas were then adapted into civilian, synthetic scenarios so that Signal Forge can teach the security reasoning without reproducing real systems or encouraging live interference.</w:t>
       </w:r>
     </w:p>
     <w:p/>
@@ -2357,7 +2360,13 @@
         <w:pStyle w:val="Heading3"/>
       </w:pPr>
       <w:r>
-        <w:t>Task 1: Tunnel Context</w:t>
+        <w:t>Challenge</w:t>
+      </w:r>
+      <w:r>
+        <w:t xml:space="preserve"> 1: Tunnel Context</w:t>
+      </w:r>
+      <w:r>
+        <w:t xml:space="preserve"> (Beginner)</w:t>
       </w:r>
     </w:p>
     <w:p>
@@ -2383,7 +2392,19 @@
         <w:t xml:space="preserve">and then </w:t>
       </w:r>
       <w:r>
-        <w:t>go through a basic.</w:t>
+        <w:t>go through a basic</w:t>
+      </w:r>
+      <w:r>
+        <w:t xml:space="preserve"> jamming scenario for users to have a hands on experience of the threat model</w:t>
+      </w:r>
+      <w:r>
+        <w:t>.</w:t>
+      </w:r>
+      <w:r>
+        <w:t xml:space="preserve"> This allows users from various backgrounds to identify that more security enhancements are required on top off a </w:t>
+      </w:r>
+      <w:r>
+        <w:t xml:space="preserve">general signal. </w:t>
       </w:r>
     </w:p>
     <w:p>
@@ -2391,16 +2412,31 @@
         <w:pStyle w:val="Heading3"/>
       </w:pPr>
       <w:r>
-        <w:t xml:space="preserve">Task 2: </w:t>
+        <w:t xml:space="preserve">Challenge </w:t>
+      </w:r>
+      <w:r>
+        <w:t xml:space="preserve">2: </w:t>
       </w:r>
       <w:r>
         <w:t>Song Meta Data</w:t>
+      </w:r>
+      <w:r>
+        <w:t xml:space="preserve"> </w:t>
+      </w:r>
+      <w:r>
+        <w:t>(Beginner)</w:t>
       </w:r>
     </w:p>
     <w:p>
       <w:pPr>
         <w:spacing w:after="0"/>
       </w:pPr>
+      <w:r>
+        <w:t>This task is very sim</w:t>
+      </w:r>
+      <w:r>
+        <w:t xml:space="preserve">ilar to a </w:t>
+      </w:r>
     </w:p>
     <w:p>
       <w:pPr>
@@ -2680,6 +2716,7 @@
                 <w:b/>
                 <w:sz w:val="18"/>
               </w:rPr>
+              <w:lastRenderedPageBreak/>
               <w:t>Telemetry replay</w:t>
             </w:r>
           </w:p>
@@ -2760,7 +2797,6 @@
                 <w:b/>
                 <w:sz w:val="18"/>
               </w:rPr>
-              <w:lastRenderedPageBreak/>
               <w:t>Business-logic abuse</w:t>
             </w:r>
           </w:p>
@@ -3315,6 +3351,105 @@
           <w:t>GRCon 2025 CTF</w:t>
         </w:r>
       </w:hyperlink>
+    </w:p>
+    <w:p>
+      <w:pPr>
+        <w:ind w:left="360" w:hanging="360"/>
+        <w:rPr>
+          <w:kern w:val="2"/>
+          <w:lang w:eastAsia="en-AU"/>
+          <w14:ligatures w14:val="standardContextual"/>
+        </w:rPr>
+      </w:pPr>
+      <w:r>
+        <w:rPr>
+          <w:sz w:val="20"/>
+          <w:szCs w:val="20"/>
+        </w:rPr>
+        <w:t xml:space="preserve">[6] D. L. Adamy, </w:t>
+      </w:r>
+      <w:r>
+        <w:rPr>
+          <w:i/>
+          <w:iCs/>
+          <w:sz w:val="20"/>
+          <w:szCs w:val="20"/>
+        </w:rPr>
+        <w:t>EW 101: A First Course in Electronic Warfare</w:t>
+      </w:r>
+      <w:r>
+        <w:rPr>
+          <w:sz w:val="20"/>
+          <w:szCs w:val="20"/>
+        </w:rPr>
+        <w:t>. Norwood, MA: Artech House, 2001.</w:t>
+      </w:r>
+    </w:p>
+    <w:p>
+      <w:pPr>
+        <w:ind w:left="360" w:hanging="360"/>
+        <w:rPr>
+          <w:kern w:val="2"/>
+          <w:lang w:eastAsia="en-AU"/>
+          <w14:ligatures w14:val="standardContextual"/>
+        </w:rPr>
+      </w:pPr>
+      <w:r>
+        <w:rPr>
+          <w:sz w:val="20"/>
+          <w:szCs w:val="20"/>
+        </w:rPr>
+        <w:t xml:space="preserve">[7] D. L. Adamy, </w:t>
+      </w:r>
+      <w:r>
+        <w:rPr>
+          <w:i/>
+          <w:iCs/>
+          <w:sz w:val="20"/>
+          <w:szCs w:val="20"/>
+        </w:rPr>
+        <w:t>EW 102: A Second Course in Electronic Warfare</w:t>
+      </w:r>
+      <w:r>
+        <w:rPr>
+          <w:sz w:val="20"/>
+          <w:szCs w:val="20"/>
+        </w:rPr>
+        <w:t>. Norwood, MA: Artech House, 2004.</w:t>
+      </w:r>
+    </w:p>
+    <w:p>
+      <w:pPr>
+        <w:ind w:left="360" w:hanging="360"/>
+        <w:rPr>
+          <w:kern w:val="2"/>
+          <w:lang w:eastAsia="en-AU"/>
+          <w14:ligatures w14:val="standardContextual"/>
+        </w:rPr>
+      </w:pPr>
+      <w:r>
+        <w:rPr>
+          <w:sz w:val="20"/>
+          <w:szCs w:val="20"/>
+        </w:rPr>
+        <w:t xml:space="preserve">[8] D. L. Adamy, </w:t>
+      </w:r>
+      <w:r>
+        <w:rPr>
+          <w:i/>
+          <w:iCs/>
+          <w:sz w:val="20"/>
+          <w:szCs w:val="20"/>
+        </w:rPr>
+        <w:t>EW 103: Tactical Battlefield Communications Electronic Warfare</w:t>
+      </w:r>
+      <w:r>
+        <w:rPr>
+          <w:sz w:val="20"/>
+          <w:szCs w:val="20"/>
+        </w:rPr>
+        <w:t>. Norwood, MA: Artech House, 2008.</w:t>
+      </w:r>
     </w:p>
     <w:p>
       <w:pPr>

--- a/Project_SomethingAwesome/Project/Project_Report_Tidied.docx
+++ b/Project_SomethingAwesome/Project/Project_Report_Tidied.docx
@@ -63,7 +63,25 @@
           <w:color w:val="667085"/>
           <w:sz w:val="21"/>
         </w:rPr>
-        <w:t>20 July 2026</w:t>
+        <w:t>2</w:t>
+      </w:r>
+      <w:r>
+        <w:rPr>
+          <w:rFonts w:eastAsia="Calibri"/>
+          <w:i/>
+          <w:color w:val="667085"/>
+          <w:sz w:val="21"/>
+        </w:rPr>
+        <w:t>7</w:t>
+      </w:r>
+      <w:r>
+        <w:rPr>
+          <w:rFonts w:eastAsia="Calibri"/>
+          <w:i/>
+          <w:color w:val="667085"/>
+          <w:sz w:val="21"/>
+        </w:rPr>
+        <w:t xml:space="preserve"> July 2026</w:t>
       </w:r>
     </w:p>
     <w:p>
@@ -90,39 +108,21 @@
       </w:r>
     </w:p>
     <w:p>
-      <w:pPr>
-        <w:rPr>
-          <w:highlight w:val="green"/>
-        </w:rPr>
-      </w:pPr>
-      <w:r>
-        <w:rPr>
-          <w:highlight w:val="green"/>
-        </w:rPr>
-        <w:t xml:space="preserve">Signal Forge is a browser-based capture-the-flag environment for learning how radio-frequency (RF) signals, embedded systems, and conventional cybersecurity controls interact. The project uses synthetic civilian scenarios rather than live transmission, allowing learners to practice receiver tuning, waveform inspection, packet decoding, controlled interference, protocol analysis, reverse engineering, and defensive comparison in a safe, local environment. The current implementation </w:t>
-      </w:r>
-      <w:r>
-        <w:rPr>
-          <w:highlight w:val="red"/>
-        </w:rPr>
-        <w:t>contains 22 challenges across six contexts and three difficulty levels</w:t>
-      </w:r>
-      <w:r>
-        <w:rPr>
-          <w:highlight w:val="green"/>
-        </w:rPr>
-        <w:t>. A dependency-free Python backend provides session-specific flags, RF command handling, intentionally vulnerable training endpoints, and secure comparison endpoints. The browser interface provides a streaming waterfall</w:t>
-      </w:r>
-      <w:r>
-        <w:rPr>
-          <w:highlight w:val="green"/>
-        </w:rPr>
+      <w:r>
+        <w:t xml:space="preserve">Signal Forge is a browser-based capture-the-flag environment for learning how </w:t>
+      </w:r>
+      <w:proofErr w:type="gramStart"/>
+      <w:r>
+        <w:t>radio-frequency</w:t>
+      </w:r>
+      <w:proofErr w:type="gramEnd"/>
+      <w:r>
+        <w:t xml:space="preserve"> (RF) signals, embedded systems, and conventional cybersecurity controls interact. The project uses synthetic civilian scenarios rather than live transmission, allowing learners to practice receiver tuning, waveform inspection, packet decoding, controlled interference, protocol analysis, reverse engineering, and defensive comparison in a safe, local environment. The current implementation contains 22 challenges across six contexts and three difficulty levels. A dependency-free Python backend provides session-specific flags, RF command handling, intentionally vulnerable training endpoints, and secure comparison endpoints. The browser interface provides a streaming waterfall</w:t>
+      </w:r>
+      <w:r>
         <w:t xml:space="preserve"> plot</w:t>
       </w:r>
       <w:r>
-        <w:rPr>
-          <w:highlight w:val="green"/>
-        </w:rPr>
         <w:t xml:space="preserve">, receiver controls, local-only transmit actions, challenge artefacts, and a scriptable terminal. Task-specific signal profiles and a live Python pipeline generate the data streamed to the interface, while GNU Radio flow graphs provide a higher-fidelity extension path. </w:t>
       </w:r>
     </w:p>
@@ -136,7 +136,6 @@
           <w:b/>
           <w:color w:val="1F4D78"/>
           <w:sz w:val="21"/>
-          <w:highlight w:val="green"/>
         </w:rPr>
         <w:t xml:space="preserve">Scope and ethics: </w:t>
       </w:r>
@@ -144,7 +143,6 @@
         <w:rPr>
           <w:rFonts w:eastAsia="Calibri"/>
           <w:sz w:val="21"/>
-          <w:highlight w:val="green"/>
         </w:rPr>
         <w:t>Signal Forge is designed for authorised, local education. It does not require SDR hardware, does not transmit over the air, and does not target real radio systems, restricted frequencies, or operational infrastructure.</w:t>
       </w:r>
@@ -154,7 +152,6 @@
         <w:pStyle w:val="Heading1"/>
       </w:pPr>
       <w:r>
-        <w:lastRenderedPageBreak/>
         <w:t>1. Introduction</w:t>
       </w:r>
     </w:p>
@@ -167,185 +164,91 @@
       </w:r>
     </w:p>
     <w:p>
-      <w:pPr>
-        <w:rPr>
-          <w:highlight w:val="green"/>
-        </w:rPr>
-      </w:pPr>
-      <w:commentRangeStart w:id="0"/>
-      <w:r>
-        <w:rPr>
-          <w:highlight w:val="green"/>
-        </w:rPr>
+      <w:r>
         <w:t xml:space="preserve">Wireless systems increasingly sit at the boundary between physical communications and conventional software security. RF signals </w:t>
       </w:r>
       <w:r>
-        <w:rPr>
-          <w:highlight w:val="green"/>
-        </w:rPr>
         <w:t>can</w:t>
       </w:r>
       <w:r>
-        <w:rPr>
-          <w:highlight w:val="green"/>
-        </w:rPr>
         <w:t xml:space="preserve"> carry telemetry, control messages, operator notes, identifiers, </w:t>
       </w:r>
       <w:r>
-        <w:rPr>
-          <w:highlight w:val="green"/>
-        </w:rPr>
         <w:t>and</w:t>
       </w:r>
       <w:r>
-        <w:rPr>
-          <w:highlight w:val="green"/>
-        </w:rPr>
-        <w:t xml:space="preserve"> protocol fields that later influence web services, databases, embedded parsers, and user decisions. </w:t>
-      </w:r>
-      <w:r>
-        <w:rPr>
-          <w:highlight w:val="green"/>
-        </w:rPr>
+        <w:t xml:space="preserve"> </w:t>
+      </w:r>
+      <w:r>
+        <w:lastRenderedPageBreak/>
+        <w:t xml:space="preserve">protocol fields that later influence web services, databases, embedded parsers, and user decisions. </w:t>
+      </w:r>
+      <w:r>
         <w:t>Weaknesses</w:t>
       </w:r>
       <w:r>
-        <w:rPr>
-          <w:highlight w:val="green"/>
-        </w:rPr>
         <w:t xml:space="preserve"> in signal </w:t>
       </w:r>
       <w:r>
-        <w:rPr>
-          <w:highlight w:val="green"/>
-        </w:rPr>
         <w:t>capture</w:t>
       </w:r>
       <w:r>
-        <w:rPr>
-          <w:highlight w:val="green"/>
-        </w:rPr>
         <w:t xml:space="preserve">, decoding, trust handling, or backend validation can </w:t>
       </w:r>
       <w:r>
-        <w:rPr>
-          <w:highlight w:val="green"/>
-        </w:rPr>
         <w:t xml:space="preserve">therefore </w:t>
       </w:r>
       <w:r>
-        <w:rPr>
-          <w:highlight w:val="green"/>
-        </w:rPr>
         <w:t xml:space="preserve">become cybersecurity issues rather than purely communications problems. </w:t>
       </w:r>
       <w:r>
-        <w:rPr>
-          <w:highlight w:val="green"/>
-        </w:rPr>
         <w:t>Unlike many software attacks, which can be emulated safely in sandboxed environments, RF experimentation is constrained by strict legal limits on interference and often requires expensive specialist equipment. As a result, hardware-focused learners may have limited opportunities to explore realistic RF threat models and the practical risks they create.</w:t>
       </w:r>
     </w:p>
     <w:p>
-      <w:pPr>
-        <w:rPr>
-          <w:highlight w:val="green"/>
-        </w:rPr>
-      </w:pPr>
-      <w:r>
-        <w:rPr>
-          <w:highlight w:val="green"/>
-        </w:rPr>
+      <w:r>
         <w:t>Historically, this risk was limited by the small number of people with the specialised knowledge needed to target these systems. Recent advances in unmanned and defence-related technologies, however, have increased research, funding, and access to relevant countermeasures. This has broadened the group of people capable of interacting with RF-enabled systems and expanded the potential attack surface.</w:t>
       </w:r>
     </w:p>
     <w:p>
       <w:r>
-        <w:rPr>
-          <w:highlight w:val="green"/>
-        </w:rPr>
         <w:t xml:space="preserve">Despite this overlap, cybersecurity education often treats software exploitation and RF signal analysis as separate disciplines. Hardware-focused learners may not see how decoded fields </w:t>
       </w:r>
       <w:r>
-        <w:rPr>
-          <w:highlight w:val="green"/>
-        </w:rPr>
         <w:t xml:space="preserve">can </w:t>
       </w:r>
       <w:r>
-        <w:rPr>
-          <w:highlight w:val="green"/>
-        </w:rPr>
         <w:t xml:space="preserve">become attacker-controlled inputs, while software-focused learners may </w:t>
       </w:r>
       <w:r>
-        <w:rPr>
-          <w:highlight w:val="green"/>
-        </w:rPr>
         <w:t>miss</w:t>
       </w:r>
       <w:r>
-        <w:rPr>
-          <w:highlight w:val="green"/>
-        </w:rPr>
         <w:t xml:space="preserve"> how physical-layer assumptions affect application-layer security. Signal Forge </w:t>
       </w:r>
       <w:r>
-        <w:rPr>
-          <w:highlight w:val="green"/>
-        </w:rPr>
         <w:t>addresses</w:t>
       </w:r>
       <w:r>
-        <w:rPr>
-          <w:highlight w:val="green"/>
-        </w:rPr>
         <w:t xml:space="preserve"> this gap </w:t>
       </w:r>
       <w:r>
-        <w:rPr>
-          <w:highlight w:val="green"/>
-        </w:rPr>
         <w:t>by providing</w:t>
       </w:r>
       <w:r>
-        <w:rPr>
-          <w:highlight w:val="green"/>
-        </w:rPr>
         <w:t xml:space="preserve"> a safe, synthetic environment </w:t>
       </w:r>
       <w:r>
-        <w:rPr>
-          <w:highlight w:val="green"/>
-        </w:rPr>
         <w:t>where</w:t>
       </w:r>
       <w:r>
-        <w:rPr>
-          <w:highlight w:val="green"/>
-        </w:rPr>
         <w:t xml:space="preserve"> both perspectives </w:t>
       </w:r>
       <w:r>
-        <w:rPr>
-          <w:highlight w:val="green"/>
-        </w:rPr>
         <w:t xml:space="preserve">can be practised </w:t>
       </w:r>
       <w:r>
-        <w:rPr>
-          <w:highlight w:val="green"/>
-        </w:rPr>
         <w:t>together.</w:t>
-      </w:r>
-      <w:commentRangeEnd w:id="0"/>
-      <w:r>
-        <w:rPr>
-          <w:rStyle w:val="CommentReference"/>
-          <w:sz w:val="22"/>
-          <w:szCs w:val="22"/>
-        </w:rPr>
-        <w:commentReference w:id="0"/>
       </w:r>
     </w:p>
     <w:p>
@@ -370,9 +273,6 @@
         </w:rPr>
       </w:pPr>
       <w:r>
-        <w:rPr>
-          <w:highlight w:val="green"/>
-        </w:rPr>
         <w:t>The project problem is to provide realistic contested-spectrum cybersecurity training without requiring specialist SDR hardware, live RF transmission, or interaction with real systems. Signal Forge addresses this by combining RF acquisition, protocol interpretation, familiar cyber weaknesses, and defensive comparison in a local simulation-first CTF workflow.</w:t>
       </w:r>
     </w:p>
@@ -397,51 +297,35 @@
     </w:p>
     <w:p>
       <w:r>
-        <w:rPr>
-          <w:highlight w:val="green"/>
-        </w:rPr>
         <w:t xml:space="preserve">GNU Radio provides reusable signal-processing blocks for software radios and can operate with external RF hardware or in a simulation-like environment [1]. </w:t>
       </w:r>
       <w:r>
-        <w:rPr>
-          <w:highlight w:val="green"/>
-        </w:rPr>
-        <w:t>GNU Radio has previously run CTF competitions where contestants earn points by finding flags hidden in radio signals, including the GRCon CTF</w:t>
-      </w:r>
-      <w:r>
-        <w:rPr>
-          <w:highlight w:val="green"/>
-        </w:rPr>
+        <w:t xml:space="preserve">GNU Radio has previously run CTF competitions where contestants earn points by finding flags hidden in radio signals, including the </w:t>
+      </w:r>
+      <w:proofErr w:type="spellStart"/>
+      <w:r>
+        <w:t>GRCon</w:t>
+      </w:r>
+      <w:proofErr w:type="spellEnd"/>
+      <w:r>
+        <w:t xml:space="preserve"> CTF</w:t>
+      </w:r>
+      <w:r>
         <w:t xml:space="preserve"> </w:t>
       </w:r>
       <w:r>
-        <w:rPr>
-          <w:highlight w:val="green"/>
-        </w:rPr>
         <w:t xml:space="preserve">[5]. However, those competitions focus on deconstructing or processing signals rather than developing a broader RF-to-application threat model in a cybersecurity training environment. </w:t>
       </w:r>
       <w:r>
-        <w:rPr>
-          <w:highlight w:val="green"/>
-        </w:rPr>
         <w:t xml:space="preserve">This makes </w:t>
       </w:r>
       <w:r>
-        <w:rPr>
-          <w:highlight w:val="green"/>
-        </w:rPr>
         <w:t>GNU Radio</w:t>
       </w:r>
       <w:r>
-        <w:rPr>
-          <w:highlight w:val="green"/>
-        </w:rPr>
         <w:t xml:space="preserve"> suitable as an artefact-generation path: signals can be produced and inspected without making live transmission part of the assessed build. </w:t>
       </w:r>
       <w:r>
-        <w:rPr>
-          <w:highlight w:val="green"/>
-        </w:rPr>
         <w:t>Therefore, there are tools that exist out their but not into a threat modelling context.</w:t>
       </w:r>
     </w:p>
@@ -485,7 +369,6 @@
         <w:t xml:space="preserve">reason, the </w:t>
       </w:r>
       <w:r>
-        <w:lastRenderedPageBreak/>
         <w:t>project</w:t>
       </w:r>
       <w:r>
@@ -1166,900 +1049,32 @@
     <w:p/>
     <w:p>
       <w:pPr>
-        <w:pStyle w:val="Heading1"/>
-        <w:rPr>
-          <w:highlight w:val="red"/>
-        </w:rPr>
-      </w:pPr>
-      <w:r>
-        <w:rPr>
-          <w:highlight w:val="red"/>
-        </w:rPr>
-        <w:t>3. Scope and Requirements</w:t>
-      </w:r>
+        <w:spacing w:after="0"/>
+      </w:pPr>
     </w:p>
     <w:p>
       <w:pPr>
-        <w:rPr>
-          <w:highlight w:val="red"/>
-        </w:rPr>
-      </w:pPr>
-      <w:r>
-        <w:rPr>
-          <w:rFonts w:eastAsia="Calibri"/>
-          <w:highlight w:val="red"/>
-        </w:rPr>
-        <w:t>The implementation translates the planning document into the following verifiable requirements and boundaries.</w:t>
-      </w:r>
-    </w:p>
-    <w:tbl>
-      <w:tblPr>
-        <w:tblStyle w:val="TableGrid"/>
-        <w:tblW w:w="9360" w:type="dxa"/>
-        <w:tblInd w:w="120" w:type="dxa"/>
-        <w:tblLayout w:type="fixed"/>
-        <w:tblLook w:val="04A0" w:firstRow="1" w:lastRow="0" w:firstColumn="1" w:lastColumn="0" w:noHBand="0" w:noVBand="1"/>
-      </w:tblPr>
-      <w:tblGrid>
-        <w:gridCol w:w="2300"/>
-        <w:gridCol w:w="5660"/>
-        <w:gridCol w:w="1400"/>
-      </w:tblGrid>
-      <w:tr>
-        <w:trPr>
-          <w:cantSplit/>
-          <w:tblHeader/>
-        </w:trPr>
-        <w:tc>
-          <w:tcPr>
-            <w:tcW w:w="2300" w:type="dxa"/>
-            <w:shd w:val="clear" w:color="auto" w:fill="2E74B5"/>
-            <w:tcMar>
-              <w:top w:w="80" w:type="dxa"/>
-              <w:left w:w="120" w:type="dxa"/>
-              <w:bottom w:w="80" w:type="dxa"/>
-              <w:right w:w="120" w:type="dxa"/>
-            </w:tcMar>
-            <w:vAlign w:val="center"/>
-          </w:tcPr>
-          <w:p>
-            <w:pPr>
-              <w:keepNext/>
-              <w:spacing w:after="0" w:line="240" w:lineRule="auto"/>
-              <w:rPr>
-                <w:highlight w:val="red"/>
-              </w:rPr>
-            </w:pPr>
-            <w:r>
-              <w:rPr>
-                <w:rFonts w:eastAsia="Calibri"/>
-                <w:b/>
-                <w:color w:val="FFFFFF"/>
-                <w:sz w:val="18"/>
-                <w:highlight w:val="red"/>
-              </w:rPr>
-              <w:t>Requirement</w:t>
-            </w:r>
-          </w:p>
-        </w:tc>
-        <w:tc>
-          <w:tcPr>
-            <w:tcW w:w="5660" w:type="dxa"/>
-            <w:shd w:val="clear" w:color="auto" w:fill="2E74B5"/>
-            <w:tcMar>
-              <w:top w:w="80" w:type="dxa"/>
-              <w:left w:w="120" w:type="dxa"/>
-              <w:bottom w:w="80" w:type="dxa"/>
-              <w:right w:w="120" w:type="dxa"/>
-            </w:tcMar>
-            <w:vAlign w:val="center"/>
-          </w:tcPr>
-          <w:p>
-            <w:pPr>
-              <w:keepNext/>
-              <w:spacing w:after="0" w:line="240" w:lineRule="auto"/>
-              <w:rPr>
-                <w:highlight w:val="red"/>
-              </w:rPr>
-            </w:pPr>
-            <w:r>
-              <w:rPr>
-                <w:rFonts w:eastAsia="Calibri"/>
-                <w:b/>
-                <w:color w:val="FFFFFF"/>
-                <w:sz w:val="18"/>
-                <w:highlight w:val="red"/>
-              </w:rPr>
-              <w:t>Current evidence</w:t>
-            </w:r>
-          </w:p>
-        </w:tc>
-        <w:tc>
-          <w:tcPr>
-            <w:tcW w:w="1400" w:type="dxa"/>
-            <w:shd w:val="clear" w:color="auto" w:fill="2E74B5"/>
-            <w:tcMar>
-              <w:top w:w="80" w:type="dxa"/>
-              <w:left w:w="120" w:type="dxa"/>
-              <w:bottom w:w="80" w:type="dxa"/>
-              <w:right w:w="120" w:type="dxa"/>
-            </w:tcMar>
-            <w:vAlign w:val="center"/>
-          </w:tcPr>
-          <w:p>
-            <w:pPr>
-              <w:keepNext/>
-              <w:spacing w:after="0" w:line="240" w:lineRule="auto"/>
-              <w:rPr>
-                <w:highlight w:val="red"/>
-              </w:rPr>
-            </w:pPr>
-            <w:r>
-              <w:rPr>
-                <w:rFonts w:eastAsia="Calibri"/>
-                <w:b/>
-                <w:color w:val="FFFFFF"/>
-                <w:sz w:val="18"/>
-                <w:highlight w:val="red"/>
-              </w:rPr>
-              <w:t>Status</w:t>
-            </w:r>
-          </w:p>
-        </w:tc>
-      </w:tr>
-      <w:tr>
-        <w:trPr>
-          <w:cantSplit/>
-        </w:trPr>
-        <w:tc>
-          <w:tcPr>
-            <w:tcW w:w="2300" w:type="dxa"/>
-            <w:tcMar>
-              <w:top w:w="80" w:type="dxa"/>
-              <w:left w:w="120" w:type="dxa"/>
-              <w:bottom w:w="80" w:type="dxa"/>
-              <w:right w:w="120" w:type="dxa"/>
-            </w:tcMar>
-            <w:vAlign w:val="center"/>
-          </w:tcPr>
-          <w:p>
-            <w:pPr>
-              <w:spacing w:after="0" w:line="240" w:lineRule="auto"/>
-              <w:rPr>
-                <w:highlight w:val="red"/>
-              </w:rPr>
-            </w:pPr>
-            <w:r>
-              <w:rPr>
-                <w:rFonts w:eastAsia="Calibri"/>
-                <w:b/>
-                <w:sz w:val="18"/>
-                <w:highlight w:val="red"/>
-              </w:rPr>
-              <w:t>Hardware-free operation</w:t>
-            </w:r>
-          </w:p>
-        </w:tc>
-        <w:tc>
-          <w:tcPr>
-            <w:tcW w:w="5660" w:type="dxa"/>
-            <w:tcMar>
-              <w:top w:w="80" w:type="dxa"/>
-              <w:left w:w="120" w:type="dxa"/>
-              <w:bottom w:w="80" w:type="dxa"/>
-              <w:right w:w="120" w:type="dxa"/>
-            </w:tcMar>
-            <w:vAlign w:val="center"/>
-          </w:tcPr>
-          <w:p>
-            <w:pPr>
-              <w:spacing w:after="0" w:line="240" w:lineRule="auto"/>
-              <w:rPr>
-                <w:highlight w:val="red"/>
-              </w:rPr>
-            </w:pPr>
-            <w:r>
-              <w:rPr>
-                <w:rFonts w:eastAsia="Calibri"/>
-                <w:sz w:val="18"/>
-                <w:highlight w:val="red"/>
-              </w:rPr>
-              <w:t>Python server, browser interface, generated captures, and local APIs</w:t>
-            </w:r>
-          </w:p>
-        </w:tc>
-        <w:tc>
-          <w:tcPr>
-            <w:tcW w:w="1400" w:type="dxa"/>
-            <w:tcMar>
-              <w:top w:w="80" w:type="dxa"/>
-              <w:left w:w="120" w:type="dxa"/>
-              <w:bottom w:w="80" w:type="dxa"/>
-              <w:right w:w="120" w:type="dxa"/>
-            </w:tcMar>
-            <w:vAlign w:val="center"/>
-          </w:tcPr>
-          <w:p>
-            <w:pPr>
-              <w:spacing w:after="0" w:line="240" w:lineRule="auto"/>
-              <w:rPr>
-                <w:highlight w:val="red"/>
-              </w:rPr>
-            </w:pPr>
-            <w:r>
-              <w:rPr>
-                <w:rFonts w:eastAsia="Calibri"/>
-                <w:sz w:val="18"/>
-                <w:highlight w:val="red"/>
-              </w:rPr>
-              <w:t>Implemented</w:t>
-            </w:r>
-          </w:p>
-        </w:tc>
-      </w:tr>
-      <w:tr>
-        <w:trPr>
-          <w:cantSplit/>
-        </w:trPr>
-        <w:tc>
-          <w:tcPr>
-            <w:tcW w:w="2300" w:type="dxa"/>
-            <w:shd w:val="clear" w:color="auto" w:fill="F2F4F7"/>
-            <w:tcMar>
-              <w:top w:w="80" w:type="dxa"/>
-              <w:left w:w="120" w:type="dxa"/>
-              <w:bottom w:w="80" w:type="dxa"/>
-              <w:right w:w="120" w:type="dxa"/>
-            </w:tcMar>
-            <w:vAlign w:val="center"/>
-          </w:tcPr>
-          <w:p>
-            <w:pPr>
-              <w:spacing w:after="0" w:line="240" w:lineRule="auto"/>
-              <w:rPr>
-                <w:highlight w:val="red"/>
-              </w:rPr>
-            </w:pPr>
-            <w:r>
-              <w:rPr>
-                <w:rFonts w:eastAsia="Calibri"/>
-                <w:b/>
-                <w:sz w:val="18"/>
-                <w:highlight w:val="red"/>
-              </w:rPr>
-              <w:t>Progressive learning</w:t>
-            </w:r>
-          </w:p>
-        </w:tc>
-        <w:tc>
-          <w:tcPr>
-            <w:tcW w:w="5660" w:type="dxa"/>
-            <w:shd w:val="clear" w:color="auto" w:fill="F2F4F7"/>
-            <w:tcMar>
-              <w:top w:w="80" w:type="dxa"/>
-              <w:left w:w="120" w:type="dxa"/>
-              <w:bottom w:w="80" w:type="dxa"/>
-              <w:right w:w="120" w:type="dxa"/>
-            </w:tcMar>
-            <w:vAlign w:val="center"/>
-          </w:tcPr>
-          <w:p>
-            <w:pPr>
-              <w:spacing w:after="0" w:line="240" w:lineRule="auto"/>
-              <w:rPr>
-                <w:highlight w:val="red"/>
-              </w:rPr>
-            </w:pPr>
-            <w:r>
-              <w:rPr>
-                <w:rFonts w:eastAsia="Calibri"/>
-                <w:sz w:val="18"/>
-                <w:highlight w:val="red"/>
-              </w:rPr>
-              <w:t>8 Basic, 6 Moderate, and 8 Advanced challenges</w:t>
-            </w:r>
-          </w:p>
-        </w:tc>
-        <w:tc>
-          <w:tcPr>
-            <w:tcW w:w="1400" w:type="dxa"/>
-            <w:shd w:val="clear" w:color="auto" w:fill="F2F4F7"/>
-            <w:tcMar>
-              <w:top w:w="80" w:type="dxa"/>
-              <w:left w:w="120" w:type="dxa"/>
-              <w:bottom w:w="80" w:type="dxa"/>
-              <w:right w:w="120" w:type="dxa"/>
-            </w:tcMar>
-            <w:vAlign w:val="center"/>
-          </w:tcPr>
-          <w:p>
-            <w:pPr>
-              <w:spacing w:after="0" w:line="240" w:lineRule="auto"/>
-              <w:rPr>
-                <w:highlight w:val="red"/>
-              </w:rPr>
-            </w:pPr>
-            <w:r>
-              <w:rPr>
-                <w:rFonts w:eastAsia="Calibri"/>
-                <w:sz w:val="18"/>
-                <w:highlight w:val="red"/>
-              </w:rPr>
-              <w:t>Implemented</w:t>
-            </w:r>
-          </w:p>
-        </w:tc>
-      </w:tr>
-      <w:tr>
-        <w:trPr>
-          <w:cantSplit/>
-        </w:trPr>
-        <w:tc>
-          <w:tcPr>
-            <w:tcW w:w="2300" w:type="dxa"/>
-            <w:tcMar>
-              <w:top w:w="80" w:type="dxa"/>
-              <w:left w:w="120" w:type="dxa"/>
-              <w:bottom w:w="80" w:type="dxa"/>
-              <w:right w:w="120" w:type="dxa"/>
-            </w:tcMar>
-            <w:vAlign w:val="center"/>
-          </w:tcPr>
-          <w:p>
-            <w:pPr>
-              <w:spacing w:after="0" w:line="240" w:lineRule="auto"/>
-              <w:rPr>
-                <w:highlight w:val="red"/>
-              </w:rPr>
-            </w:pPr>
-            <w:r>
-              <w:rPr>
-                <w:rFonts w:eastAsia="Calibri"/>
-                <w:b/>
-                <w:sz w:val="18"/>
-                <w:highlight w:val="red"/>
-              </w:rPr>
-              <w:t>RF artefact export</w:t>
-            </w:r>
-          </w:p>
-        </w:tc>
-        <w:tc>
-          <w:tcPr>
-            <w:tcW w:w="5660" w:type="dxa"/>
-            <w:tcMar>
-              <w:top w:w="80" w:type="dxa"/>
-              <w:left w:w="120" w:type="dxa"/>
-              <w:bottom w:w="80" w:type="dxa"/>
-              <w:right w:w="120" w:type="dxa"/>
-            </w:tcMar>
-            <w:vAlign w:val="center"/>
-          </w:tcPr>
-          <w:p>
-            <w:pPr>
-              <w:spacing w:after="0" w:line="240" w:lineRule="auto"/>
-              <w:rPr>
-                <w:highlight w:val="red"/>
-              </w:rPr>
-            </w:pPr>
-            <w:r>
-              <w:rPr>
-                <w:rFonts w:eastAsia="Calibri"/>
-                <w:sz w:val="18"/>
-                <w:highlight w:val="red"/>
-              </w:rPr>
-              <w:t>Capture JSON, SigMF metadata, IQ data, and raw IQ API</w:t>
-            </w:r>
-          </w:p>
-        </w:tc>
-        <w:tc>
-          <w:tcPr>
-            <w:tcW w:w="1400" w:type="dxa"/>
-            <w:tcMar>
-              <w:top w:w="80" w:type="dxa"/>
-              <w:left w:w="120" w:type="dxa"/>
-              <w:bottom w:w="80" w:type="dxa"/>
-              <w:right w:w="120" w:type="dxa"/>
-            </w:tcMar>
-            <w:vAlign w:val="center"/>
-          </w:tcPr>
-          <w:p>
-            <w:pPr>
-              <w:spacing w:after="0" w:line="240" w:lineRule="auto"/>
-              <w:rPr>
-                <w:highlight w:val="red"/>
-              </w:rPr>
-            </w:pPr>
-            <w:r>
-              <w:rPr>
-                <w:rFonts w:eastAsia="Calibri"/>
-                <w:sz w:val="18"/>
-                <w:highlight w:val="red"/>
-              </w:rPr>
-              <w:t>Implemented</w:t>
-            </w:r>
-          </w:p>
-        </w:tc>
-      </w:tr>
-      <w:tr>
-        <w:trPr>
-          <w:cantSplit/>
-        </w:trPr>
-        <w:tc>
-          <w:tcPr>
-            <w:tcW w:w="2300" w:type="dxa"/>
-            <w:shd w:val="clear" w:color="auto" w:fill="F2F4F7"/>
-            <w:tcMar>
-              <w:top w:w="80" w:type="dxa"/>
-              <w:left w:w="120" w:type="dxa"/>
-              <w:bottom w:w="80" w:type="dxa"/>
-              <w:right w:w="120" w:type="dxa"/>
-            </w:tcMar>
-            <w:vAlign w:val="center"/>
-          </w:tcPr>
-          <w:p>
-            <w:pPr>
-              <w:spacing w:after="0" w:line="240" w:lineRule="auto"/>
-              <w:rPr>
-                <w:highlight w:val="red"/>
-              </w:rPr>
-            </w:pPr>
-            <w:r>
-              <w:rPr>
-                <w:rFonts w:eastAsia="Calibri"/>
-                <w:b/>
-                <w:sz w:val="18"/>
-                <w:highlight w:val="red"/>
-              </w:rPr>
-              <w:t>Session variation</w:t>
-            </w:r>
-          </w:p>
-        </w:tc>
-        <w:tc>
-          <w:tcPr>
-            <w:tcW w:w="5660" w:type="dxa"/>
-            <w:shd w:val="clear" w:color="auto" w:fill="F2F4F7"/>
-            <w:tcMar>
-              <w:top w:w="80" w:type="dxa"/>
-              <w:left w:w="120" w:type="dxa"/>
-              <w:bottom w:w="80" w:type="dxa"/>
-              <w:right w:w="120" w:type="dxa"/>
-            </w:tcMar>
-            <w:vAlign w:val="center"/>
-          </w:tcPr>
-          <w:p>
-            <w:pPr>
-              <w:spacing w:after="0" w:line="240" w:lineRule="auto"/>
-              <w:rPr>
-                <w:highlight w:val="red"/>
-              </w:rPr>
-            </w:pPr>
-            <w:r>
-              <w:rPr>
-                <w:rFonts w:eastAsia="Calibri"/>
-                <w:sz w:val="18"/>
-                <w:highlight w:val="red"/>
-              </w:rPr>
-              <w:t>Server secret plus session and challenge identifiers derive unique flags</w:t>
-            </w:r>
-          </w:p>
-        </w:tc>
-        <w:tc>
-          <w:tcPr>
-            <w:tcW w:w="1400" w:type="dxa"/>
-            <w:shd w:val="clear" w:color="auto" w:fill="F2F4F7"/>
-            <w:tcMar>
-              <w:top w:w="80" w:type="dxa"/>
-              <w:left w:w="120" w:type="dxa"/>
-              <w:bottom w:w="80" w:type="dxa"/>
-              <w:right w:w="120" w:type="dxa"/>
-            </w:tcMar>
-            <w:vAlign w:val="center"/>
-          </w:tcPr>
-          <w:p>
-            <w:pPr>
-              <w:spacing w:after="0" w:line="240" w:lineRule="auto"/>
-              <w:rPr>
-                <w:highlight w:val="red"/>
-              </w:rPr>
-            </w:pPr>
-            <w:r>
-              <w:rPr>
-                <w:rFonts w:eastAsia="Calibri"/>
-                <w:sz w:val="18"/>
-                <w:highlight w:val="red"/>
-              </w:rPr>
-              <w:t>Implemented</w:t>
-            </w:r>
-          </w:p>
-        </w:tc>
-      </w:tr>
-      <w:tr>
-        <w:trPr>
-          <w:cantSplit/>
-        </w:trPr>
-        <w:tc>
-          <w:tcPr>
-            <w:tcW w:w="2300" w:type="dxa"/>
-            <w:tcMar>
-              <w:top w:w="80" w:type="dxa"/>
-              <w:left w:w="120" w:type="dxa"/>
-              <w:bottom w:w="80" w:type="dxa"/>
-              <w:right w:w="120" w:type="dxa"/>
-            </w:tcMar>
-            <w:vAlign w:val="center"/>
-          </w:tcPr>
-          <w:p>
-            <w:pPr>
-              <w:spacing w:after="0" w:line="240" w:lineRule="auto"/>
-              <w:rPr>
-                <w:highlight w:val="red"/>
-              </w:rPr>
-            </w:pPr>
-            <w:r>
-              <w:rPr>
-                <w:rFonts w:eastAsia="Calibri"/>
-                <w:b/>
-                <w:sz w:val="18"/>
-                <w:highlight w:val="red"/>
-              </w:rPr>
-              <w:t>Civilian scenarios</w:t>
-            </w:r>
-          </w:p>
-        </w:tc>
-        <w:tc>
-          <w:tcPr>
-            <w:tcW w:w="5660" w:type="dxa"/>
-            <w:tcMar>
-              <w:top w:w="80" w:type="dxa"/>
-              <w:left w:w="120" w:type="dxa"/>
-              <w:bottom w:w="80" w:type="dxa"/>
-              <w:right w:w="120" w:type="dxa"/>
-            </w:tcMar>
-            <w:vAlign w:val="center"/>
-          </w:tcPr>
-          <w:p>
-            <w:pPr>
-              <w:spacing w:after="0" w:line="240" w:lineRule="auto"/>
-              <w:rPr>
-                <w:highlight w:val="red"/>
-              </w:rPr>
-            </w:pPr>
-            <w:r>
-              <w:rPr>
-                <w:rFonts w:eastAsia="Calibri"/>
-                <w:sz w:val="18"/>
-                <w:highlight w:val="red"/>
-              </w:rPr>
-              <w:t>Tunnel signs, broadcast metadata, weather audio, emergency messages, bushfire relays, and farm gates</w:t>
-            </w:r>
-          </w:p>
-        </w:tc>
-        <w:tc>
-          <w:tcPr>
-            <w:tcW w:w="1400" w:type="dxa"/>
-            <w:tcMar>
-              <w:top w:w="80" w:type="dxa"/>
-              <w:left w:w="120" w:type="dxa"/>
-              <w:bottom w:w="80" w:type="dxa"/>
-              <w:right w:w="120" w:type="dxa"/>
-            </w:tcMar>
-            <w:vAlign w:val="center"/>
-          </w:tcPr>
-          <w:p>
-            <w:pPr>
-              <w:spacing w:after="0" w:line="240" w:lineRule="auto"/>
-              <w:rPr>
-                <w:highlight w:val="red"/>
-              </w:rPr>
-            </w:pPr>
-            <w:r>
-              <w:rPr>
-                <w:rFonts w:eastAsia="Calibri"/>
-                <w:sz w:val="18"/>
-                <w:highlight w:val="red"/>
-              </w:rPr>
-              <w:t>Implemented</w:t>
-            </w:r>
-          </w:p>
-        </w:tc>
-      </w:tr>
-      <w:tr>
-        <w:trPr>
-          <w:cantSplit/>
-        </w:trPr>
-        <w:tc>
-          <w:tcPr>
-            <w:tcW w:w="2300" w:type="dxa"/>
-            <w:shd w:val="clear" w:color="auto" w:fill="F2F4F7"/>
-            <w:tcMar>
-              <w:top w:w="80" w:type="dxa"/>
-              <w:left w:w="120" w:type="dxa"/>
-              <w:bottom w:w="80" w:type="dxa"/>
-              <w:right w:w="120" w:type="dxa"/>
-            </w:tcMar>
-            <w:vAlign w:val="center"/>
-          </w:tcPr>
-          <w:p>
-            <w:pPr>
-              <w:spacing w:after="0" w:line="240" w:lineRule="auto"/>
-              <w:rPr>
-                <w:highlight w:val="red"/>
-              </w:rPr>
-            </w:pPr>
-            <w:r>
-              <w:rPr>
-                <w:rFonts w:eastAsia="Calibri"/>
-                <w:b/>
-                <w:sz w:val="18"/>
-                <w:highlight w:val="red"/>
-              </w:rPr>
-              <w:lastRenderedPageBreak/>
-              <w:t>Attack/defence comparison</w:t>
-            </w:r>
-          </w:p>
-        </w:tc>
-        <w:tc>
-          <w:tcPr>
-            <w:tcW w:w="5660" w:type="dxa"/>
-            <w:shd w:val="clear" w:color="auto" w:fill="F2F4F7"/>
-            <w:tcMar>
-              <w:top w:w="80" w:type="dxa"/>
-              <w:left w:w="120" w:type="dxa"/>
-              <w:bottom w:w="80" w:type="dxa"/>
-              <w:right w:w="120" w:type="dxa"/>
-            </w:tcMar>
-            <w:vAlign w:val="center"/>
-          </w:tcPr>
-          <w:p>
-            <w:pPr>
-              <w:spacing w:after="0" w:line="240" w:lineRule="auto"/>
-              <w:rPr>
-                <w:highlight w:val="red"/>
-              </w:rPr>
-            </w:pPr>
-            <w:r>
-              <w:rPr>
-                <w:rFonts w:eastAsia="Calibri"/>
-                <w:sz w:val="18"/>
-                <w:highlight w:val="red"/>
-              </w:rPr>
-              <w:t>Attack Mode and Secure Mode expose paired vulnerable and defensive behaviours</w:t>
-            </w:r>
-          </w:p>
-        </w:tc>
-        <w:tc>
-          <w:tcPr>
-            <w:tcW w:w="1400" w:type="dxa"/>
-            <w:shd w:val="clear" w:color="auto" w:fill="F2F4F7"/>
-            <w:tcMar>
-              <w:top w:w="80" w:type="dxa"/>
-              <w:left w:w="120" w:type="dxa"/>
-              <w:bottom w:w="80" w:type="dxa"/>
-              <w:right w:w="120" w:type="dxa"/>
-            </w:tcMar>
-            <w:vAlign w:val="center"/>
-          </w:tcPr>
-          <w:p>
-            <w:pPr>
-              <w:spacing w:after="0" w:line="240" w:lineRule="auto"/>
-              <w:rPr>
-                <w:highlight w:val="red"/>
-              </w:rPr>
-            </w:pPr>
-            <w:r>
-              <w:rPr>
-                <w:rFonts w:eastAsia="Calibri"/>
-                <w:sz w:val="18"/>
-                <w:highlight w:val="red"/>
-              </w:rPr>
-              <w:t>Implemented</w:t>
-            </w:r>
-          </w:p>
-        </w:tc>
-      </w:tr>
-      <w:tr>
-        <w:trPr>
-          <w:cantSplit/>
-        </w:trPr>
-        <w:tc>
-          <w:tcPr>
-            <w:tcW w:w="2300" w:type="dxa"/>
-            <w:tcMar>
-              <w:top w:w="80" w:type="dxa"/>
-              <w:left w:w="120" w:type="dxa"/>
-              <w:bottom w:w="80" w:type="dxa"/>
-              <w:right w:w="120" w:type="dxa"/>
-            </w:tcMar>
-            <w:vAlign w:val="center"/>
-          </w:tcPr>
-          <w:p>
-            <w:pPr>
-              <w:spacing w:after="0" w:line="240" w:lineRule="auto"/>
-              <w:rPr>
-                <w:highlight w:val="red"/>
-              </w:rPr>
-            </w:pPr>
-            <w:r>
-              <w:rPr>
-                <w:rFonts w:eastAsia="Calibri"/>
-                <w:b/>
-                <w:sz w:val="18"/>
-                <w:highlight w:val="red"/>
-              </w:rPr>
-              <w:t>Live RF transmission</w:t>
-            </w:r>
-          </w:p>
-        </w:tc>
-        <w:tc>
-          <w:tcPr>
-            <w:tcW w:w="5660" w:type="dxa"/>
-            <w:tcMar>
-              <w:top w:w="80" w:type="dxa"/>
-              <w:left w:w="120" w:type="dxa"/>
-              <w:bottom w:w="80" w:type="dxa"/>
-              <w:right w:w="120" w:type="dxa"/>
-            </w:tcMar>
-            <w:vAlign w:val="center"/>
-          </w:tcPr>
-          <w:p>
-            <w:pPr>
-              <w:spacing w:after="0" w:line="240" w:lineRule="auto"/>
-              <w:rPr>
-                <w:highlight w:val="red"/>
-              </w:rPr>
-            </w:pPr>
-            <w:r>
-              <w:rPr>
-                <w:rFonts w:eastAsia="Calibri"/>
-                <w:sz w:val="18"/>
-                <w:highlight w:val="red"/>
-              </w:rPr>
-              <w:t>Explicitly excluded; generation and analysis are local-only</w:t>
-            </w:r>
-          </w:p>
-        </w:tc>
-        <w:tc>
-          <w:tcPr>
-            <w:tcW w:w="1400" w:type="dxa"/>
-            <w:tcMar>
-              <w:top w:w="80" w:type="dxa"/>
-              <w:left w:w="120" w:type="dxa"/>
-              <w:bottom w:w="80" w:type="dxa"/>
-              <w:right w:w="120" w:type="dxa"/>
-            </w:tcMar>
-            <w:vAlign w:val="center"/>
-          </w:tcPr>
-          <w:p>
-            <w:pPr>
-              <w:spacing w:after="0" w:line="240" w:lineRule="auto"/>
-              <w:rPr>
-                <w:highlight w:val="red"/>
-              </w:rPr>
-            </w:pPr>
-            <w:r>
-              <w:rPr>
-                <w:rFonts w:eastAsia="Calibri"/>
-                <w:sz w:val="18"/>
-                <w:highlight w:val="red"/>
-              </w:rPr>
-              <w:t>Out of scope</w:t>
-            </w:r>
-          </w:p>
-        </w:tc>
-      </w:tr>
-      <w:tr>
-        <w:trPr>
-          <w:cantSplit/>
-        </w:trPr>
-        <w:tc>
-          <w:tcPr>
-            <w:tcW w:w="2300" w:type="dxa"/>
-            <w:shd w:val="clear" w:color="auto" w:fill="F2F4F7"/>
-            <w:tcMar>
-              <w:top w:w="80" w:type="dxa"/>
-              <w:left w:w="120" w:type="dxa"/>
-              <w:bottom w:w="80" w:type="dxa"/>
-              <w:right w:w="120" w:type="dxa"/>
-            </w:tcMar>
-            <w:vAlign w:val="center"/>
-          </w:tcPr>
-          <w:p>
-            <w:pPr>
-              <w:spacing w:after="0" w:line="240" w:lineRule="auto"/>
-              <w:rPr>
-                <w:highlight w:val="red"/>
-              </w:rPr>
-            </w:pPr>
-            <w:r>
-              <w:rPr>
-                <w:rFonts w:eastAsia="Calibri"/>
-                <w:b/>
-                <w:sz w:val="18"/>
-                <w:highlight w:val="red"/>
-              </w:rPr>
-              <w:t>Formal usability study</w:t>
-            </w:r>
-          </w:p>
-        </w:tc>
-        <w:tc>
-          <w:tcPr>
-            <w:tcW w:w="5660" w:type="dxa"/>
-            <w:shd w:val="clear" w:color="auto" w:fill="F2F4F7"/>
-            <w:tcMar>
-              <w:top w:w="80" w:type="dxa"/>
-              <w:left w:w="120" w:type="dxa"/>
-              <w:bottom w:w="80" w:type="dxa"/>
-              <w:right w:w="120" w:type="dxa"/>
-            </w:tcMar>
-            <w:vAlign w:val="center"/>
-          </w:tcPr>
-          <w:p>
-            <w:pPr>
-              <w:spacing w:after="0" w:line="240" w:lineRule="auto"/>
-              <w:rPr>
-                <w:highlight w:val="red"/>
-              </w:rPr>
-            </w:pPr>
-            <w:r>
-              <w:rPr>
-                <w:rFonts w:eastAsia="Calibri"/>
-                <w:sz w:val="18"/>
-                <w:highlight w:val="red"/>
-              </w:rPr>
-              <w:t>No participant study or structured learning assessment is present</w:t>
-            </w:r>
-          </w:p>
-        </w:tc>
-        <w:tc>
-          <w:tcPr>
-            <w:tcW w:w="1400" w:type="dxa"/>
-            <w:shd w:val="clear" w:color="auto" w:fill="F2F4F7"/>
-            <w:tcMar>
-              <w:top w:w="80" w:type="dxa"/>
-              <w:left w:w="120" w:type="dxa"/>
-              <w:bottom w:w="80" w:type="dxa"/>
-              <w:right w:w="120" w:type="dxa"/>
-            </w:tcMar>
-            <w:vAlign w:val="center"/>
-          </w:tcPr>
-          <w:p>
-            <w:pPr>
-              <w:spacing w:after="0" w:line="240" w:lineRule="auto"/>
-            </w:pPr>
-            <w:r>
-              <w:rPr>
-                <w:rFonts w:eastAsia="Calibri"/>
-                <w:sz w:val="18"/>
-                <w:highlight w:val="red"/>
-              </w:rPr>
-              <w:t>Future work</w:t>
-            </w:r>
-          </w:p>
-        </w:tc>
-      </w:tr>
-    </w:tbl>
-    <w:p>
-      <w:pPr>
-        <w:spacing w:after="0"/>
-      </w:pPr>
+        <w:pStyle w:val="Heading1"/>
+      </w:pPr>
+      <w:r>
+        <w:t>3</w:t>
+      </w:r>
+      <w:r>
+        <w:t>. Methodology and Implementation</w:t>
+      </w:r>
     </w:p>
     <w:p>
       <w:pPr>
-        <w:pStyle w:val="Heading1"/>
-      </w:pPr>
-      <w:r>
-        <w:t>4. Methodology and Implementation</w:t>
+        <w:pStyle w:val="Heading2"/>
+      </w:pPr>
+      <w:r>
+        <w:t>3</w:t>
+      </w:r>
+      <w:r>
+        <w:t>.1 Development Approach</w:t>
       </w:r>
     </w:p>
     <w:p>
-      <w:pPr>
-        <w:pStyle w:val="Heading2"/>
-      </w:pPr>
-      <w:r>
-        <w:t>4.1 Development Approach</w:t>
-      </w:r>
-    </w:p>
-    <w:p>
       <w:r>
         <w:t xml:space="preserve">Because my web development </w:t>
       </w:r>
@@ -2139,7 +1154,15 @@
         <w:t>throughout</w:t>
       </w:r>
       <w:r>
-        <w:t xml:space="preserve"> the challenges. Additional research and development was </w:t>
+        <w:t xml:space="preserve"> the challenges. Additional research and development </w:t>
+      </w:r>
+      <w:proofErr w:type="gramStart"/>
+      <w:r>
+        <w:t>was</w:t>
+      </w:r>
+      <w:proofErr w:type="gramEnd"/>
+      <w:r>
+        <w:t xml:space="preserve"> </w:t>
       </w:r>
       <w:r>
         <w:t>required</w:t>
@@ -2207,6 +1230,7 @@
         <w:rPr>
           <w:rFonts w:eastAsia="Calibri"/>
         </w:rPr>
+        <w:lastRenderedPageBreak/>
         <w:drawing>
           <wp:inline distT="0" distB="0" distL="0" distR="0" wp14:anchorId="041F125C" wp14:editId="3CE385B6">
             <wp:extent cx="5595042" cy="2340484"/>
@@ -2223,7 +1247,7 @@
                     <pic:cNvPicPr/>
                   </pic:nvPicPr>
                   <pic:blipFill>
-                    <a:blip r:embed="rId12"/>
+                    <a:blip r:embed="rId8"/>
                     <a:stretch>
                       <a:fillRect/>
                     </a:stretch>
@@ -2243,879 +1267,923 @@
           </wp:inline>
         </w:drawing>
       </w:r>
-      <w:r>
-        <w:rPr>
-          <w:rFonts w:eastAsia="Calibri"/>
-          <w:highlight w:val="red"/>
-        </w:rPr>
-        <w:t>Challenge content is stored in JSON rather than embedded throughout the interface, which makes task descriptions and artefact links easier to revise. Security controls are demonstrated as comparisons: the vulnerable behaviour remains available for learning, while the secure path shows the intended mitigation.</w:t>
-      </w:r>
     </w:p>
     <w:p>
       <w:pPr>
-        <w:pStyle w:val="ReportNumber"/>
-        <w:numPr>
-          <w:ilvl w:val="0"/>
-          <w:numId w:val="5"/>
-        </w:numPr>
-        <w:rPr>
-          <w:highlight w:val="red"/>
-        </w:rPr>
-      </w:pPr>
-      <w:r>
-        <w:rPr>
-          <w:rFonts w:eastAsia="Calibri"/>
-          <w:highlight w:val="red"/>
-        </w:rPr>
-        <w:t>Define a civilian scenario and its learning objective.</w:t>
+        <w:pStyle w:val="Heading2"/>
+      </w:pPr>
+      <w:r>
+        <w:t>3.2</w:t>
+      </w:r>
+      <w:r>
+        <w:t xml:space="preserve"> CTF Tasks Breakdown</w:t>
       </w:r>
     </w:p>
     <w:p>
-      <w:pPr>
-        <w:pStyle w:val="ReportNumber"/>
-        <w:numPr>
-          <w:ilvl w:val="0"/>
-          <w:numId w:val="5"/>
-        </w:numPr>
-        <w:rPr>
-          <w:highlight w:val="red"/>
-        </w:rPr>
-      </w:pPr>
-      <w:r>
-        <w:rPr>
-          <w:rFonts w:eastAsia="Calibri"/>
-          <w:highlight w:val="red"/>
-        </w:rPr>
-        <w:t>Attach a unique RF or protocol scheme and reproducible artefacts.</w:t>
+      <w:r>
+        <w:t xml:space="preserve">Although many of these systems appear physically remote from conventional cybersecurity, they often rely on the same underlying information-handling patterns. RF links still encode, transmit, decode, and act on data, even when the carrier is wireless rather than networked. In several challenges, the signal can be viewed as a form of information </w:t>
+      </w:r>
+      <w:proofErr w:type="gramStart"/>
+      <w:r>
+        <w:t>hiding:</w:t>
+      </w:r>
+      <w:proofErr w:type="gramEnd"/>
+      <w:r>
+        <w:t xml:space="preserve"> cyber-generated data is embedded into a waveform, recovered by a receiver, and then interpreted by software or a user. This makes the RF layer an entry point into the broader trust chain rather than a separate domain. The key learning point is that any decoded field, metadata value, or received command can become attacker-controlled input once it crosses into an application, database, display, or decision process.</w:t>
       </w:r>
     </w:p>
     <w:p>
       <w:pPr>
-        <w:pStyle w:val="ReportNumber"/>
-        <w:numPr>
-          <w:ilvl w:val="0"/>
-          <w:numId w:val="5"/>
-        </w:numPr>
-        <w:rPr>
-          <w:highlight w:val="red"/>
-        </w:rPr>
-      </w:pPr>
-      <w:r>
-        <w:rPr>
-          <w:rFonts w:eastAsia="Calibri"/>
-          <w:highlight w:val="red"/>
-        </w:rPr>
-        <w:t>Implement the browser interaction and terminal command sequence.</w:t>
+        <w:pStyle w:val="Heading3"/>
+      </w:pPr>
+      <w:r>
+        <w:t>Challenge</w:t>
+      </w:r>
+      <w:r>
+        <w:t xml:space="preserve"> 1: Tunnel Context</w:t>
+      </w:r>
+      <w:r>
+        <w:t xml:space="preserve"> (Beginner)</w:t>
       </w:r>
     </w:p>
     <w:p>
-      <w:pPr>
-        <w:pStyle w:val="ReportNumber"/>
-        <w:numPr>
-          <w:ilvl w:val="0"/>
-          <w:numId w:val="5"/>
-        </w:numPr>
-        <w:rPr>
-          <w:highlight w:val="red"/>
-        </w:rPr>
-      </w:pPr>
-      <w:r>
-        <w:rPr>
-          <w:rFonts w:eastAsia="Calibri"/>
-          <w:highlight w:val="red"/>
-        </w:rPr>
-        <w:t>Enforce success on the Python backend and release a session-bound flag.</w:t>
+      <w:r>
+        <w:t xml:space="preserve">The first context models a simple civilian radio system that sends fixed binary packets without built-in security controls. Its purpose is to show how an unsecured signal can expose useful information and remain vulnerable to basic interference. The signal chain serialises a binary packet containing the flag, uses the bit values to modulate a high-frequency carrier, and then applies low-pass filtering to mimic the rise-time limits of real hardware. Learners first identify the signal in the captured data, extract the embedded information, tune the receiver to inspect it, and then complete a basic </w:t>
+      </w:r>
+      <w:r>
+        <w:t xml:space="preserve">spot </w:t>
+      </w:r>
+      <w:r>
+        <w:t>jamming scenario. This progression gives learners from different backgrounds a practical introduction to why ordinary RF signals need additional security controls.</w:t>
       </w:r>
     </w:p>
     <w:p>
-      <w:pPr>
-        <w:pStyle w:val="ReportNumber"/>
-        <w:numPr>
-          <w:ilvl w:val="0"/>
-          <w:numId w:val="5"/>
-        </w:numPr>
-        <w:rPr>
-          <w:highlight w:val="red"/>
-        </w:rPr>
-      </w:pPr>
-      <w:r>
-        <w:rPr>
-          <w:rFonts w:eastAsia="Calibri"/>
-          <w:highlight w:val="red"/>
-        </w:rPr>
-        <w:t>Add defensive comparison, documentation, and extension notes.</w:t>
+      <w:r>
+        <w:drawing>
+          <wp:anchor distT="0" distB="0" distL="114300" distR="114300" simplePos="0" relativeHeight="251642368" behindDoc="0" locked="0" layoutInCell="1" allowOverlap="1" wp14:anchorId="18BB3284" wp14:editId="2DE44FA5">
+            <wp:simplePos x="0" y="0"/>
+            <wp:positionH relativeFrom="column">
+              <wp:posOffset>2124</wp:posOffset>
+            </wp:positionH>
+            <wp:positionV relativeFrom="paragraph">
+              <wp:posOffset>162046</wp:posOffset>
+            </wp:positionV>
+            <wp:extent cx="3830585" cy="2068164"/>
+            <wp:effectExtent l="0" t="0" r="0" b="8890"/>
+            <wp:wrapSquare wrapText="bothSides"/>
+            <wp:docPr id="1695834733" name="Picture 1"/>
+            <wp:cNvGraphicFramePr>
+              <a:graphicFrameLocks xmlns:a="http://schemas.openxmlformats.org/drawingml/2006/main" noChangeAspect="1"/>
+            </wp:cNvGraphicFramePr>
+            <a:graphic xmlns:a="http://schemas.openxmlformats.org/drawingml/2006/main">
+              <a:graphicData uri="http://schemas.openxmlformats.org/drawingml/2006/picture">
+                <pic:pic xmlns:pic="http://schemas.openxmlformats.org/drawingml/2006/picture">
+                  <pic:nvPicPr>
+                    <pic:cNvPr id="1695834733" name=""/>
+                    <pic:cNvPicPr/>
+                  </pic:nvPicPr>
+                  <pic:blipFill>
+                    <a:blip r:embed="rId9"/>
+                    <a:stretch>
+                      <a:fillRect/>
+                    </a:stretch>
+                  </pic:blipFill>
+                  <pic:spPr>
+                    <a:xfrm>
+                      <a:off x="0" y="0"/>
+                      <a:ext cx="3830585" cy="2068164"/>
+                    </a:xfrm>
+                    <a:prstGeom prst="rect">
+                      <a:avLst/>
+                    </a:prstGeom>
+                  </pic:spPr>
+                </pic:pic>
+              </a:graphicData>
+            </a:graphic>
+          </wp:anchor>
+        </w:drawing>
       </w:r>
     </w:p>
     <w:p>
-      <w:pPr>
-        <w:pStyle w:val="Heading2"/>
-      </w:pPr>
+      <w:r>
+        <w:t xml:space="preserve">This scenario highlights several risks, with denial of service being the most immediate concern. The flag itself is the packet being transmitted by the simulated radio system, so disrupting the </w:t>
+      </w:r>
+      <w:r>
+        <w:t xml:space="preserve">transmission </w:t>
+      </w:r>
+      <w:r>
+        <w:t xml:space="preserve">prevents the receiver from recovering the information needed to complete the task. Because the signal is sent on a </w:t>
+      </w:r>
+      <w:r>
+        <w:t xml:space="preserve">fixed </w:t>
+      </w:r>
+      <w:r>
+        <w:t>fre</w:t>
+      </w:r>
+      <w:r>
+        <w:t>quency</w:t>
+      </w:r>
+      <w:r>
+        <w:t xml:space="preserve"> </w:t>
+      </w:r>
+      <w:r>
+        <w:t xml:space="preserve">and </w:t>
+      </w:r>
+      <w:r>
+        <w:t>the</w:t>
+      </w:r>
+      <w:r>
+        <w:t xml:space="preserve"> packets </w:t>
+      </w:r>
+      <w:r>
+        <w:t xml:space="preserve">are </w:t>
+      </w:r>
+      <w:r>
+        <w:t xml:space="preserve">streamed </w:t>
+      </w:r>
+      <w:r>
+        <w:t>in sequence, a sufficiently strong</w:t>
+      </w:r>
+      <w:r>
+        <w:t xml:space="preserve"> bu</w:t>
+      </w:r>
+      <w:r>
+        <w:t xml:space="preserve">rst </w:t>
+      </w:r>
+      <w:r>
+        <w:t xml:space="preserve">of interference </w:t>
+      </w:r>
+      <w:r>
+        <w:t xml:space="preserve">can </w:t>
+      </w:r>
+      <w:r>
+        <w:t>corrupt or block</w:t>
+      </w:r>
+      <w:r>
+        <w:t xml:space="preserve"> </w:t>
+      </w:r>
+      <w:r>
+        <w:t>the</w:t>
+      </w:r>
+      <w:r>
+        <w:t xml:space="preserve"> </w:t>
+      </w:r>
+      <w:r>
+        <w:t xml:space="preserve">entire </w:t>
+      </w:r>
+      <w:r>
+        <w:t>exchange.</w:t>
+      </w:r>
+      <w:r>
+        <w:t xml:space="preserve"> In th</w:t>
+      </w:r>
+      <w:r>
+        <w:t xml:space="preserve">e </w:t>
+      </w:r>
+      <w:r>
+        <w:t xml:space="preserve">scenario, the protected </w:t>
+      </w:r>
+      <w:r>
+        <w:t xml:space="preserve">assets </w:t>
+      </w:r>
+      <w:r>
+        <w:t>are the tunnel</w:t>
+      </w:r>
+      <w:r>
+        <w:t xml:space="preserve"> traffic signs </w:t>
+      </w:r>
+      <w:r>
+        <w:t xml:space="preserve">and </w:t>
+      </w:r>
+      <w:r>
+        <w:t>information</w:t>
+      </w:r>
+      <w:r>
+        <w:t xml:space="preserve"> </w:t>
+      </w:r>
+      <w:r>
+        <w:t xml:space="preserve">displays used </w:t>
+      </w:r>
       <w:r>
         <w:lastRenderedPageBreak/>
-        <w:t>5.1 CTF Tasks Breakdown</w:t>
-      </w:r>
-    </w:p>
-    <w:p>
-      <w:pPr>
-        <w:pStyle w:val="Heading3"/>
-      </w:pPr>
-      <w:r>
-        <w:t>Challenge</w:t>
-      </w:r>
-      <w:r>
-        <w:t xml:space="preserve"> 1: Tunnel Context</w:t>
-      </w:r>
-      <w:r>
-        <w:t xml:space="preserve"> (Beginner)</w:t>
-      </w:r>
-    </w:p>
-    <w:p>
-      <w:r>
-        <w:t>This context firstly began to model a civilian radio system that has fixed binary packets.</w:t>
-      </w:r>
-      <w:r>
-        <w:t xml:space="preserve"> The clear threat to expose here</w:t>
-      </w:r>
-      <w:r>
-        <w:t xml:space="preserve"> was the implications of having no security features on the signal. Hence this purely converts raw packets to signals. The way to construct this as to simply have a binary packet serialised and stream into a multiplier which multiplies a high frequency carrier by the bit level. The signal is then low passed to emulate real hardware which cannot spontaneously jump but must have a rise time. The signal is then passed through a noisy channel model system to add random noise which is a more realistic representation of signals in the real world</w:t>
-      </w:r>
-      <w:r>
-        <w:t xml:space="preserve">, that has imperfections. The packet passed simply has the flag attached within it. </w:t>
-      </w:r>
-      <w:r>
-        <w:t xml:space="preserve">The lessons go though first being able to identify the signal in the data and then information extraction, tuning </w:t>
-      </w:r>
-      <w:r>
-        <w:t xml:space="preserve">to listen to the signal </w:t>
-      </w:r>
-      <w:r>
-        <w:t xml:space="preserve">and then </w:t>
-      </w:r>
-      <w:r>
-        <w:t>go through a basic</w:t>
-      </w:r>
-      <w:r>
-        <w:t xml:space="preserve"> jamming scenario for users to have a hands on experience of the threat model</w:t>
-      </w:r>
-      <w:r>
-        <w:t>.</w:t>
-      </w:r>
-      <w:r>
-        <w:t xml:space="preserve"> This allows users from various backgrounds to identify that more security enhancements are required on top off a </w:t>
-      </w:r>
-      <w:r>
-        <w:t xml:space="preserve">general signal. </w:t>
-      </w:r>
-    </w:p>
-    <w:p>
-      <w:pPr>
-        <w:pStyle w:val="Heading3"/>
-      </w:pPr>
-      <w:r>
-        <w:t xml:space="preserve">Challenge </w:t>
-      </w:r>
-      <w:r>
-        <w:t xml:space="preserve">2: </w:t>
-      </w:r>
-      <w:r>
-        <w:t>Song Meta Data</w:t>
-      </w:r>
-      <w:r>
-        <w:t xml:space="preserve"> </w:t>
-      </w:r>
-      <w:r>
-        <w:t>(Beginner)</w:t>
-      </w:r>
-    </w:p>
-    <w:p>
-      <w:pPr>
-        <w:spacing w:after="0"/>
-      </w:pPr>
-      <w:r>
-        <w:t>This task is very sim</w:t>
-      </w:r>
-      <w:r>
-        <w:t xml:space="preserve">ilar to a </w:t>
-      </w:r>
-    </w:p>
-    <w:p>
-      <w:pPr>
-        <w:pStyle w:val="Heading2"/>
-      </w:pPr>
-      <w:r>
-        <w:t>4.3 Challenge Progression</w:t>
-      </w:r>
-    </w:p>
-    <w:p>
-      <w:pPr>
-        <w:spacing w:after="0"/>
-      </w:pPr>
-    </w:p>
-    <w:p>
-      <w:r>
-        <w:rPr>
-          <w:rFonts w:eastAsia="Calibri"/>
-        </w:rPr>
-        <w:t>The challenge catalogue is also divided by learning track: eight signal-analysis tasks, nine cyber tasks, and five CEMA tasks. The six contexts provide repeated concepts at increasing complexity while changing the operational story and evidence.</w:t>
-      </w:r>
-    </w:p>
-    <w:p>
-      <w:pPr>
-        <w:pStyle w:val="Heading2"/>
-      </w:pPr>
-      <w:r>
-        <w:t>4.4 RF Workbench and Artefact Pipeline</w:t>
-      </w:r>
-    </w:p>
-    <w:p>
-      <w:r>
-        <w:rPr>
-          <w:rFonts w:eastAsia="Calibri"/>
-        </w:rPr>
-        <w:t>The browser analyser displays a streaming 1024-bin waterfall and spectrum trace. Learners can adjust centre frequency, span, gain, squelch, demodulation, colour palette, playback rate, noise floor, and dynamic range. Cursor callouts and time-series views support closer inspection, while task-linked captures update the displayed signal. Transmitted training waveforms are visually distinguished from received data and remain inside the simulation.</w:t>
-      </w:r>
-    </w:p>
-    <w:p>
-      <w:r>
-        <w:rPr>
-          <w:rFonts w:eastAsia="Calibri"/>
-        </w:rPr>
-        <w:t>Editable signal parameters are stored in radio/profiles/training_signals.json. The generation script exports compact capture JSON and can also write deterministic complex-float IQ data with SigMF metadata. GNU Radio remains the intended higher-fidelity generator, but the stable profile schema allows the browser and documentation to remain usable before that dependency is installed.</w:t>
-      </w:r>
-    </w:p>
-    <w:p>
-      <w:pPr>
-        <w:pStyle w:val="Heading2"/>
-      </w:pPr>
-      <w:r>
-        <w:t>4.5 Backend and Security Controls</w:t>
-      </w:r>
-    </w:p>
-    <w:p>
-      <w:r>
-        <w:rPr>
-          <w:rFonts w:eastAsia="Calibri"/>
-        </w:rPr>
-        <w:t>The Python backend uses ThreadingHTTPServer and standard-library components. A random server secret is combined with the session identifier, purpose, and challenge identifier using HMAC-SHA256. This produces per-session identities, nonces, and flags, so two browser sessions do not share valid answers. Flags are returned only after the relevant receiver, decoder, target, service, effect, or console condition succeeds.</w:t>
-      </w:r>
-    </w:p>
-    <w:tbl>
-      <w:tblPr>
-        <w:tblStyle w:val="TableGrid"/>
-        <w:tblW w:w="9360" w:type="dxa"/>
-        <w:tblInd w:w="120" w:type="dxa"/>
-        <w:tblLayout w:type="fixed"/>
-        <w:tblLook w:val="04A0" w:firstRow="1" w:lastRow="0" w:firstColumn="1" w:lastColumn="0" w:noHBand="0" w:noVBand="1"/>
-      </w:tblPr>
-      <w:tblGrid>
-        <w:gridCol w:w="2200"/>
-        <w:gridCol w:w="3480"/>
-        <w:gridCol w:w="3680"/>
-      </w:tblGrid>
-      <w:tr>
-        <w:trPr>
-          <w:cantSplit/>
-          <w:tblHeader/>
-        </w:trPr>
-        <w:tc>
-          <w:tcPr>
-            <w:tcW w:w="2200" w:type="dxa"/>
-            <w:shd w:val="clear" w:color="auto" w:fill="2E74B5"/>
-            <w:tcMar>
-              <w:top w:w="80" w:type="dxa"/>
-              <w:left w:w="120" w:type="dxa"/>
-              <w:bottom w:w="80" w:type="dxa"/>
-              <w:right w:w="120" w:type="dxa"/>
-            </w:tcMar>
-            <w:vAlign w:val="center"/>
-          </w:tcPr>
-          <w:p>
-            <w:pPr>
-              <w:keepNext/>
-              <w:spacing w:after="0" w:line="240" w:lineRule="auto"/>
-            </w:pPr>
-            <w:r>
-              <w:rPr>
-                <w:rFonts w:eastAsia="Calibri"/>
-                <w:b/>
-                <w:color w:val="FFFFFF"/>
-                <w:sz w:val="18"/>
-              </w:rPr>
-              <w:t>Training weakness</w:t>
-            </w:r>
-          </w:p>
-        </w:tc>
-        <w:tc>
-          <w:tcPr>
-            <w:tcW w:w="3480" w:type="dxa"/>
-            <w:shd w:val="clear" w:color="auto" w:fill="2E74B5"/>
-            <w:tcMar>
-              <w:top w:w="80" w:type="dxa"/>
-              <w:left w:w="120" w:type="dxa"/>
-              <w:bottom w:w="80" w:type="dxa"/>
-              <w:right w:w="120" w:type="dxa"/>
-            </w:tcMar>
-            <w:vAlign w:val="center"/>
-          </w:tcPr>
-          <w:p>
-            <w:pPr>
-              <w:keepNext/>
-              <w:spacing w:after="0" w:line="240" w:lineRule="auto"/>
-            </w:pPr>
-            <w:r>
-              <w:rPr>
-                <w:rFonts w:eastAsia="Calibri"/>
-                <w:b/>
-                <w:color w:val="FFFFFF"/>
-                <w:sz w:val="18"/>
-              </w:rPr>
-              <w:t>Attack Mode</w:t>
-            </w:r>
-          </w:p>
-        </w:tc>
-        <w:tc>
-          <w:tcPr>
-            <w:tcW w:w="3680" w:type="dxa"/>
-            <w:shd w:val="clear" w:color="auto" w:fill="2E74B5"/>
-            <w:tcMar>
-              <w:top w:w="80" w:type="dxa"/>
-              <w:left w:w="120" w:type="dxa"/>
-              <w:bottom w:w="80" w:type="dxa"/>
-              <w:right w:w="120" w:type="dxa"/>
-            </w:tcMar>
-            <w:vAlign w:val="center"/>
-          </w:tcPr>
-          <w:p>
-            <w:pPr>
-              <w:keepNext/>
-              <w:spacing w:after="0" w:line="240" w:lineRule="auto"/>
-            </w:pPr>
-            <w:r>
-              <w:rPr>
-                <w:rFonts w:eastAsia="Calibri"/>
-                <w:b/>
-                <w:color w:val="FFFFFF"/>
-                <w:sz w:val="18"/>
-              </w:rPr>
-              <w:t>Secure comparison</w:t>
-            </w:r>
-          </w:p>
-        </w:tc>
-      </w:tr>
-      <w:tr>
-        <w:trPr>
-          <w:cantSplit/>
-        </w:trPr>
-        <w:tc>
-          <w:tcPr>
-            <w:tcW w:w="2200" w:type="dxa"/>
-            <w:tcMar>
-              <w:top w:w="80" w:type="dxa"/>
-              <w:left w:w="120" w:type="dxa"/>
-              <w:bottom w:w="80" w:type="dxa"/>
-              <w:right w:w="120" w:type="dxa"/>
-            </w:tcMar>
-            <w:vAlign w:val="center"/>
-          </w:tcPr>
-          <w:p>
-            <w:pPr>
-              <w:spacing w:after="0" w:line="240" w:lineRule="auto"/>
-            </w:pPr>
-            <w:commentRangeStart w:id="1"/>
-            <w:r>
-              <w:rPr>
-                <w:rFonts w:eastAsia="Calibri"/>
-                <w:b/>
-                <w:sz w:val="18"/>
-              </w:rPr>
-              <w:t>SQL injection</w:t>
-            </w:r>
-          </w:p>
-        </w:tc>
-        <w:tc>
-          <w:tcPr>
-            <w:tcW w:w="3480" w:type="dxa"/>
-            <w:tcMar>
-              <w:top w:w="80" w:type="dxa"/>
-              <w:left w:w="120" w:type="dxa"/>
-              <w:bottom w:w="80" w:type="dxa"/>
-              <w:right w:w="120" w:type="dxa"/>
-            </w:tcMar>
-            <w:vAlign w:val="center"/>
-          </w:tcPr>
-          <w:p>
-            <w:pPr>
-              <w:spacing w:after="0" w:line="240" w:lineRule="auto"/>
-            </w:pPr>
-            <w:r>
-              <w:rPr>
-                <w:rFonts w:eastAsia="Calibri"/>
-                <w:sz w:val="18"/>
-              </w:rPr>
-              <w:t>User input reaches a concatenated event query</w:t>
-            </w:r>
-          </w:p>
-        </w:tc>
-        <w:tc>
-          <w:tcPr>
-            <w:tcW w:w="3680" w:type="dxa"/>
-            <w:tcMar>
-              <w:top w:w="80" w:type="dxa"/>
-              <w:left w:w="120" w:type="dxa"/>
-              <w:bottom w:w="80" w:type="dxa"/>
-              <w:right w:w="120" w:type="dxa"/>
-            </w:tcMar>
-            <w:vAlign w:val="center"/>
-          </w:tcPr>
-          <w:p>
-            <w:pPr>
-              <w:spacing w:after="0" w:line="240" w:lineRule="auto"/>
-            </w:pPr>
-            <w:r>
-              <w:rPr>
-                <w:rFonts w:eastAsia="Calibri"/>
-                <w:sz w:val="18"/>
-              </w:rPr>
-              <w:t>Parameterized query endpoint</w:t>
-            </w:r>
-            <w:commentRangeEnd w:id="1"/>
-            <w:r>
-              <w:rPr>
-                <w:rStyle w:val="CommentReference"/>
-                <w:sz w:val="22"/>
-                <w:szCs w:val="22"/>
-              </w:rPr>
-              <w:commentReference w:id="1"/>
-            </w:r>
-          </w:p>
-        </w:tc>
-      </w:tr>
-      <w:tr>
-        <w:trPr>
-          <w:cantSplit/>
-        </w:trPr>
-        <w:tc>
-          <w:tcPr>
-            <w:tcW w:w="2200" w:type="dxa"/>
-            <w:shd w:val="clear" w:color="auto" w:fill="F2F4F7"/>
-            <w:tcMar>
-              <w:top w:w="80" w:type="dxa"/>
-              <w:left w:w="120" w:type="dxa"/>
-              <w:bottom w:w="80" w:type="dxa"/>
-              <w:right w:w="120" w:type="dxa"/>
-            </w:tcMar>
-            <w:vAlign w:val="center"/>
-          </w:tcPr>
-          <w:p>
-            <w:pPr>
-              <w:spacing w:after="0" w:line="240" w:lineRule="auto"/>
-            </w:pPr>
-            <w:r>
-              <w:rPr>
-                <w:rFonts w:eastAsia="Calibri"/>
-                <w:b/>
-                <w:sz w:val="18"/>
-              </w:rPr>
-              <w:lastRenderedPageBreak/>
-              <w:t>Telemetry replay</w:t>
-            </w:r>
-          </w:p>
-        </w:tc>
-        <w:tc>
-          <w:tcPr>
-            <w:tcW w:w="3480" w:type="dxa"/>
-            <w:shd w:val="clear" w:color="auto" w:fill="F2F4F7"/>
-            <w:tcMar>
-              <w:top w:w="80" w:type="dxa"/>
-              <w:left w:w="120" w:type="dxa"/>
-              <w:bottom w:w="80" w:type="dxa"/>
-              <w:right w:w="120" w:type="dxa"/>
-            </w:tcMar>
-            <w:vAlign w:val="center"/>
-          </w:tcPr>
-          <w:p>
-            <w:pPr>
-              <w:spacing w:after="0" w:line="240" w:lineRule="auto"/>
-            </w:pPr>
-            <w:r>
-              <w:rPr>
-                <w:rFonts w:eastAsia="Calibri"/>
-                <w:sz w:val="18"/>
-              </w:rPr>
-              <w:t>Captured values can be reused</w:t>
-            </w:r>
-          </w:p>
-        </w:tc>
-        <w:tc>
-          <w:tcPr>
-            <w:tcW w:w="3680" w:type="dxa"/>
-            <w:shd w:val="clear" w:color="auto" w:fill="F2F4F7"/>
-            <w:tcMar>
-              <w:top w:w="80" w:type="dxa"/>
-              <w:left w:w="120" w:type="dxa"/>
-              <w:bottom w:w="80" w:type="dxa"/>
-              <w:right w:w="120" w:type="dxa"/>
-            </w:tcMar>
-            <w:vAlign w:val="center"/>
-          </w:tcPr>
-          <w:p>
-            <w:pPr>
-              <w:spacing w:after="0" w:line="240" w:lineRule="auto"/>
-            </w:pPr>
-            <w:r>
-              <w:rPr>
-                <w:rFonts w:eastAsia="Calibri"/>
-                <w:sz w:val="18"/>
-              </w:rPr>
-              <w:t>HMAC verification, freshness window, and nonce rejection</w:t>
-            </w:r>
-          </w:p>
-        </w:tc>
-      </w:tr>
-      <w:tr>
-        <w:trPr>
-          <w:cantSplit/>
-        </w:trPr>
-        <w:tc>
-          <w:tcPr>
-            <w:tcW w:w="2200" w:type="dxa"/>
-            <w:tcMar>
-              <w:top w:w="80" w:type="dxa"/>
-              <w:left w:w="120" w:type="dxa"/>
-              <w:bottom w:w="80" w:type="dxa"/>
-              <w:right w:w="120" w:type="dxa"/>
-            </w:tcMar>
-            <w:vAlign w:val="center"/>
-          </w:tcPr>
-          <w:p>
-            <w:pPr>
-              <w:spacing w:after="0" w:line="240" w:lineRule="auto"/>
-            </w:pPr>
-            <w:r>
-              <w:rPr>
-                <w:rFonts w:eastAsia="Calibri"/>
-                <w:b/>
-                <w:sz w:val="18"/>
-              </w:rPr>
-              <w:t>Business-logic abuse</w:t>
-            </w:r>
-          </w:p>
-        </w:tc>
-        <w:tc>
-          <w:tcPr>
-            <w:tcW w:w="3480" w:type="dxa"/>
-            <w:tcMar>
-              <w:top w:w="80" w:type="dxa"/>
-              <w:left w:w="120" w:type="dxa"/>
-              <w:bottom w:w="80" w:type="dxa"/>
-              <w:right w:w="120" w:type="dxa"/>
-            </w:tcMar>
-            <w:vAlign w:val="center"/>
-          </w:tcPr>
-          <w:p>
-            <w:pPr>
-              <w:spacing w:after="0" w:line="240" w:lineRule="auto"/>
-            </w:pPr>
-            <w:r>
-              <w:rPr>
-                <w:rFonts w:eastAsia="Calibri"/>
-                <w:sz w:val="18"/>
-              </w:rPr>
-              <w:t>A maintenance schedule can produce a zero-price quote</w:t>
-            </w:r>
-          </w:p>
-        </w:tc>
-        <w:tc>
-          <w:tcPr>
-            <w:tcW w:w="3680" w:type="dxa"/>
-            <w:tcMar>
-              <w:top w:w="80" w:type="dxa"/>
-              <w:left w:w="120" w:type="dxa"/>
-              <w:bottom w:w="80" w:type="dxa"/>
-              <w:right w:w="120" w:type="dxa"/>
-            </w:tcMar>
-            <w:vAlign w:val="center"/>
-          </w:tcPr>
-          <w:p>
-            <w:pPr>
-              <w:spacing w:after="0" w:line="240" w:lineRule="auto"/>
-            </w:pPr>
-            <w:r>
-              <w:rPr>
-                <w:rFonts w:eastAsia="Calibri"/>
-                <w:sz w:val="18"/>
-              </w:rPr>
-              <w:t>Server-side schedule authorisation</w:t>
-            </w:r>
-          </w:p>
-        </w:tc>
-      </w:tr>
-      <w:tr>
-        <w:trPr>
-          <w:cantSplit/>
-        </w:trPr>
-        <w:tc>
-          <w:tcPr>
-            <w:tcW w:w="2200" w:type="dxa"/>
-            <w:shd w:val="clear" w:color="auto" w:fill="F2F4F7"/>
-            <w:tcMar>
-              <w:top w:w="80" w:type="dxa"/>
-              <w:left w:w="120" w:type="dxa"/>
-              <w:bottom w:w="80" w:type="dxa"/>
-              <w:right w:w="120" w:type="dxa"/>
-            </w:tcMar>
-            <w:vAlign w:val="center"/>
-          </w:tcPr>
-          <w:p>
-            <w:pPr>
-              <w:spacing w:after="0" w:line="240" w:lineRule="auto"/>
-            </w:pPr>
-            <w:r>
-              <w:rPr>
-                <w:rFonts w:eastAsia="Calibri"/>
-                <w:b/>
-                <w:sz w:val="18"/>
-              </w:rPr>
-              <w:t>Stored/DOM XSS</w:t>
-            </w:r>
-          </w:p>
-        </w:tc>
-        <w:tc>
-          <w:tcPr>
-            <w:tcW w:w="3480" w:type="dxa"/>
-            <w:shd w:val="clear" w:color="auto" w:fill="F2F4F7"/>
-            <w:tcMar>
-              <w:top w:w="80" w:type="dxa"/>
-              <w:left w:w="120" w:type="dxa"/>
-              <w:bottom w:w="80" w:type="dxa"/>
-              <w:right w:w="120" w:type="dxa"/>
-            </w:tcMar>
-            <w:vAlign w:val="center"/>
-          </w:tcPr>
-          <w:p>
-            <w:pPr>
-              <w:spacing w:after="0" w:line="240" w:lineRule="auto"/>
-            </w:pPr>
-            <w:r>
-              <w:rPr>
-                <w:rFonts w:eastAsia="Calibri"/>
-                <w:sz w:val="18"/>
-              </w:rPr>
-              <w:t>RF-origin operator note is rendered as HTML</w:t>
-            </w:r>
-          </w:p>
-        </w:tc>
-        <w:tc>
-          <w:tcPr>
-            <w:tcW w:w="3680" w:type="dxa"/>
-            <w:shd w:val="clear" w:color="auto" w:fill="F2F4F7"/>
-            <w:tcMar>
-              <w:top w:w="80" w:type="dxa"/>
-              <w:left w:w="120" w:type="dxa"/>
-              <w:bottom w:w="80" w:type="dxa"/>
-              <w:right w:w="120" w:type="dxa"/>
-            </w:tcMar>
-            <w:vAlign w:val="center"/>
-          </w:tcPr>
-          <w:p>
-            <w:pPr>
-              <w:spacing w:after="0" w:line="240" w:lineRule="auto"/>
-            </w:pPr>
-            <w:r>
-              <w:rPr>
-                <w:rFonts w:eastAsia="Calibri"/>
-                <w:sz w:val="18"/>
-              </w:rPr>
-              <w:t>Untrusted note is rendered as text</w:t>
-            </w:r>
-          </w:p>
-        </w:tc>
-      </w:tr>
-      <w:tr>
-        <w:trPr>
-          <w:cantSplit/>
-        </w:trPr>
-        <w:tc>
-          <w:tcPr>
-            <w:tcW w:w="2200" w:type="dxa"/>
-            <w:tcMar>
-              <w:top w:w="80" w:type="dxa"/>
-              <w:left w:w="120" w:type="dxa"/>
-              <w:bottom w:w="80" w:type="dxa"/>
-              <w:right w:w="120" w:type="dxa"/>
-            </w:tcMar>
-            <w:vAlign w:val="center"/>
-          </w:tcPr>
-          <w:p>
-            <w:pPr>
-              <w:spacing w:after="0" w:line="240" w:lineRule="auto"/>
-            </w:pPr>
-            <w:r>
-              <w:rPr>
-                <w:rFonts w:eastAsia="Calibri"/>
-                <w:b/>
-                <w:sz w:val="18"/>
-              </w:rPr>
-              <w:t>Parser memory risk</w:t>
-            </w:r>
-          </w:p>
-        </w:tc>
-        <w:tc>
-          <w:tcPr>
-            <w:tcW w:w="3480" w:type="dxa"/>
-            <w:tcMar>
-              <w:top w:w="80" w:type="dxa"/>
-              <w:left w:w="120" w:type="dxa"/>
-              <w:bottom w:w="80" w:type="dxa"/>
-              <w:right w:w="120" w:type="dxa"/>
-            </w:tcMar>
-            <w:vAlign w:val="center"/>
-          </w:tcPr>
-          <w:p>
-            <w:pPr>
-              <w:spacing w:after="0" w:line="240" w:lineRule="auto"/>
-            </w:pPr>
-            <w:r>
-              <w:rPr>
-                <w:rFonts w:eastAsia="Calibri"/>
-                <w:sz w:val="18"/>
-              </w:rPr>
-              <w:t>Vulnerable C parser accepts unsafe lengths</w:t>
-            </w:r>
-          </w:p>
-        </w:tc>
-        <w:tc>
-          <w:tcPr>
-            <w:tcW w:w="3680" w:type="dxa"/>
-            <w:tcMar>
-              <w:top w:w="80" w:type="dxa"/>
-              <w:left w:w="120" w:type="dxa"/>
-              <w:bottom w:w="80" w:type="dxa"/>
-              <w:right w:w="120" w:type="dxa"/>
-            </w:tcMar>
-            <w:vAlign w:val="center"/>
-          </w:tcPr>
-          <w:p>
-            <w:pPr>
-              <w:spacing w:after="0" w:line="240" w:lineRule="auto"/>
-            </w:pPr>
-            <w:r>
-              <w:rPr>
-                <w:rFonts w:eastAsia="Calibri"/>
-                <w:sz w:val="18"/>
-              </w:rPr>
-              <w:t>Bounded parser variant demonstrates defensive handling</w:t>
-            </w:r>
-          </w:p>
-        </w:tc>
-      </w:tr>
-    </w:tbl>
-    <w:p>
-      <w:pPr>
-        <w:spacing w:after="0"/>
-      </w:pPr>
-    </w:p>
-    <w:p>
-      <w:pPr>
-        <w:pStyle w:val="Heading1"/>
-      </w:pPr>
-      <w:r>
-        <w:t>5. Evaluation and Results</w:t>
+        <w:t>by road</w:t>
+      </w:r>
+      <w:r>
+        <w:t xml:space="preserve"> users</w:t>
+      </w:r>
+      <w:r>
+        <w:t xml:space="preserve">. </w:t>
+      </w:r>
+      <w:r>
+        <w:t>Loss or manipulation of those messages would be especially serious during an emergency, when drivers rely on timely and accurate guidance.</w:t>
       </w:r>
     </w:p>
     <w:p/>
     <w:p>
       <w:pPr>
-        <w:pStyle w:val="Heading2"/>
-      </w:pPr>
-      <w:r>
-        <w:t xml:space="preserve">5.1 </w:t>
-      </w:r>
-      <w:r>
-        <w:t>CTF Tasks Breakdown</w:t>
+        <w:pStyle w:val="Heading3"/>
+      </w:pPr>
+      <w:r>
+        <w:t xml:space="preserve">Challenge </w:t>
+      </w:r>
+      <w:r>
+        <w:t xml:space="preserve">2: </w:t>
+      </w:r>
+      <w:r>
+        <w:t>Song Meta Data</w:t>
+      </w:r>
+      <w:r>
+        <w:t xml:space="preserve"> </w:t>
+      </w:r>
+      <w:r>
+        <w:t>(Beginner)</w:t>
       </w:r>
     </w:p>
     <w:p>
       <w:pPr>
-        <w:pStyle w:val="Heading3"/>
-      </w:pPr>
-      <w:r>
-        <w:t>Task 1: Tunnel Context</w:t>
-      </w:r>
-    </w:p>
-    <w:p/>
-    <w:p>
-      <w:pPr>
-        <w:pStyle w:val="Heading3"/>
-      </w:pPr>
-      <w:r>
-        <w:t>Task 2: Tunnel Context</w:t>
-      </w:r>
-    </w:p>
-    <w:p/>
-    <w:p>
-      <w:pPr>
-        <w:pStyle w:val="Heading2"/>
-      </w:pPr>
-      <w:r>
-        <w:t>5.2 Limitations</w:t>
+        <w:spacing w:after="0"/>
+      </w:pPr>
+      <w:r>
+        <w:drawing>
+          <wp:anchor distT="0" distB="0" distL="114300" distR="114300" simplePos="0" relativeHeight="251645440" behindDoc="0" locked="0" layoutInCell="1" allowOverlap="1" wp14:anchorId="31E8D693" wp14:editId="10ECDA6F">
+            <wp:simplePos x="0" y="0"/>
+            <wp:positionH relativeFrom="column">
+              <wp:posOffset>100275</wp:posOffset>
+            </wp:positionH>
+            <wp:positionV relativeFrom="paragraph">
+              <wp:posOffset>866023</wp:posOffset>
+            </wp:positionV>
+            <wp:extent cx="4069715" cy="1757680"/>
+            <wp:effectExtent l="0" t="0" r="6985" b="0"/>
+            <wp:wrapSquare wrapText="bothSides"/>
+            <wp:docPr id="2109809414" name="Picture 1"/>
+            <wp:cNvGraphicFramePr>
+              <a:graphicFrameLocks xmlns:a="http://schemas.openxmlformats.org/drawingml/2006/main" noChangeAspect="1"/>
+            </wp:cNvGraphicFramePr>
+            <a:graphic xmlns:a="http://schemas.openxmlformats.org/drawingml/2006/main">
+              <a:graphicData uri="http://schemas.openxmlformats.org/drawingml/2006/picture">
+                <pic:pic xmlns:pic="http://schemas.openxmlformats.org/drawingml/2006/picture">
+                  <pic:nvPicPr>
+                    <pic:cNvPr id="2109809414" name=""/>
+                    <pic:cNvPicPr/>
+                  </pic:nvPicPr>
+                  <pic:blipFill>
+                    <a:blip r:embed="rId10"/>
+                    <a:stretch>
+                      <a:fillRect/>
+                    </a:stretch>
+                  </pic:blipFill>
+                  <pic:spPr>
+                    <a:xfrm>
+                      <a:off x="0" y="0"/>
+                      <a:ext cx="4069715" cy="1757680"/>
+                    </a:xfrm>
+                    <a:prstGeom prst="rect">
+                      <a:avLst/>
+                    </a:prstGeom>
+                  </pic:spPr>
+                </pic:pic>
+              </a:graphicData>
+            </a:graphic>
+            <wp14:sizeRelH relativeFrom="margin">
+              <wp14:pctWidth>0</wp14:pctWidth>
+            </wp14:sizeRelH>
+            <wp14:sizeRelV relativeFrom="margin">
+              <wp14:pctHeight>0</wp14:pctHeight>
+            </wp14:sizeRelV>
+          </wp:anchor>
+        </w:drawing>
+      </w:r>
+      <w:r>
+        <w:t>This challenge extends the earlier tunnel-context task by replacing the fixed binary packet with four-level amplitude-shift keying. Instead of using two amplitudes to represent 0 and 1, each of the four levels represents a two-bit symbol. Learners must first recognise the modulation scheme, then map the measured amplitude levels back to binary values to recover the message.</w:t>
       </w:r>
     </w:p>
     <w:p>
-      <w:r>
-        <w:rPr>
-          <w:rFonts w:eastAsia="Calibri"/>
-        </w:rPr>
-        <w:t>The validation above establishes structural consistency, not full correctness. A complete evaluation still requires end-to-end challenge walkthroughs, browser compatibility checks, negative tests for rejected solutions, and structured participant feedback. The generated RF signals are designed for teaching clarity; they have not been quantitatively compared with calibrated SDR captures for timing, propagation, hardware impairment, or demodulation fidelity. Secure Mode demonstrates training-scale controls but is not a production security certification.</w:t>
+      <w:pPr>
+        <w:spacing w:after="0"/>
+      </w:pPr>
+      <w:r>
+        <w:t>This adds an extra layer of analysis because a simple high-or-low threshold will not decode the signal correctly. However, the amplitude levels remain observable and can be identified through measurement or basic clustering. The task therefore reinforces that making data less obvious may slow analysis, but it does not provide confidentiality, authentication, or integrity protection.</w:t>
       </w:r>
     </w:p>
     <w:p>
       <w:pPr>
-        <w:pStyle w:val="Heading1"/>
-      </w:pPr>
-      <w:r>
-        <w:t>6. Discussion and Reflection</w:t>
+        <w:spacing w:after="0"/>
+      </w:pPr>
+      <w:r>
+        <w:t>The challenge also introduces the idea that communication systems often combine primary data with control information or metadata. FM radio is a familiar example: analogue audio may be transmitted alongside digital information such as the station name, song title, or artist. Learners are therefore encouraged to examine the complete signal rather than focusing only on its most obvious payload.</w:t>
       </w:r>
     </w:p>
     <w:p>
       <w:pPr>
-        <w:pStyle w:val="Heading2"/>
-      </w:pPr>
-      <w:r>
-        <w:t>6.1 Key Design Challenges</w:t>
-      </w:r>
+        <w:spacing w:after="0"/>
+      </w:pPr>
     </w:p>
     <w:p>
-      <w:r>
-        <w:rPr>
-          <w:rFonts w:eastAsia="Calibri"/>
-        </w:rPr>
-        <w:t>The central challenge was balancing realism, accessibility, and safety. Requiring GNU Radio and SDR hardware would improve physical fidelity but would also create setup barriers and increase the risk of unsafe use. The simulation-first design keeps the assessed experience reproducible while retaining GNU Radio and SigMF as an extension path.</w:t>
+      <w:pPr>
+        <w:pStyle w:val="Heading3"/>
+      </w:pPr>
+      <w:r>
+        <w:t xml:space="preserve">Challenge </w:t>
+      </w:r>
+      <w:r>
+        <w:t>3</w:t>
+      </w:r>
+      <w:r>
+        <w:t xml:space="preserve">: </w:t>
+      </w:r>
+      <w:r>
+        <w:t>Weather Broadcasting (Moderate</w:t>
+      </w:r>
+      <w:r>
+        <w:t>)</w:t>
       </w:r>
     </w:p>
     <w:p>
       <w:r>
-        <w:rPr>
-          <w:rFonts w:eastAsia="Calibri"/>
-        </w:rPr>
-        <w:t>A second challenge was connecting RF interaction to genuine cybersecurity reasoning. A visually impressive waterfall alone would be a weak learning outcome, while a conventional web CTF would not expose the communications boundary. The strongest parts of the project therefore require the learner to acquire or decode information and then reason about how that information is trusted by software.</w:t>
+        <w:t>The weather-broadcasting project extends basic signal reception into a broader cybersecurity scenario, showing how weaknesses across the physical, protocol, and software layers can combine. Learners must determine not only what is being transmitted, but also how the signal is concealed and how recovered data influences the receiving system.</w:t>
       </w:r>
     </w:p>
     <w:p>
       <w:r>
-        <w:rPr>
-          <w:rFonts w:eastAsia="Calibri"/>
-        </w:rPr>
-        <w:t>A third challenge was preventing static flags and hard-coded client logic from undermining the exercise. Moving flag derivation and success checks into the Python backend improved integrity and made browser sessions distinct, although more automated negative testing is still needed.</w:t>
+        <w:t>The first extension introduces frequency-hopping QAM using a predictable hopping pattern. Learners must identify the sequence and configure a receiver that can remain synchronised as the carrier changes. The transmitted codeword acts as both the station callsign and the challenge flag, requiring learners to recover the signal structure before decoding the payload. This demonstrates that frequency hopping provides little security when the sequence is deterministic or observable.</w:t>
       </w:r>
     </w:p>
     <w:p>
+      <w:r>
+        <w:t>A later variation replaces the fixed pattern with pseudorandom hopping generated by RANDU. Learners know only that one generator from a small set is being used, so they must analyse the hopping behaviour and reproduce the correct sequence. Although the output appears random, RANDU is structurally weak and predictable. Groups of three values occupy only a limited number of planes when plotted in three dimensions, revealing patterns that can help identify the generator and predict future hops. A custom RANDU block was required because the generator is obsolete and rarely included in modern software packages.</w:t>
+      </w:r>
+    </w:p>
+    <w:p>
+      <w:r>
+        <w:t xml:space="preserve">The challenge then moves from signal recovery to protocol interpretation. A digital-audio transmission contains a hidden four-bit emergency message, inserted by a custom scrambler after every two audio bits with a value of one. This provides limited obfuscation, but no authentication, integrity checking, </w:t>
+      </w:r>
+      <w:r>
+        <w:lastRenderedPageBreak/>
+        <w:t>replay protection, or genuine confidentiality. Once the encoding method is understood, an attacker can extract or construct emergency messages without a trusted key.</w:t>
+      </w:r>
+    </w:p>
+    <w:p>
+      <w:r>
+        <w:t xml:space="preserve">To complete the scenario, learners reverse </w:t>
+      </w:r>
+      <w:proofErr w:type="gramStart"/>
+      <w:r>
+        <w:t>engineer</w:t>
+      </w:r>
+      <w:proofErr w:type="gramEnd"/>
+      <w:r>
+        <w:t xml:space="preserve"> an extracted C file to understand the scrambler and packet-processing logic. They then combine their knowledge of the waveform, hopping sequence, random-number generator, and message format to construct and inject a valid alert packet. This models a spoofing attack in which a message is accepted because its format is correct, even though its origin and integrity are not verified.</w:t>
+      </w:r>
+    </w:p>
+    <w:p>
+      <w:r>
+        <w:t>Overall, the challenge demonstrates how a predictable hopping sequence, weak random-number generation, and unauthenticated message format can form a complete attack chain. It shows that RF cybersecurity depends not only on receiving a signal, but also on how decoded information is interpreted, trusted, and acted upon by software.</w:t>
+      </w:r>
+    </w:p>
+    <w:p>
+      <w:pPr>
+        <w:pStyle w:val="Heading3"/>
+      </w:pPr>
+      <w:r>
+        <w:t>Challenge</w:t>
+      </w:r>
+      <w:r>
+        <w:t xml:space="preserve"> 4</w:t>
+      </w:r>
+      <w:r>
+        <w:t xml:space="preserve">: </w:t>
+      </w:r>
+      <w:r>
+        <w:t xml:space="preserve">Emergency </w:t>
+      </w:r>
+      <w:r>
+        <w:t xml:space="preserve">Broadcasting </w:t>
+      </w:r>
+      <w:r>
+        <w:t>(</w:t>
+      </w:r>
+      <w:r>
+        <w:t>Moderate</w:t>
+      </w:r>
+      <w:r>
+        <w:t>)</w:t>
+      </w:r>
+    </w:p>
+    <w:p>
+      <w:pPr>
+        <w:spacing w:after="0"/>
+        <w:rPr>
+          <w:kern w:val="2"/>
+          <w:lang w:eastAsia="en-AU"/>
+          <w14:ligatures w14:val="standardContextual"/>
+        </w:rPr>
+      </w:pPr>
+      <w:r>
+        <w:t>This challenge builds on the previous weather-broadcasting task by adding a CRC check and Barker codes to the signalling process. The CRC provides basic integrity checking by helping the receiver detect accidental corruption, while the Barker code improves synchronisation and makes the start of a message easier to identify. These features make the signal more structured and realistic, but they do not fully secure it. A CRC is not an authentication mechanism, and a Barker code does not prove that a message came from a trusted source. As a result, the challenge demonstrates that even when a system includes recognisable engineering safeguards, weaknesses can remain if authenticity, replay resistance, and trust handling are not addressed.</w:t>
+      </w:r>
+    </w:p>
+    <w:p>
+      <w:pPr>
+        <w:pStyle w:val="Heading3"/>
+      </w:pPr>
+      <w:r>
+        <w:t xml:space="preserve">Challenge </w:t>
+      </w:r>
+      <w:r>
+        <w:t>5</w:t>
+      </w:r>
+      <w:r>
+        <w:t xml:space="preserve">: Emergency </w:t>
+      </w:r>
+      <w:r>
+        <w:t xml:space="preserve">Fire Tower </w:t>
+      </w:r>
+      <w:r>
+        <w:t>(</w:t>
+      </w:r>
+      <w:r>
+        <w:t>Advanced</w:t>
+      </w:r>
+      <w:r>
+        <w:t>)</w:t>
+      </w:r>
+    </w:p>
+    <w:p>
+      <w:pPr>
+        <w:rPr>
+          <w:kern w:val="2"/>
+          <w:lang w:eastAsia="en-AU"/>
+          <w14:ligatures w14:val="standardContextual"/>
+        </w:rPr>
+      </w:pPr>
+      <w:r>
+        <w:t>This challenge was only partially implemented, so the report describes the intended scenario and the generated outputs rather than a complete playable task. The concept was designed to show why advanced RF systems need both hardware understanding and cybersecurity analysis. The scenario uses a complex multi-antenna fire-tower system with digital beamforming, implemented on an FPGA, to reject signals that could not plausibly come from an authorised direction. This reflects a common industry approach, where antenna arrays and signal processing are used to improve selectivity and reduce false inputs. However, beamforming is not a complete security control. Side lobes and back lobes can create unexpected reception paths, and a signal that appears invalid from the main beam may still be observed through another part of the antenna pattern. A hardware-focused engineer may recognise this as an antenna-pattern limitation, while a cybersecurity-focused analyst may frame it as a trust-boundary and validation problem. The intended learning outcome was therefore not only to exploit a weakness, but to show that secure RF system design depends on clear communication between RF engineers, embedded developers, and security practitioners</w:t>
+      </w:r>
+      <w:r>
+        <w:t xml:space="preserve"> and an understanding of the </w:t>
+      </w:r>
+      <w:r>
+        <w:t>cross-discipline</w:t>
+      </w:r>
+      <w:r>
+        <w:t xml:space="preserve"> impacts of these technologies.</w:t>
+      </w:r>
+      <w:r>
+        <w:t xml:space="preserve"> Hence </w:t>
+      </w:r>
+      <w:proofErr w:type="gramStart"/>
+      <w:r>
+        <w:t>a .v</w:t>
+      </w:r>
+      <w:proofErr w:type="gramEnd"/>
+      <w:r>
+        <w:t xml:space="preserve"> file and a .c files are generated with this rough idea however the signalling project setup </w:t>
+      </w:r>
+      <w:proofErr w:type="gramStart"/>
+      <w:r>
+        <w:t>was not able to</w:t>
+      </w:r>
+      <w:proofErr w:type="gramEnd"/>
+      <w:r>
+        <w:t xml:space="preserve"> be completed.</w:t>
+      </w:r>
+    </w:p>
+    <w:p>
+      <w:pPr>
+        <w:pStyle w:val="Heading1"/>
+      </w:pPr>
+      <w:r>
+        <w:t>4</w:t>
+      </w:r>
+      <w:r>
+        <w:t>. Evaluation and Results</w:t>
+      </w:r>
+    </w:p>
+    <w:p>
       <w:pPr>
         <w:pStyle w:val="Heading2"/>
       </w:pPr>
       <w:r>
+        <w:t>4.</w:t>
+      </w:r>
+      <w:r>
+        <w:t>1</w:t>
+      </w:r>
+      <w:r>
+        <w:t xml:space="preserve"> </w:t>
+      </w:r>
+      <w:r>
+        <w:t>Walkthrou</w:t>
+      </w:r>
+      <w:r>
+        <w:t>gh</w:t>
+      </w:r>
+    </w:p>
+    <w:p>
+      <w:r>
         <w:lastRenderedPageBreak/>
-        <w:t>6.2 Professional and Ethical Considerations</w:t>
+        <w:drawing>
+          <wp:anchor distT="0" distB="0" distL="114300" distR="114300" simplePos="0" relativeHeight="251673088" behindDoc="0" locked="0" layoutInCell="1" allowOverlap="1" wp14:anchorId="489C286E" wp14:editId="7BD58C45">
+            <wp:simplePos x="0" y="0"/>
+            <wp:positionH relativeFrom="column">
+              <wp:posOffset>29421</wp:posOffset>
+            </wp:positionH>
+            <wp:positionV relativeFrom="paragraph">
+              <wp:posOffset>434340</wp:posOffset>
+            </wp:positionV>
+            <wp:extent cx="3195955" cy="2790825"/>
+            <wp:effectExtent l="0" t="0" r="4445" b="9525"/>
+            <wp:wrapSquare wrapText="bothSides"/>
+            <wp:docPr id="1583426009" name="Picture 1"/>
+            <wp:cNvGraphicFramePr>
+              <a:graphicFrameLocks xmlns:a="http://schemas.openxmlformats.org/drawingml/2006/main" noChangeAspect="1"/>
+            </wp:cNvGraphicFramePr>
+            <a:graphic xmlns:a="http://schemas.openxmlformats.org/drawingml/2006/main">
+              <a:graphicData uri="http://schemas.openxmlformats.org/drawingml/2006/picture">
+                <pic:pic xmlns:pic="http://schemas.openxmlformats.org/drawingml/2006/picture">
+                  <pic:nvPicPr>
+                    <pic:cNvPr id="1583426009" name=""/>
+                    <pic:cNvPicPr/>
+                  </pic:nvPicPr>
+                  <pic:blipFill>
+                    <a:blip r:embed="rId11"/>
+                    <a:stretch>
+                      <a:fillRect/>
+                    </a:stretch>
+                  </pic:blipFill>
+                  <pic:spPr>
+                    <a:xfrm>
+                      <a:off x="0" y="0"/>
+                      <a:ext cx="3195955" cy="2790825"/>
+                    </a:xfrm>
+                    <a:prstGeom prst="rect">
+                      <a:avLst/>
+                    </a:prstGeom>
+                  </pic:spPr>
+                </pic:pic>
+              </a:graphicData>
+            </a:graphic>
+            <wp14:sizeRelH relativeFrom="margin">
+              <wp14:pctWidth>0</wp14:pctWidth>
+            </wp14:sizeRelH>
+            <wp14:sizeRelV relativeFrom="margin">
+              <wp14:pctHeight>0</wp14:pctHeight>
+            </wp14:sizeRelV>
+          </wp:anchor>
+        </w:drawing>
+      </w:r>
+      <w:r>
+        <w:drawing>
+          <wp:anchor distT="0" distB="0" distL="114300" distR="114300" simplePos="0" relativeHeight="251659776" behindDoc="0" locked="0" layoutInCell="1" allowOverlap="1" wp14:anchorId="27BC2973" wp14:editId="46C1678E">
+            <wp:simplePos x="0" y="0"/>
+            <wp:positionH relativeFrom="column">
+              <wp:posOffset>3420322</wp:posOffset>
+            </wp:positionH>
+            <wp:positionV relativeFrom="paragraph">
+              <wp:posOffset>379095</wp:posOffset>
+            </wp:positionV>
+            <wp:extent cx="2484120" cy="3889375"/>
+            <wp:effectExtent l="0" t="0" r="0" b="0"/>
+            <wp:wrapSquare wrapText="bothSides"/>
+            <wp:docPr id="1916559092" name="Picture 1"/>
+            <wp:cNvGraphicFramePr>
+              <a:graphicFrameLocks xmlns:a="http://schemas.openxmlformats.org/drawingml/2006/main" noChangeAspect="1"/>
+            </wp:cNvGraphicFramePr>
+            <a:graphic xmlns:a="http://schemas.openxmlformats.org/drawingml/2006/main">
+              <a:graphicData uri="http://schemas.openxmlformats.org/drawingml/2006/picture">
+                <pic:pic xmlns:pic="http://schemas.openxmlformats.org/drawingml/2006/picture">
+                  <pic:nvPicPr>
+                    <pic:cNvPr id="1916559092" name=""/>
+                    <pic:cNvPicPr/>
+                  </pic:nvPicPr>
+                  <pic:blipFill>
+                    <a:blip r:embed="rId12"/>
+                    <a:stretch>
+                      <a:fillRect/>
+                    </a:stretch>
+                  </pic:blipFill>
+                  <pic:spPr>
+                    <a:xfrm>
+                      <a:off x="0" y="0"/>
+                      <a:ext cx="2484120" cy="3889375"/>
+                    </a:xfrm>
+                    <a:prstGeom prst="rect">
+                      <a:avLst/>
+                    </a:prstGeom>
+                  </pic:spPr>
+                </pic:pic>
+              </a:graphicData>
+            </a:graphic>
+            <wp14:sizeRelH relativeFrom="margin">
+              <wp14:pctWidth>0</wp14:pctWidth>
+            </wp14:sizeRelH>
+            <wp14:sizeRelV relativeFrom="margin">
+              <wp14:pctHeight>0</wp14:pctHeight>
+            </wp14:sizeRelV>
+          </wp:anchor>
+        </w:drawing>
+      </w:r>
+    </w:p>
+    <w:p>
+      <w:r>
+        <w:drawing>
+          <wp:inline distT="0" distB="0" distL="0" distR="0" wp14:anchorId="6C80B069" wp14:editId="134539DE">
+            <wp:extent cx="3369903" cy="3404829"/>
+            <wp:effectExtent l="0" t="0" r="2540" b="5715"/>
+            <wp:docPr id="425805396" name="Picture 1"/>
+            <wp:cNvGraphicFramePr>
+              <a:graphicFrameLocks xmlns:a="http://schemas.openxmlformats.org/drawingml/2006/main" noChangeAspect="1"/>
+            </wp:cNvGraphicFramePr>
+            <a:graphic xmlns:a="http://schemas.openxmlformats.org/drawingml/2006/main">
+              <a:graphicData uri="http://schemas.openxmlformats.org/drawingml/2006/picture">
+                <pic:pic xmlns:pic="http://schemas.openxmlformats.org/drawingml/2006/picture">
+                  <pic:nvPicPr>
+                    <pic:cNvPr id="425805396" name=""/>
+                    <pic:cNvPicPr/>
+                  </pic:nvPicPr>
+                  <pic:blipFill>
+                    <a:blip r:embed="rId13"/>
+                    <a:stretch>
+                      <a:fillRect/>
+                    </a:stretch>
+                  </pic:blipFill>
+                  <pic:spPr>
+                    <a:xfrm>
+                      <a:off x="0" y="0"/>
+                      <a:ext cx="3383477" cy="3418544"/>
+                    </a:xfrm>
+                    <a:prstGeom prst="rect">
+                      <a:avLst/>
+                    </a:prstGeom>
+                  </pic:spPr>
+                </pic:pic>
+              </a:graphicData>
+            </a:graphic>
+          </wp:inline>
+        </w:drawing>
+      </w:r>
+    </w:p>
+    <w:p>
+      <w:pPr>
+        <w:pStyle w:val="Heading2"/>
+      </w:pPr>
+      <w:r>
+        <w:t>4</w:t>
+      </w:r>
+      <w:r>
+        <w:t>.2 Limitations</w:t>
+      </w:r>
+    </w:p>
+    <w:p>
+      <w:pPr>
+        <w:rPr>
+          <w:kern w:val="2"/>
+          <w:lang w:eastAsia="en-AU"/>
+          <w14:ligatures w14:val="standardContextual"/>
+        </w:rPr>
+      </w:pPr>
+      <w:r>
+        <w:t xml:space="preserve">This implementation has several limitations. The front-end still contains some issues, particularly in how it interprets audio and presents challenge artefacts. These issues were accepted during development because the </w:t>
+      </w:r>
+      <w:proofErr w:type="gramStart"/>
+      <w:r>
+        <w:t>main focus</w:t>
+      </w:r>
+      <w:proofErr w:type="gramEnd"/>
+      <w:r>
+        <w:t xml:space="preserve"> was the security design and learning value of the CTF rather than interface polish. A stronger implementation would also use randomly generated flags more consistently across challenges. Finally, the HDL component could be developed further by providing learners with a bitstream to reverse engineer against a known hardware target, using existing FPGA reverse-engineering tools where appropriate.</w:t>
+      </w:r>
+    </w:p>
+    <w:p>
+      <w:pPr>
+        <w:pStyle w:val="Heading1"/>
+      </w:pPr>
+      <w:r>
+        <w:lastRenderedPageBreak/>
+        <w:t>5</w:t>
+      </w:r>
+      <w:r>
+        <w:t>. Discussion and Reflection</w:t>
+      </w:r>
+    </w:p>
+    <w:p>
+      <w:pPr>
+        <w:pStyle w:val="Heading2"/>
+      </w:pPr>
+      <w:r>
+        <w:t>5</w:t>
+      </w:r>
+      <w:r>
+        <w:t>.1 Key Design Challenges</w:t>
+      </w:r>
+    </w:p>
+    <w:p>
+      <w:pPr>
+        <w:rPr>
+          <w:kern w:val="2"/>
+          <w:lang w:eastAsia="en-AU"/>
+          <w14:ligatures w14:val="standardContextual"/>
+        </w:rPr>
+      </w:pPr>
+      <w:r>
+        <w:t xml:space="preserve">The </w:t>
+      </w:r>
+      <w:r>
+        <w:t xml:space="preserve">main design </w:t>
+      </w:r>
+      <w:r>
+        <w:t xml:space="preserve">challenge was balancing realism, accessibility, and safety. </w:t>
+      </w:r>
+      <w:r>
+        <w:t>Using</w:t>
+      </w:r>
+      <w:r>
+        <w:t xml:space="preserve"> GNU Radio </w:t>
+      </w:r>
+      <w:r>
+        <w:t xml:space="preserve">with </w:t>
+      </w:r>
+      <w:r>
+        <w:t xml:space="preserve">SDR hardware would </w:t>
+      </w:r>
+      <w:r>
+        <w:t>have increased</w:t>
+      </w:r>
+      <w:r>
+        <w:t xml:space="preserve"> physical fidelity</w:t>
+      </w:r>
+      <w:r>
+        <w:t>,</w:t>
+      </w:r>
+      <w:r>
+        <w:t xml:space="preserve"> but </w:t>
+      </w:r>
+      <w:r>
+        <w:t xml:space="preserve">it </w:t>
+      </w:r>
+      <w:r>
+        <w:t xml:space="preserve">would also </w:t>
+      </w:r>
+      <w:r>
+        <w:t>have introduced</w:t>
+      </w:r>
+      <w:r>
+        <w:t xml:space="preserve"> setup </w:t>
+      </w:r>
+      <w:r>
+        <w:t xml:space="preserve">complexity, cost, and </w:t>
+      </w:r>
+      <w:r>
+        <w:t xml:space="preserve">the risk of unsafe </w:t>
+      </w:r>
+      <w:r>
+        <w:t xml:space="preserve">RF </w:t>
+      </w:r>
+      <w:r>
+        <w:t xml:space="preserve">use. </w:t>
+      </w:r>
+      <w:r>
+        <w:t>A</w:t>
+      </w:r>
+      <w:r>
+        <w:t xml:space="preserve"> simulation-first </w:t>
+      </w:r>
+      <w:r>
+        <w:t>approach made</w:t>
+      </w:r>
+      <w:r>
+        <w:t xml:space="preserve"> the assessed experience </w:t>
+      </w:r>
+      <w:r>
+        <w:t>easier to reproduce</w:t>
+      </w:r>
+      <w:r>
+        <w:t xml:space="preserve"> while </w:t>
+      </w:r>
+      <w:r>
+        <w:t>still allowing</w:t>
+      </w:r>
+      <w:r>
+        <w:t xml:space="preserve"> GNU Radio and </w:t>
+      </w:r>
+      <w:proofErr w:type="spellStart"/>
+      <w:r>
+        <w:t>SigMF</w:t>
+      </w:r>
+      <w:proofErr w:type="spellEnd"/>
+      <w:r>
+        <w:t xml:space="preserve"> </w:t>
+      </w:r>
+      <w:r>
+        <w:t xml:space="preserve">to remain available </w:t>
+      </w:r>
+      <w:r>
+        <w:t xml:space="preserve">as </w:t>
+      </w:r>
+      <w:r>
+        <w:t>higher-fidelity</w:t>
+      </w:r>
+      <w:r>
+        <w:t xml:space="preserve"> extension </w:t>
+      </w:r>
+      <w:r>
+        <w:t>paths</w:t>
+      </w:r>
+      <w:r>
+        <w:t>.</w:t>
+      </w:r>
+    </w:p>
+    <w:p>
+      <w:pPr>
+        <w:rPr>
+          <w:kern w:val="2"/>
+          <w:lang w:eastAsia="en-AU"/>
+          <w14:ligatures w14:val="standardContextual"/>
+        </w:rPr>
+      </w:pPr>
+      <w:r>
+        <w:t xml:space="preserve">A second challenge was connecting RF interaction to </w:t>
+      </w:r>
+      <w:r>
+        <w:t>meaningful</w:t>
+      </w:r>
+      <w:r>
+        <w:t xml:space="preserve"> cybersecurity reasoning. A </w:t>
+      </w:r>
+      <w:r>
+        <w:t xml:space="preserve">waterfall </w:t>
+      </w:r>
+      <w:r>
+        <w:t>display by itself would not create a strong</w:t>
+      </w:r>
+      <w:r>
+        <w:t xml:space="preserve"> learning outcome, while a conventional web CTF would </w:t>
+      </w:r>
+      <w:r>
+        <w:t>miss</w:t>
+      </w:r>
+      <w:r>
+        <w:t xml:space="preserve"> the communications boundary</w:t>
+      </w:r>
+      <w:r>
+        <w:t xml:space="preserve"> that makes this </w:t>
+      </w:r>
+      <w:r>
+        <w:t xml:space="preserve">project </w:t>
+      </w:r>
+      <w:r>
+        <w:t xml:space="preserve">distinctive. The most effective challenges </w:t>
+      </w:r>
+      <w:r>
+        <w:t xml:space="preserve">therefore require </w:t>
+      </w:r>
+      <w:r>
+        <w:t>learners</w:t>
+      </w:r>
+      <w:r>
+        <w:t xml:space="preserve"> to acquire or decode </w:t>
+      </w:r>
+      <w:r>
+        <w:t>RF-derived data, then consider</w:t>
+      </w:r>
+      <w:r>
+        <w:t xml:space="preserve"> how that </w:t>
+      </w:r>
+      <w:r>
+        <w:t>data</w:t>
+      </w:r>
+      <w:r>
+        <w:t xml:space="preserve"> is </w:t>
+      </w:r>
+      <w:r>
+        <w:t xml:space="preserve">parsed, </w:t>
+      </w:r>
+      <w:r>
+        <w:t>trusted</w:t>
+      </w:r>
+      <w:r>
+        <w:t>, and acted on</w:t>
+      </w:r>
+      <w:r>
+        <w:t xml:space="preserve"> by software.</w:t>
+      </w:r>
+      <w:r>
+        <w:t xml:space="preserve"> </w:t>
+      </w:r>
+      <w:r>
+        <w:t>Designing this interaction was difficult because the web interface, signal generation, coding schemes, scenarios, and vulnerability placement all needed to reinforce one another without making the tasks too confusing or difficult to complete. AI-assisted development also became part of the workflow: I used it to help manage front-end implementation and interface design, while I retained responsibility for scenario design, security reasoning, validation, and final integration.</w:t>
+      </w:r>
+    </w:p>
+    <w:p>
+      <w:pPr>
+        <w:pStyle w:val="Heading2"/>
+      </w:pPr>
+      <w:r>
+        <w:t>5</w:t>
+      </w:r>
+      <w:r>
+        <w:t>.2 Professional and Ethical Considerations</w:t>
       </w:r>
     </w:p>
     <w:p>
@@ -3131,106 +2199,116 @@
         <w:pStyle w:val="Heading2"/>
       </w:pPr>
       <w:r>
-        <w:t>6.3 Learning and Future Improvement</w:t>
+        <w:t>5</w:t>
+      </w:r>
+      <w:r>
+        <w:t>.3 Learning and Future Improvement</w:t>
       </w:r>
     </w:p>
     <w:p>
-      <w:r>
+      <w:pPr>
         <w:rPr>
-          <w:rFonts w:eastAsia="Calibri"/>
+          <w:kern w:val="2"/>
+          <w:lang w:eastAsia="en-AU"/>
+          <w14:ligatures w14:val="standardContextual"/>
         </w:rPr>
-        <w:t>The project demonstrates that contested-spectrum security is not a single technical problem. Signal processing, protocol design, embedded implementation, web rendering, database access, and operator decision-making can all influence the final security outcome. The next stage should prioritise evidence quality rather than expanding the challenge count: repeatable end-to-end tests, screenshots and demonstrations, learner observations, quantitative RF checks, and a traceable work log would strengthen the final submission.</w:t>
+      </w:pPr>
+      <w:r>
+        <w:t xml:space="preserve">The project demonstrates that contested-spectrum security is not a single technical problem. Signal processing, protocol design, embedded implementation, web rendering, database access, and operator decision-making can all influence the final security outcome. </w:t>
+      </w:r>
+      <w:r>
+        <w:t>The next stage should complete the current advanced-level challenge, add one further advanced challenge, and introduce two expert-level challenges that require learners to combine RF analysis, embedded reasoning, and software-security validation. These additions should be organised into a clearer blue-team and red-team scenario landscape, where offensive tasks show how RF-derived data can be misused and defensive tasks require monitoring, validation, hardening, and response planning.</w:t>
       </w:r>
     </w:p>
     <w:p>
       <w:pPr>
-        <w:pStyle w:val="ReportBullet"/>
-        <w:numPr>
-          <w:ilvl w:val="0"/>
-          <w:numId w:val="1"/>
-        </w:numPr>
-      </w:pPr>
-      <w:r>
+        <w:pStyle w:val="ListBullet"/>
         <w:rPr>
-          <w:rFonts w:eastAsia="Calibri"/>
+          <w:kern w:val="2"/>
+          <w:sz w:val="24"/>
+          <w:szCs w:val="24"/>
+          <w:lang w:eastAsia="en-AU"/>
+          <w14:ligatures w14:val="standardContextual"/>
         </w:rPr>
-        <w:t>Automate successful and unsuccessful walkthroughs for all 22 challenges.</w:t>
+      </w:pPr>
+      <w:r>
+        <w:t>Complete the existing advanced fire-tower challenge by turning the generated FPGA and C artefacts into a playable end-to-end task.</w:t>
       </w:r>
     </w:p>
     <w:p>
       <w:pPr>
-        <w:pStyle w:val="ReportBullet"/>
-        <w:numPr>
-          <w:ilvl w:val="0"/>
-          <w:numId w:val="1"/>
-        </w:numPr>
-      </w:pPr>
-      <w:r>
-        <w:rPr>
-          <w:rFonts w:eastAsia="Calibri"/>
-        </w:rPr>
-        <w:t>Measure task completion time, hint usage, failure points, and learner understanding with a small authorised user study.</w:t>
+        <w:pStyle w:val="ListBullet"/>
+      </w:pPr>
+      <w:r>
+        <w:t>Add one additional advanced challenge that focuses on secure hardware trust, such as signed firmware, protected key storage, attestation evidence, or authenticated update paths.</w:t>
       </w:r>
     </w:p>
     <w:p>
       <w:pPr>
-        <w:pStyle w:val="ReportBullet"/>
-        <w:numPr>
-          <w:ilvl w:val="0"/>
-          <w:numId w:val="1"/>
-        </w:numPr>
-      </w:pPr>
-      <w:r>
-        <w:rPr>
-          <w:rFonts w:eastAsia="Calibri"/>
-        </w:rPr>
-        <w:t>Add calibrated impairment models for drift, multipath, saturation, adjacent-channel interference, and timing recovery.</w:t>
+        <w:pStyle w:val="ListBullet"/>
+      </w:pPr>
+      <w:r>
+        <w:t>Add two expert-level challenges that require multi-stage reasoning across RF capture, protocol reconstruction, reverse engineering, backend validation, and incident response.</w:t>
       </w:r>
     </w:p>
     <w:p>
       <w:pPr>
-        <w:pStyle w:val="ReportBullet"/>
-        <w:numPr>
-          <w:ilvl w:val="0"/>
-          <w:numId w:val="1"/>
-        </w:numPr>
-      </w:pPr>
-      <w:r>
-        <w:rPr>
-          <w:rFonts w:eastAsia="Calibri"/>
-        </w:rPr>
-        <w:t>Add secure boot, signed firmware, protected key storage, and attestation evidence to advanced hardware-trust tasks.</w:t>
+        <w:pStyle w:val="ListBullet"/>
+      </w:pPr>
+      <w:r>
+        <w:t>Create a blue-team scenario track covering detection, logging, replay prevention, anomaly monitoring, input validation, and operational response to suspicious RF-derived events.</w:t>
       </w:r>
     </w:p>
     <w:p>
       <w:pPr>
-        <w:pStyle w:val="ReportBullet"/>
-        <w:numPr>
-          <w:ilvl w:val="0"/>
-          <w:numId w:val="1"/>
-        </w:numPr>
-      </w:pPr>
-      <w:r>
-        <w:rPr>
-          <w:rFonts w:eastAsia="Calibri"/>
-        </w:rPr>
-        <w:t>Collect final screenshots, command transcripts, and short demonstration recordings for the report appendix.</w:t>
+        <w:pStyle w:val="ListBullet"/>
+      </w:pPr>
+      <w:r>
+        <w:lastRenderedPageBreak/>
+        <w:t>Create a red-team scenario track covering spoofing attempts, weak trust-boundary exploitation, signal-pattern analysis, protocol manipulation, and controlled adversarial testing within the safe simulation environment.</w:t>
       </w:r>
     </w:p>
     <w:p>
       <w:pPr>
-        <w:pStyle w:val="Heading1"/>
-      </w:pPr>
-      <w:r>
-        <w:t>7. Conclusion</w:t>
+        <w:pStyle w:val="ListBullet"/>
+      </w:pPr>
+      <w:r>
+        <w:t>Retain evidence-quality improvements through automated walkthroughs, screenshots, command transcripts, demonstration recordings, learner observations, and repeatable validation tests.</w:t>
       </w:r>
     </w:p>
     <w:p>
-      <w:r>
+      <w:pPr>
+        <w:pStyle w:val="Heading1"/>
+      </w:pPr>
+      <w:r>
+        <w:t>6</w:t>
+      </w:r>
+      <w:r>
+        <w:t>. Conclusion</w:t>
+      </w:r>
+    </w:p>
+    <w:p>
+      <w:pPr>
         <w:rPr>
-          <w:rFonts w:eastAsia="Calibri"/>
+          <w:kern w:val="2"/>
+          <w:lang w:eastAsia="en-AU"/>
+          <w14:ligatures w14:val="standardContextual"/>
         </w:rPr>
-        <w:t>Signal Forge provides a substantial foundation for a safe, local, contested-spectrum cybersecurity CTF. Its main achievement is the integration of RF acquisition and analysis with software trust boundaries, reverse engineering, backend vulnerabilities, and defensive controls. The data-driven architecture, session-specific flags, reproducible artefacts, and Attack/Secure comparison support both continued development and classroom demonstration. The current evidence confirms broad implementation coverage and syntactic consistency, while also identifying the most important remaining work: end-to-end validation, learner evaluation, stronger RF fidelity evidence, and final presentation artefacts.</w:t>
+      </w:pPr>
+      <w:r>
+        <w:t>Signal Forge demonstrates that RF security can be taught safely and effectively through a simulation-first CTF environment. By combining waveform inspection, receiver tuning, packet decoding, controlled interference, protocol analysis, reverse engineering, and defensive comparison, the project links physical-layer communication concepts with conventional cybersecurity concerns. The completed challenges show how weak assumptions in modulation, hopping sequences, metadata handling, backend validation, and trust boundaries can create security risks once RF-derived data is interpreted by software.</w:t>
+      </w:r>
+    </w:p>
+    <w:p>
+      <w:pPr>
+        <w:rPr>
+          <w:kern w:val="2"/>
+          <w:lang w:eastAsia="en-AU"/>
+          <w14:ligatures w14:val="standardContextual"/>
+        </w:rPr>
+      </w:pPr>
+      <w:r>
+        <w:t>The project also shows the value of keeping realism, accessibility, and ethics in balance. Avoiding live transmission and real infrastructure targets made the work repeatable and safe, while the use of synthetic civilian scenarios preserved meaningful security context. Although some advanced tasks remain incomplete, the design provides a strong foundation for future blue-team, red-team, advanced, and expert-level scenarios. Overall, Signal Forge contributes a practical training model for understanding contested-spectrum cybersecurity as a cross-disciplinary problem involving RF engineering, embedded systems, software security, and operational decision-making.</w:t>
       </w:r>
     </w:p>
     <w:p>
@@ -3252,7 +2330,7 @@
         </w:rPr>
         <w:t xml:space="preserve">[1] GNU Radio, 'About GNU Radio,' GNU Radio Project. Accessed 20 July 2026. </w:t>
       </w:r>
-      <w:hyperlink r:id="rId13">
+      <w:hyperlink r:id="rId14">
         <w:r>
           <w:rPr>
             <w:color w:val="2E74B5"/>
@@ -3271,15 +2349,40 @@
           <w:rFonts w:eastAsia="Calibri"/>
           <w:sz w:val="20"/>
         </w:rPr>
-        <w:t xml:space="preserve">[2] SigMF, 'Signal Metadata Format Specification, Version 1.2.6.' Accessed 20 July 2026. </w:t>
-      </w:r>
-      <w:hyperlink r:id="rId14">
+        <w:t xml:space="preserve">[2] </w:t>
+      </w:r>
+      <w:proofErr w:type="spellStart"/>
+      <w:r>
+        <w:rPr>
+          <w:rFonts w:eastAsia="Calibri"/>
+          <w:sz w:val="20"/>
+        </w:rPr>
+        <w:t>SigMF</w:t>
+      </w:r>
+      <w:proofErr w:type="spellEnd"/>
+      <w:r>
+        <w:rPr>
+          <w:rFonts w:eastAsia="Calibri"/>
+          <w:sz w:val="20"/>
+        </w:rPr>
+        <w:t xml:space="preserve">, 'Signal Metadata Format Specification, Version 1.2.6.' Accessed 20 July 2026. </w:t>
+      </w:r>
+      <w:hyperlink r:id="rId15">
+        <w:proofErr w:type="spellStart"/>
         <w:r>
           <w:rPr>
             <w:color w:val="2E74B5"/>
             <w:u w:val="single"/>
           </w:rPr>
-          <w:t>SigMF specification</w:t>
+          <w:t>SigMF</w:t>
+        </w:r>
+        <w:proofErr w:type="spellEnd"/>
+        <w:r>
+          <w:rPr>
+            <w:color w:val="2E74B5"/>
+            <w:u w:val="single"/>
+          </w:rPr>
+          <w:t xml:space="preserve"> specification</w:t>
         </w:r>
       </w:hyperlink>
     </w:p>
@@ -3294,7 +2397,7 @@
         </w:rPr>
         <w:t xml:space="preserve">[3] OWASP Foundation, 'SQL Injection Prevention Cheat Sheet.' Accessed 20 July 2026. </w:t>
       </w:r>
-      <w:hyperlink r:id="rId15">
+      <w:hyperlink r:id="rId16">
         <w:r>
           <w:rPr>
             <w:color w:val="2E74B5"/>
@@ -3313,10 +2416,9 @@
           <w:rFonts w:eastAsia="Calibri"/>
           <w:sz w:val="20"/>
         </w:rPr>
-        <w:lastRenderedPageBreak/>
         <w:t xml:space="preserve">[4] OWASP Foundation, 'Cross Site Scripting Prevention Cheat Sheet.' Accessed 20 July 2026. </w:t>
       </w:r>
-      <w:hyperlink r:id="rId16">
+      <w:hyperlink r:id="rId17">
         <w:r>
           <w:rPr>
             <w:color w:val="2E74B5"/>
@@ -3340,15 +2442,40 @@
           <w:sz w:val="20"/>
           <w:szCs w:val="20"/>
         </w:rPr>
-        <w:t xml:space="preserve">[5] GNU Radio, 'GRCon 2025 CTF,' GNU Radio Project. Accessed 27 July 2026. </w:t>
-      </w:r>
-      <w:hyperlink r:id="rId17" w:history="1">
+        <w:t>[5] GNU Radio, '</w:t>
+      </w:r>
+      <w:proofErr w:type="spellStart"/>
+      <w:r>
+        <w:rPr>
+          <w:sz w:val="20"/>
+          <w:szCs w:val="20"/>
+        </w:rPr>
+        <w:t>GRCon</w:t>
+      </w:r>
+      <w:proofErr w:type="spellEnd"/>
+      <w:r>
+        <w:rPr>
+          <w:sz w:val="20"/>
+          <w:szCs w:val="20"/>
+        </w:rPr>
+        <w:t xml:space="preserve"> 2025 CTF,' GNU Radio Project. Accessed 27 July 2026. </w:t>
+      </w:r>
+      <w:hyperlink r:id="rId18" w:history="1">
+        <w:proofErr w:type="spellStart"/>
         <w:r>
           <w:rPr>
             <w:rStyle w:val="Hyperlink"/>
             <w:color w:val="2E74B5"/>
           </w:rPr>
-          <w:t>GRCon 2025 CTF</w:t>
+          <w:t>GRCon</w:t>
+        </w:r>
+        <w:proofErr w:type="spellEnd"/>
+        <w:r>
+          <w:rPr>
+            <w:rStyle w:val="Hyperlink"/>
+            <w:color w:val="2E74B5"/>
+          </w:rPr>
+          <w:t xml:space="preserve"> 2025 CTF</w:t>
         </w:r>
       </w:hyperlink>
     </w:p>
@@ -3451,108 +2578,13 @@
         <w:t>. Norwood, MA: Artech House, 2008.</w:t>
       </w:r>
     </w:p>
-    <w:p>
-      <w:pPr>
-        <w:pStyle w:val="Heading2"/>
-      </w:pPr>
-      <w:r>
-        <w:t>Project Artefacts</w:t>
-      </w:r>
-    </w:p>
-    <w:p>
-      <w:pPr>
-        <w:pStyle w:val="ReportBullet"/>
-        <w:numPr>
-          <w:ilvl w:val="0"/>
-          <w:numId w:val="1"/>
-        </w:numPr>
-      </w:pPr>
-      <w:r>
-        <w:rPr>
-          <w:rFonts w:eastAsia="Calibri"/>
-        </w:rPr>
-        <w:t>Signal Forge CTF README.md - project overview, setup, API examples, security notes, and extension points.</w:t>
-      </w:r>
-    </w:p>
-    <w:p>
-      <w:pPr>
-        <w:pStyle w:val="ReportBullet"/>
-        <w:numPr>
-          <w:ilvl w:val="0"/>
-          <w:numId w:val="1"/>
-        </w:numPr>
-      </w:pPr>
-      <w:r>
-        <w:rPr>
-          <w:rFonts w:eastAsia="Calibri"/>
-        </w:rPr>
-        <w:t>docs/gnu-radio-workflow.md - reproducible GNU Radio and SigMF artefact workflow.</w:t>
-      </w:r>
-    </w:p>
-    <w:p>
-      <w:pPr>
-        <w:pStyle w:val="ReportBullet"/>
-        <w:numPr>
-          <w:ilvl w:val="0"/>
-          <w:numId w:val="1"/>
-        </w:numPr>
-      </w:pPr>
-      <w:r>
-        <w:rPr>
-          <w:rFonts w:eastAsia="Calibri"/>
-        </w:rPr>
-        <w:t>docs/networked-terminal.md - browser and external-script terminal interface.</w:t>
-      </w:r>
-    </w:p>
-    <w:p>
-      <w:pPr>
-        <w:pStyle w:val="ReportBullet"/>
-        <w:numPr>
-          <w:ilvl w:val="0"/>
-          <w:numId w:val="1"/>
-        </w:numPr>
-      </w:pPr>
-      <w:r>
-        <w:rPr>
-          <w:rFonts w:eastAsia="Calibri"/>
-        </w:rPr>
-        <w:t>data/challenges.json and data/contexts.json - challenge catalogue and scenario structure.</w:t>
-      </w:r>
-    </w:p>
-    <w:p>
-      <w:pPr>
-        <w:pStyle w:val="ReportBullet"/>
-        <w:numPr>
-          <w:ilvl w:val="0"/>
-          <w:numId w:val="1"/>
-        </w:numPr>
-      </w:pPr>
-      <w:r>
-        <w:t>outputs/requirements/Signal_Forge_CTF_Tasks.xlsx - task catalogue and implementation issue tracker.</w:t>
-      </w:r>
-    </w:p>
-    <w:p>
-      <w:pPr>
-        <w:pStyle w:val="ReportBullet"/>
-        <w:numPr>
-          <w:ilvl w:val="0"/>
-          <w:numId w:val="1"/>
-        </w:numPr>
-      </w:pPr>
-      <w:r>
-        <w:rPr>
-          <w:rFonts w:eastAsia="Calibri"/>
-        </w:rPr>
-        <w:t>server.py - session flags, RF target logic, training endpoints, secure comparisons, and local server.</w:t>
-      </w:r>
-    </w:p>
     <w:sectPr>
-      <w:headerReference w:type="even" r:id="rId18"/>
-      <w:headerReference w:type="default" r:id="rId19"/>
-      <w:footerReference w:type="even" r:id="rId20"/>
-      <w:footerReference w:type="default" r:id="rId21"/>
-      <w:headerReference w:type="first" r:id="rId22"/>
-      <w:footerReference w:type="first" r:id="rId23"/>
+      <w:headerReference w:type="even" r:id="rId19"/>
+      <w:headerReference w:type="default" r:id="rId20"/>
+      <w:footerReference w:type="even" r:id="rId21"/>
+      <w:footerReference w:type="default" r:id="rId22"/>
+      <w:headerReference w:type="first" r:id="rId23"/>
+      <w:footerReference w:type="first" r:id="rId24"/>
       <w:pgSz w:w="11905" w:h="16838"/>
       <w:pgMar w:top="1296" w:right="1273" w:bottom="1296" w:left="1273" w:header="708" w:footer="708" w:gutter="0"/>
       <w:cols w:space="720"/>
@@ -3561,64 +2593,6 @@
     </w:sectPr>
   </w:body>
 </w:document>
-</file>
-
-<file path=word/comments.xml><?xml version="1.0" encoding="utf-8"?>
-<w:comments xmlns:wpc="http://schemas.microsoft.com/office/word/2010/wordprocessingCanvas" xmlns:cx="http://schemas.microsoft.com/office/drawing/2014/chartex" xmlns:cx1="http://schemas.microsoft.com/office/drawing/2015/9/8/chartex" xmlns:cx2="http://schemas.microsoft.com/office/drawing/2015/10/21/chartex" xmlns:cx3="http://schemas.microsoft.com/office/drawing/2016/5/9/chartex" xmlns:cx4="http://schemas.microsoft.com/office/drawing/2016/5/10/chartex" xmlns:cx5="http://schemas.microsoft.com/office/drawing/2016/5/11/chartex" xmlns:cx6="http://schemas.microsoft.com/office/drawing/2016/5/12/chartex" xmlns:cx7="http://schemas.microsoft.com/office/drawing/2016/5/13/chartex" xmlns:cx8="http://schemas.microsoft.com/office/drawing/2016/5/14/chartex" xmlns:mc="http://schemas.openxmlformats.org/markup-compatibility/2006" xmlns:aink="http://schemas.microsoft.com/office/drawing/2016/ink" xmlns:am3d="http://schemas.microsoft.com/office/drawing/2017/model3d" xmlns:o="urn:schemas-microsoft-com:office:office" xmlns:oel="http://schemas.microsoft.com/office/2019/extlst" xmlns:r="http://schemas.openxmlformats.org/officeDocument/2006/relationships" xmlns:m="http://schemas.openxmlformats.org/officeDocument/2006/math" xmlns:v="urn:schemas-microsoft-com:vml" xmlns:wp14="http://schemas.microsoft.com/office/word/2010/wordprocessingDrawing" xmlns:wp="http://schemas.openxmlformats.org/drawingml/2006/wordprocessingDrawing" xmlns:w10="urn:schemas-microsoft-com:office:word" xmlns:w="http://schemas.openxmlformats.org/wordprocessingml/2006/main" xmlns:w14="http://schemas.microsoft.com/office/word/2010/wordml" xmlns:w15="http://schemas.microsoft.com/office/word/2012/wordml" xmlns:w16cex="http://schemas.microsoft.com/office/word/2018/wordml/cex" xmlns:w16cid="http://schemas.microsoft.com/office/word/2016/wordml/cid" xmlns:w16="http://schemas.microsoft.com/office/word/2018/wordml" xmlns:w16du="http://schemas.microsoft.com/office/word/2023/wordml/word16du" xmlns:w16sdtdh="http://schemas.microsoft.com/office/word/2020/wordml/sdtdatahash" xmlns:w16sdtfl="http://schemas.microsoft.com/office/word/2024/wordml/sdtformatlock" xmlns:w16se="http://schemas.microsoft.com/office/word/2015/wordml/symex" xmlns:wpg="http://schemas.microsoft.com/office/word/2010/wordprocessingGroup" xmlns:wpi="http://schemas.microsoft.com/office/word/2010/wordprocessingInk" xmlns:wne="http://schemas.microsoft.com/office/word/2006/wordml" xmlns:wps="http://schemas.microsoft.com/office/word/2010/wordprocessingShape" mc:Ignorable="w14 w15 w16se w16cid w16 w16cex w16sdtdh w16sdtfl w16du wp14">
-  <w:comment w:id="0" w:author="Thomas A. Gosman" w:date="2026-07-20T16:38:00Z" w:initials="TG">
-    <w:p>
-      <w:pPr>
-        <w:pStyle w:val="CommentText"/>
-      </w:pPr>
-      <w:r>
-        <w:rPr>
-          <w:rStyle w:val="CommentReference"/>
-        </w:rPr>
-        <w:annotationRef/>
-      </w:r>
-      <w:r>
-        <w:t>Mention GNU CTF</w:t>
-      </w:r>
-    </w:p>
-  </w:comment>
-  <w:comment w:id="1" w:author="Thomas A. Gosman" w:date="2026-07-20T16:59:00Z" w:initials="TG">
-    <w:p>
-      <w:pPr>
-        <w:pStyle w:val="CommentText"/>
-      </w:pPr>
-      <w:r>
-        <w:rPr>
-          <w:rStyle w:val="CommentReference"/>
-        </w:rPr>
-        <w:annotationRef/>
-      </w:r>
-      <w:r>
-        <w:t>Non-existent</w:t>
-      </w:r>
-    </w:p>
-  </w:comment>
-</w:comments>
-</file>
-
-<file path=word/commentsExtended.xml><?xml version="1.0" encoding="utf-8"?>
-<w15:commentsEx xmlns:wpc="http://schemas.microsoft.com/office/word/2010/wordprocessingCanvas" xmlns:cx="http://schemas.microsoft.com/office/drawing/2014/chartex" xmlns:cx1="http://schemas.microsoft.com/office/drawing/2015/9/8/chartex" xmlns:cx2="http://schemas.microsoft.com/office/drawing/2015/10/21/chartex" xmlns:cx3="http://schemas.microsoft.com/office/drawing/2016/5/9/chartex" xmlns:cx4="http://schemas.microsoft.com/office/drawing/2016/5/10/chartex" xmlns:cx5="http://schemas.microsoft.com/office/drawing/2016/5/11/chartex" xmlns:cx6="http://schemas.microsoft.com/office/drawing/2016/5/12/chartex" xmlns:cx7="http://schemas.microsoft.com/office/drawing/2016/5/13/chartex" xmlns:cx8="http://schemas.microsoft.com/office/drawing/2016/5/14/chartex" xmlns:mc="http://schemas.openxmlformats.org/markup-compatibility/2006" xmlns:aink="http://schemas.microsoft.com/office/drawing/2016/ink" xmlns:am3d="http://schemas.microsoft.com/office/drawing/2017/model3d" xmlns:o="urn:schemas-microsoft-com:office:office" xmlns:oel="http://schemas.microsoft.com/office/2019/extlst" xmlns:r="http://schemas.openxmlformats.org/officeDocument/2006/relationships" xmlns:m="http://schemas.openxmlformats.org/officeDocument/2006/math" xmlns:v="urn:schemas-microsoft-com:vml" xmlns:wp14="http://schemas.microsoft.com/office/word/2010/wordprocessingDrawing" xmlns:wp="http://schemas.openxmlformats.org/drawingml/2006/wordprocessingDrawing" xmlns:w10="urn:schemas-microsoft-com:office:word" xmlns:w="http://schemas.openxmlformats.org/wordprocessingml/2006/main" xmlns:w14="http://schemas.microsoft.com/office/word/2010/wordml" xmlns:w15="http://schemas.microsoft.com/office/word/2012/wordml" xmlns:w16cex="http://schemas.microsoft.com/office/word/2018/wordml/cex" xmlns:w16cid="http://schemas.microsoft.com/office/word/2016/wordml/cid" xmlns:w16="http://schemas.microsoft.com/office/word/2018/wordml" xmlns:w16du="http://schemas.microsoft.com/office/word/2023/wordml/word16du" xmlns:w16sdtdh="http://schemas.microsoft.com/office/word/2020/wordml/sdtdatahash" xmlns:w16sdtfl="http://schemas.microsoft.com/office/word/2024/wordml/sdtformatlock" xmlns:w16se="http://schemas.microsoft.com/office/word/2015/wordml/symex" xmlns:wpg="http://schemas.microsoft.com/office/word/2010/wordprocessingGroup" xmlns:wpi="http://schemas.microsoft.com/office/word/2010/wordprocessingInk" xmlns:wne="http://schemas.microsoft.com/office/word/2006/wordml" xmlns:wps="http://schemas.microsoft.com/office/word/2010/wordprocessingShape" mc:Ignorable="w14 w15 w16se w16cid w16 w16cex w16sdtdh w16sdtfl w16du wp14">
-  <w15:commentEx w15:paraId="0EFF44CF" w15:done="0"/>
-  <w15:commentEx w15:paraId="071ACA53" w15:done="0"/>
-</w15:commentsEx>
-</file>
-
-<file path=word/commentsExtensible.xml><?xml version="1.0" encoding="utf-8"?>
-<w16cex:commentsExtensible xmlns:wpc="http://schemas.microsoft.com/office/word/2010/wordprocessingCanvas" xmlns:cx="http://schemas.microsoft.com/office/drawing/2014/chartex" xmlns:cx1="http://schemas.microsoft.com/office/drawing/2015/9/8/chartex" xmlns:cx2="http://schemas.microsoft.com/office/drawing/2015/10/21/chartex" xmlns:cx3="http://schemas.microsoft.com/office/drawing/2016/5/9/chartex" xmlns:cx4="http://schemas.microsoft.com/office/drawing/2016/5/10/chartex" xmlns:cx5="http://schemas.microsoft.com/office/drawing/2016/5/11/chartex" xmlns:cx6="http://schemas.microsoft.com/office/drawing/2016/5/12/chartex" xmlns:cx7="http://schemas.microsoft.com/office/drawing/2016/5/13/chartex" xmlns:cx8="http://schemas.microsoft.com/office/drawing/2016/5/14/chartex" xmlns:cr="http://schemas.microsoft.com/office/comments/2020/reactions" xmlns:mc="http://schemas.openxmlformats.org/markup-compatibility/2006" xmlns:aink="http://schemas.microsoft.com/office/drawing/2016/ink" xmlns:am3d="http://schemas.microsoft.com/office/drawing/2017/model3d" xmlns:o="urn:schemas-microsoft-com:office:office" xmlns:oel="http://schemas.microsoft.com/office/2019/extlst" xmlns:r="http://schemas.openxmlformats.org/officeDocument/2006/relationships" xmlns:m="http://schemas.openxmlformats.org/officeDocument/2006/math" xmlns:v="urn:schemas-microsoft-com:vml" xmlns:wp14="http://schemas.microsoft.com/office/word/2010/wordprocessingDrawing" xmlns:wp="http://schemas.openxmlformats.org/drawingml/2006/wordprocessingDrawing" xmlns:w10="urn:schemas-microsoft-com:office:word" xmlns:w="http://schemas.openxmlformats.org/wordprocessingml/2006/main" xmlns:w14="http://schemas.microsoft.com/office/word/2010/wordml" xmlns:w15="http://schemas.microsoft.com/office/word/2012/wordml" xmlns:w16cex="http://schemas.microsoft.com/office/word/2018/wordml/cex" xmlns:w16cid="http://schemas.microsoft.com/office/word/2016/wordml/cid" xmlns:w16="http://schemas.microsoft.com/office/word/2018/wordml" xmlns:w16du="http://schemas.microsoft.com/office/word/2023/wordml/word16du" xmlns:w16sdtdh="http://schemas.microsoft.com/office/word/2020/wordml/sdtdatahash" xmlns:w16sdtfl="http://schemas.microsoft.com/office/word/2024/wordml/sdtformatlock" xmlns:w16se="http://schemas.microsoft.com/office/word/2015/wordml/symex" xmlns:wpg="http://schemas.microsoft.com/office/word/2010/wordprocessingGroup" xmlns:wpi="http://schemas.microsoft.com/office/word/2010/wordprocessingInk" xmlns:wne="http://schemas.microsoft.com/office/word/2006/wordml" xmlns:wps="http://schemas.microsoft.com/office/word/2010/wordprocessingShape" mc:Ignorable="w14 w15 w16se w16cid w16 w16cex w16sdtdh w16sdtfl cr w16du wp14">
-  <w16cex:commentExtensible w16cex:durableId="0A4D777C" w16cex:dateUtc="2026-07-20T06:38:00Z"/>
-  <w16cex:commentExtensible w16cex:durableId="36408F93" w16cex:dateUtc="2026-07-20T06:59:00Z"/>
-</w16cex:commentsExtensible>
-</file>
-
-<file path=word/commentsIds.xml><?xml version="1.0" encoding="utf-8"?>
-<w16cid:commentsIds xmlns:wpc="http://schemas.microsoft.com/office/word/2010/wordprocessingCanvas" xmlns:cx="http://schemas.microsoft.com/office/drawing/2014/chartex" xmlns:cx1="http://schemas.microsoft.com/office/drawing/2015/9/8/chartex" xmlns:cx2="http://schemas.microsoft.com/office/drawing/2015/10/21/chartex" xmlns:cx3="http://schemas.microsoft.com/office/drawing/2016/5/9/chartex" xmlns:cx4="http://schemas.microsoft.com/office/drawing/2016/5/10/chartex" xmlns:cx5="http://schemas.microsoft.com/office/drawing/2016/5/11/chartex" xmlns:cx6="http://schemas.microsoft.com/office/drawing/2016/5/12/chartex" xmlns:cx7="http://schemas.microsoft.com/office/drawing/2016/5/13/chartex" xmlns:cx8="http://schemas.microsoft.com/office/drawing/2016/5/14/chartex" xmlns:mc="http://schemas.openxmlformats.org/markup-compatibility/2006" xmlns:aink="http://schemas.microsoft.com/office/drawing/2016/ink" xmlns:am3d="http://schemas.microsoft.com/office/drawing/2017/model3d" xmlns:o="urn:schemas-microsoft-com:office:office" xmlns:oel="http://schemas.microsoft.com/office/2019/extlst" xmlns:r="http://schemas.openxmlformats.org/officeDocument/2006/relationships" xmlns:m="http://schemas.openxmlformats.org/officeDocument/2006/math" xmlns:v="urn:schemas-microsoft-com:vml" xmlns:wp14="http://schemas.microsoft.com/office/word/2010/wordprocessingDrawing" xmlns:wp="http://schemas.openxmlformats.org/drawingml/2006/wordprocessingDrawing" xmlns:w10="urn:schemas-microsoft-com:office:word" xmlns:w="http://schemas.openxmlformats.org/wordprocessingml/2006/main" xmlns:w14="http://schemas.microsoft.com/office/word/2010/wordml" xmlns:w15="http://schemas.microsoft.com/office/word/2012/wordml" xmlns:w16cex="http://schemas.microsoft.com/office/word/2018/wordml/cex" xmlns:w16cid="http://schemas.microsoft.com/office/word/2016/wordml/cid" xmlns:w16="http://schemas.microsoft.com/office/word/2018/wordml" xmlns:w16du="http://schemas.microsoft.com/office/word/2023/wordml/word16du" xmlns:w16sdtdh="http://schemas.microsoft.com/office/word/2020/wordml/sdtdatahash" xmlns:w16sdtfl="http://schemas.microsoft.com/office/word/2024/wordml/sdtformatlock" xmlns:w16se="http://schemas.microsoft.com/office/word/2015/wordml/symex" xmlns:wpg="http://schemas.microsoft.com/office/word/2010/wordprocessingGroup" xmlns:wpi="http://schemas.microsoft.com/office/word/2010/wordprocessingInk" xmlns:wne="http://schemas.microsoft.com/office/word/2006/wordml" xmlns:wps="http://schemas.microsoft.com/office/word/2010/wordprocessingShape" mc:Ignorable="w14 w15 w16se w16cid w16 w16cex w16sdtdh w16sdtfl w16du wp14">
-  <w16cid:commentId w16cid:paraId="0EFF44CF" w16cid:durableId="0A4D777C"/>
-  <w16cid:commentId w16cid:paraId="071ACA53" w16cid:durableId="36408F93"/>
-</w16cid:commentsIds>
 </file>
 
 <file path=word/endnotes.xml><?xml version="1.0" encoding="utf-8"?>
@@ -3774,7 +2748,27 @@
         <w:color w:val="667085"/>
         <w:sz w:val="18"/>
       </w:rPr>
-      <w:t>COMP6841  |  Signal Forge CTF</w:t>
+      <w:t>COMP</w:t>
+    </w:r>
+    <w:proofErr w:type="gramStart"/>
+    <w:r>
+      <w:rPr>
+        <w:rFonts w:eastAsia="Calibri"/>
+        <w:b/>
+        <w:color w:val="667085"/>
+        <w:sz w:val="18"/>
+      </w:rPr>
+      <w:t>6841  |</w:t>
+    </w:r>
+    <w:proofErr w:type="gramEnd"/>
+    <w:r>
+      <w:rPr>
+        <w:rFonts w:eastAsia="Calibri"/>
+        <w:b/>
+        <w:color w:val="667085"/>
+        <w:sz w:val="18"/>
+      </w:rPr>
+      <w:t xml:space="preserve">  Signal Forge CTF</w:t>
     </w:r>
   </w:p>
 </w:hdr>
@@ -3966,6 +2960,155 @@
     </w:lvl>
   </w:abstractNum>
   <w:abstractNum w:abstractNumId="9" w15:restartNumberingAfterBreak="0">
+    <w:nsid w:val="05F077D6"/>
+    <w:multiLevelType w:val="multilevel"/>
+    <w:tmpl w:val="4216D188"/>
+    <w:lvl w:ilvl="0">
+      <w:start w:val="1"/>
+      <w:numFmt w:val="bullet"/>
+      <w:lvlText w:val=""/>
+      <w:lvlJc w:val="left"/>
+      <w:pPr>
+        <w:tabs>
+          <w:tab w:val="num" w:pos="720"/>
+        </w:tabs>
+        <w:ind w:left="720" w:hanging="360"/>
+      </w:pPr>
+      <w:rPr>
+        <w:rFonts w:ascii="Symbol" w:hAnsi="Symbol" w:hint="default"/>
+        <w:sz w:val="20"/>
+      </w:rPr>
+    </w:lvl>
+    <w:lvl w:ilvl="1" w:tentative="1">
+      <w:start w:val="1"/>
+      <w:numFmt w:val="bullet"/>
+      <w:lvlText w:val=""/>
+      <w:lvlJc w:val="left"/>
+      <w:pPr>
+        <w:tabs>
+          <w:tab w:val="num" w:pos="1440"/>
+        </w:tabs>
+        <w:ind w:left="1440" w:hanging="360"/>
+      </w:pPr>
+      <w:rPr>
+        <w:rFonts w:ascii="Symbol" w:hAnsi="Symbol" w:hint="default"/>
+        <w:sz w:val="20"/>
+      </w:rPr>
+    </w:lvl>
+    <w:lvl w:ilvl="2" w:tentative="1">
+      <w:start w:val="1"/>
+      <w:numFmt w:val="bullet"/>
+      <w:lvlText w:val=""/>
+      <w:lvlJc w:val="left"/>
+      <w:pPr>
+        <w:tabs>
+          <w:tab w:val="num" w:pos="2160"/>
+        </w:tabs>
+        <w:ind w:left="2160" w:hanging="360"/>
+      </w:pPr>
+      <w:rPr>
+        <w:rFonts w:ascii="Symbol" w:hAnsi="Symbol" w:hint="default"/>
+        <w:sz w:val="20"/>
+      </w:rPr>
+    </w:lvl>
+    <w:lvl w:ilvl="3" w:tentative="1">
+      <w:start w:val="1"/>
+      <w:numFmt w:val="bullet"/>
+      <w:lvlText w:val=""/>
+      <w:lvlJc w:val="left"/>
+      <w:pPr>
+        <w:tabs>
+          <w:tab w:val="num" w:pos="2880"/>
+        </w:tabs>
+        <w:ind w:left="2880" w:hanging="360"/>
+      </w:pPr>
+      <w:rPr>
+        <w:rFonts w:ascii="Symbol" w:hAnsi="Symbol" w:hint="default"/>
+        <w:sz w:val="20"/>
+      </w:rPr>
+    </w:lvl>
+    <w:lvl w:ilvl="4" w:tentative="1">
+      <w:start w:val="1"/>
+      <w:numFmt w:val="bullet"/>
+      <w:lvlText w:val=""/>
+      <w:lvlJc w:val="left"/>
+      <w:pPr>
+        <w:tabs>
+          <w:tab w:val="num" w:pos="3600"/>
+        </w:tabs>
+        <w:ind w:left="3600" w:hanging="360"/>
+      </w:pPr>
+      <w:rPr>
+        <w:rFonts w:ascii="Symbol" w:hAnsi="Symbol" w:hint="default"/>
+        <w:sz w:val="20"/>
+      </w:rPr>
+    </w:lvl>
+    <w:lvl w:ilvl="5" w:tentative="1">
+      <w:start w:val="1"/>
+      <w:numFmt w:val="bullet"/>
+      <w:lvlText w:val=""/>
+      <w:lvlJc w:val="left"/>
+      <w:pPr>
+        <w:tabs>
+          <w:tab w:val="num" w:pos="4320"/>
+        </w:tabs>
+        <w:ind w:left="4320" w:hanging="360"/>
+      </w:pPr>
+      <w:rPr>
+        <w:rFonts w:ascii="Symbol" w:hAnsi="Symbol" w:hint="default"/>
+        <w:sz w:val="20"/>
+      </w:rPr>
+    </w:lvl>
+    <w:lvl w:ilvl="6" w:tentative="1">
+      <w:start w:val="1"/>
+      <w:numFmt w:val="bullet"/>
+      <w:lvlText w:val=""/>
+      <w:lvlJc w:val="left"/>
+      <w:pPr>
+        <w:tabs>
+          <w:tab w:val="num" w:pos="5040"/>
+        </w:tabs>
+        <w:ind w:left="5040" w:hanging="360"/>
+      </w:pPr>
+      <w:rPr>
+        <w:rFonts w:ascii="Symbol" w:hAnsi="Symbol" w:hint="default"/>
+        <w:sz w:val="20"/>
+      </w:rPr>
+    </w:lvl>
+    <w:lvl w:ilvl="7" w:tentative="1">
+      <w:start w:val="1"/>
+      <w:numFmt w:val="bullet"/>
+      <w:lvlText w:val=""/>
+      <w:lvlJc w:val="left"/>
+      <w:pPr>
+        <w:tabs>
+          <w:tab w:val="num" w:pos="5760"/>
+        </w:tabs>
+        <w:ind w:left="5760" w:hanging="360"/>
+      </w:pPr>
+      <w:rPr>
+        <w:rFonts w:ascii="Symbol" w:hAnsi="Symbol" w:hint="default"/>
+        <w:sz w:val="20"/>
+      </w:rPr>
+    </w:lvl>
+    <w:lvl w:ilvl="8" w:tentative="1">
+      <w:start w:val="1"/>
+      <w:numFmt w:val="bullet"/>
+      <w:lvlText w:val=""/>
+      <w:lvlJc w:val="left"/>
+      <w:pPr>
+        <w:tabs>
+          <w:tab w:val="num" w:pos="6480"/>
+        </w:tabs>
+        <w:ind w:left="6480" w:hanging="360"/>
+      </w:pPr>
+      <w:rPr>
+        <w:rFonts w:ascii="Symbol" w:hAnsi="Symbol" w:hint="default"/>
+        <w:sz w:val="20"/>
+      </w:rPr>
+    </w:lvl>
+  </w:abstractNum>
+  <w:abstractNum w:abstractNumId="10" w15:restartNumberingAfterBreak="0">
     <w:nsid w:val="10694738"/>
     <w:multiLevelType w:val="multilevel"/>
     <w:tmpl w:val="BF7EDFF2"/>
@@ -4114,7 +3257,7 @@
       </w:rPr>
     </w:lvl>
   </w:abstractNum>
-  <w:abstractNum w:abstractNumId="10" w15:restartNumberingAfterBreak="0">
+  <w:abstractNum w:abstractNumId="11" w15:restartNumberingAfterBreak="0">
     <w:nsid w:val="15743349"/>
     <w:multiLevelType w:val="multilevel"/>
     <w:tmpl w:val="60BA574E"/>
@@ -4263,7 +3406,7 @@
       </w:rPr>
     </w:lvl>
   </w:abstractNum>
-  <w:abstractNum w:abstractNumId="11" w15:restartNumberingAfterBreak="0">
+  <w:abstractNum w:abstractNumId="12" w15:restartNumberingAfterBreak="0">
     <w:nsid w:val="19C30FF9"/>
     <w:multiLevelType w:val="multilevel"/>
     <w:tmpl w:val="F2AEABF0"/>
@@ -4412,7 +3555,7 @@
       </w:rPr>
     </w:lvl>
   </w:abstractNum>
-  <w:abstractNum w:abstractNumId="12" w15:restartNumberingAfterBreak="0">
+  <w:abstractNum w:abstractNumId="13" w15:restartNumberingAfterBreak="0">
     <w:nsid w:val="20311E8C"/>
     <w:multiLevelType w:val="hybridMultilevel"/>
     <w:tmpl w:val="4DD2F576"/>
@@ -4525,7 +3668,7 @@
       </w:rPr>
     </w:lvl>
   </w:abstractNum>
-  <w:abstractNum w:abstractNumId="13" w15:restartNumberingAfterBreak="0">
+  <w:abstractNum w:abstractNumId="14" w15:restartNumberingAfterBreak="0">
     <w:nsid w:val="291F401C"/>
     <w:multiLevelType w:val="multilevel"/>
     <w:tmpl w:val="5ACE1A56"/>
@@ -4674,7 +3817,7 @@
       </w:rPr>
     </w:lvl>
   </w:abstractNum>
-  <w:abstractNum w:abstractNumId="14" w15:restartNumberingAfterBreak="0">
+  <w:abstractNum w:abstractNumId="15" w15:restartNumberingAfterBreak="0">
     <w:nsid w:val="2B4E7DC0"/>
     <w:multiLevelType w:val="multilevel"/>
     <w:tmpl w:val="20D87212"/>
@@ -4823,7 +3966,7 @@
       </w:rPr>
     </w:lvl>
   </w:abstractNum>
-  <w:abstractNum w:abstractNumId="15" w15:restartNumberingAfterBreak="0">
+  <w:abstractNum w:abstractNumId="16" w15:restartNumberingAfterBreak="0">
     <w:nsid w:val="34973CBC"/>
     <w:multiLevelType w:val="hybridMultilevel"/>
     <w:tmpl w:val="AFD4D408"/>
@@ -4936,7 +4079,7 @@
       </w:rPr>
     </w:lvl>
   </w:abstractNum>
-  <w:abstractNum w:abstractNumId="16" w15:restartNumberingAfterBreak="0">
+  <w:abstractNum w:abstractNumId="17" w15:restartNumberingAfterBreak="0">
     <w:nsid w:val="3D1A596A"/>
     <w:multiLevelType w:val="multilevel"/>
     <w:tmpl w:val="EF38D9B6"/>
@@ -5085,7 +4228,7 @@
       </w:rPr>
     </w:lvl>
   </w:abstractNum>
-  <w:abstractNum w:abstractNumId="17" w15:restartNumberingAfterBreak="0">
+  <w:abstractNum w:abstractNumId="18" w15:restartNumberingAfterBreak="0">
     <w:nsid w:val="5BA9376F"/>
     <w:multiLevelType w:val="multilevel"/>
     <w:tmpl w:val="BE0C7980"/>
@@ -5234,7 +4377,7 @@
       </w:rPr>
     </w:lvl>
   </w:abstractNum>
-  <w:abstractNum w:abstractNumId="18" w15:restartNumberingAfterBreak="0">
+  <w:abstractNum w:abstractNumId="19" w15:restartNumberingAfterBreak="0">
     <w:nsid w:val="5BDC512D"/>
     <w:multiLevelType w:val="multilevel"/>
     <w:tmpl w:val="FEF0D2A0"/>
@@ -5383,7 +4526,7 @@
       </w:rPr>
     </w:lvl>
   </w:abstractNum>
-  <w:abstractNum w:abstractNumId="19" w15:restartNumberingAfterBreak="0">
+  <w:abstractNum w:abstractNumId="20" w15:restartNumberingAfterBreak="0">
     <w:nsid w:val="5F8D72F4"/>
     <w:multiLevelType w:val="multilevel"/>
     <w:tmpl w:val="827690F4"/>
@@ -5532,7 +4675,120 @@
       </w:rPr>
     </w:lvl>
   </w:abstractNum>
-  <w:abstractNum w:abstractNumId="20" w15:restartNumberingAfterBreak="0">
+  <w:abstractNum w:abstractNumId="21" w15:restartNumberingAfterBreak="0">
+    <w:nsid w:val="5F976506"/>
+    <w:multiLevelType w:val="hybridMultilevel"/>
+    <w:tmpl w:val="A2761552"/>
+    <w:lvl w:ilvl="0" w:tplc="04267936">
+      <w:start w:val="1"/>
+      <w:numFmt w:val="bullet"/>
+      <w:lvlText w:val=""/>
+      <w:lvlJc w:val="left"/>
+      <w:pPr>
+        <w:ind w:left="720" w:hanging="360"/>
+      </w:pPr>
+      <w:rPr>
+        <w:rFonts w:ascii="Symbol" w:eastAsiaTheme="minorHAnsi" w:hAnsi="Symbol" w:cstheme="minorBidi" w:hint="default"/>
+      </w:rPr>
+    </w:lvl>
+    <w:lvl w:ilvl="1" w:tplc="0C090003">
+      <w:start w:val="1"/>
+      <w:numFmt w:val="bullet"/>
+      <w:lvlText w:val="o"/>
+      <w:lvlJc w:val="left"/>
+      <w:pPr>
+        <w:ind w:left="1440" w:hanging="360"/>
+      </w:pPr>
+      <w:rPr>
+        <w:rFonts w:ascii="Courier New" w:hAnsi="Courier New" w:cs="Courier New" w:hint="default"/>
+      </w:rPr>
+    </w:lvl>
+    <w:lvl w:ilvl="2" w:tplc="0C090005">
+      <w:start w:val="1"/>
+      <w:numFmt w:val="bullet"/>
+      <w:lvlText w:val=""/>
+      <w:lvlJc w:val="left"/>
+      <w:pPr>
+        <w:ind w:left="2160" w:hanging="360"/>
+      </w:pPr>
+      <w:rPr>
+        <w:rFonts w:ascii="Wingdings" w:hAnsi="Wingdings" w:hint="default"/>
+      </w:rPr>
+    </w:lvl>
+    <w:lvl w:ilvl="3" w:tplc="0C090001" w:tentative="1">
+      <w:start w:val="1"/>
+      <w:numFmt w:val="bullet"/>
+      <w:lvlText w:val=""/>
+      <w:lvlJc w:val="left"/>
+      <w:pPr>
+        <w:ind w:left="2880" w:hanging="360"/>
+      </w:pPr>
+      <w:rPr>
+        <w:rFonts w:ascii="Symbol" w:hAnsi="Symbol" w:hint="default"/>
+      </w:rPr>
+    </w:lvl>
+    <w:lvl w:ilvl="4" w:tplc="0C090003" w:tentative="1">
+      <w:start w:val="1"/>
+      <w:numFmt w:val="bullet"/>
+      <w:lvlText w:val="o"/>
+      <w:lvlJc w:val="left"/>
+      <w:pPr>
+        <w:ind w:left="3600" w:hanging="360"/>
+      </w:pPr>
+      <w:rPr>
+        <w:rFonts w:ascii="Courier New" w:hAnsi="Courier New" w:cs="Courier New" w:hint="default"/>
+      </w:rPr>
+    </w:lvl>
+    <w:lvl w:ilvl="5" w:tplc="0C090005" w:tentative="1">
+      <w:start w:val="1"/>
+      <w:numFmt w:val="bullet"/>
+      <w:lvlText w:val=""/>
+      <w:lvlJc w:val="left"/>
+      <w:pPr>
+        <w:ind w:left="4320" w:hanging="360"/>
+      </w:pPr>
+      <w:rPr>
+        <w:rFonts w:ascii="Wingdings" w:hAnsi="Wingdings" w:hint="default"/>
+      </w:rPr>
+    </w:lvl>
+    <w:lvl w:ilvl="6" w:tplc="0C090001" w:tentative="1">
+      <w:start w:val="1"/>
+      <w:numFmt w:val="bullet"/>
+      <w:lvlText w:val=""/>
+      <w:lvlJc w:val="left"/>
+      <w:pPr>
+        <w:ind w:left="5040" w:hanging="360"/>
+      </w:pPr>
+      <w:rPr>
+        <w:rFonts w:ascii="Symbol" w:hAnsi="Symbol" w:hint="default"/>
+      </w:rPr>
+    </w:lvl>
+    <w:lvl w:ilvl="7" w:tplc="0C090003" w:tentative="1">
+      <w:start w:val="1"/>
+      <w:numFmt w:val="bullet"/>
+      <w:lvlText w:val="o"/>
+      <w:lvlJc w:val="left"/>
+      <w:pPr>
+        <w:ind w:left="5760" w:hanging="360"/>
+      </w:pPr>
+      <w:rPr>
+        <w:rFonts w:ascii="Courier New" w:hAnsi="Courier New" w:cs="Courier New" w:hint="default"/>
+      </w:rPr>
+    </w:lvl>
+    <w:lvl w:ilvl="8" w:tplc="0C090005" w:tentative="1">
+      <w:start w:val="1"/>
+      <w:numFmt w:val="bullet"/>
+      <w:lvlText w:val=""/>
+      <w:lvlJc w:val="left"/>
+      <w:pPr>
+        <w:ind w:left="6480" w:hanging="360"/>
+      </w:pPr>
+      <w:rPr>
+        <w:rFonts w:ascii="Wingdings" w:hAnsi="Wingdings" w:hint="default"/>
+      </w:rPr>
+    </w:lvl>
+  </w:abstractNum>
+  <w:abstractNum w:abstractNumId="22" w15:restartNumberingAfterBreak="0">
     <w:nsid w:val="698D02DD"/>
     <w:multiLevelType w:val="multilevel"/>
     <w:tmpl w:val="2764AFC2"/>
@@ -5681,7 +4937,7 @@
       </w:rPr>
     </w:lvl>
   </w:abstractNum>
-  <w:abstractNum w:abstractNumId="21" w15:restartNumberingAfterBreak="0">
+  <w:abstractNum w:abstractNumId="23" w15:restartNumberingAfterBreak="0">
     <w:nsid w:val="70140D6B"/>
     <w:multiLevelType w:val="multilevel"/>
     <w:tmpl w:val="F5D0D50E"/>
@@ -5858,53 +5114,51 @@
     <w:abstractNumId w:val="0"/>
   </w:num>
   <w:num w:numId="10" w16cid:durableId="1723822996">
+    <w:abstractNumId w:val="14"/>
+  </w:num>
+  <w:num w:numId="11" w16cid:durableId="2114084972">
     <w:abstractNumId w:val="13"/>
   </w:num>
-  <w:num w:numId="11" w16cid:durableId="2114084972">
+  <w:num w:numId="12" w16cid:durableId="598147803">
+    <w:abstractNumId w:val="16"/>
+  </w:num>
+  <w:num w:numId="13" w16cid:durableId="331957679">
+    <w:abstractNumId w:val="22"/>
+  </w:num>
+  <w:num w:numId="14" w16cid:durableId="488520276">
+    <w:abstractNumId w:val="23"/>
+  </w:num>
+  <w:num w:numId="15" w16cid:durableId="1568540226">
+    <w:abstractNumId w:val="11"/>
+  </w:num>
+  <w:num w:numId="16" w16cid:durableId="1548878595">
     <w:abstractNumId w:val="12"/>
   </w:num>
-  <w:num w:numId="12" w16cid:durableId="598147803">
+  <w:num w:numId="17" w16cid:durableId="1621573085">
+    <w:abstractNumId w:val="19"/>
+  </w:num>
+  <w:num w:numId="18" w16cid:durableId="1143085256">
+    <w:abstractNumId w:val="20"/>
+  </w:num>
+  <w:num w:numId="19" w16cid:durableId="2045329967">
+    <w:abstractNumId w:val="10"/>
+  </w:num>
+  <w:num w:numId="20" w16cid:durableId="1472093850">
     <w:abstractNumId w:val="15"/>
   </w:num>
-  <w:num w:numId="13" w16cid:durableId="331957679">
-    <w:abstractNumId w:val="20"/>
+  <w:num w:numId="21" w16cid:durableId="1316299389">
+    <w:abstractNumId w:val="17"/>
   </w:num>
-  <w:num w:numId="14" w16cid:durableId="488520276">
+  <w:num w:numId="22" w16cid:durableId="1200389384">
+    <w:abstractNumId w:val="18"/>
+  </w:num>
+  <w:num w:numId="23" w16cid:durableId="326833906">
     <w:abstractNumId w:val="21"/>
   </w:num>
-  <w:num w:numId="15" w16cid:durableId="1568540226">
-    <w:abstractNumId w:val="10"/>
-  </w:num>
-  <w:num w:numId="16" w16cid:durableId="1548878595">
-    <w:abstractNumId w:val="11"/>
-  </w:num>
-  <w:num w:numId="17" w16cid:durableId="1621573085">
-    <w:abstractNumId w:val="18"/>
-  </w:num>
-  <w:num w:numId="18" w16cid:durableId="1143085256">
-    <w:abstractNumId w:val="19"/>
-  </w:num>
-  <w:num w:numId="19" w16cid:durableId="2045329967">
+  <w:num w:numId="24" w16cid:durableId="1998611654">
     <w:abstractNumId w:val="9"/>
   </w:num>
-  <w:num w:numId="20" w16cid:durableId="1472093850">
-    <w:abstractNumId w:val="14"/>
-  </w:num>
-  <w:num w:numId="21" w16cid:durableId="1316299389">
-    <w:abstractNumId w:val="16"/>
-  </w:num>
-  <w:num w:numId="22" w16cid:durableId="1200389384">
-    <w:abstractNumId w:val="17"/>
-  </w:num>
 </w:numbering>
-</file>
-
-<file path=word/people.xml><?xml version="1.0" encoding="utf-8"?>
-<w15:people xmlns:wpc="http://schemas.microsoft.com/office/word/2010/wordprocessingCanvas" xmlns:cx="http://schemas.microsoft.com/office/drawing/2014/chartex" xmlns:cx1="http://schemas.microsoft.com/office/drawing/2015/9/8/chartex" xmlns:cx2="http://schemas.microsoft.com/office/drawing/2015/10/21/chartex" xmlns:cx3="http://schemas.microsoft.com/office/drawing/2016/5/9/chartex" xmlns:cx4="http://schemas.microsoft.com/office/drawing/2016/5/10/chartex" xmlns:cx5="http://schemas.microsoft.com/office/drawing/2016/5/11/chartex" xmlns:cx6="http://schemas.microsoft.com/office/drawing/2016/5/12/chartex" xmlns:cx7="http://schemas.microsoft.com/office/drawing/2016/5/13/chartex" xmlns:cx8="http://schemas.microsoft.com/office/drawing/2016/5/14/chartex" xmlns:mc="http://schemas.openxmlformats.org/markup-compatibility/2006" xmlns:aink="http://schemas.microsoft.com/office/drawing/2016/ink" xmlns:am3d="http://schemas.microsoft.com/office/drawing/2017/model3d" xmlns:o="urn:schemas-microsoft-com:office:office" xmlns:oel="http://schemas.microsoft.com/office/2019/extlst" xmlns:r="http://schemas.openxmlformats.org/officeDocument/2006/relationships" xmlns:m="http://schemas.openxmlformats.org/officeDocument/2006/math" xmlns:v="urn:schemas-microsoft-com:vml" xmlns:wp14="http://schemas.microsoft.com/office/word/2010/wordprocessingDrawing" xmlns:wp="http://schemas.openxmlformats.org/drawingml/2006/wordprocessingDrawing" xmlns:w10="urn:schemas-microsoft-com:office:word" xmlns:w="http://schemas.openxmlformats.org/wordprocessingml/2006/main" xmlns:w14="http://schemas.microsoft.com/office/word/2010/wordml" xmlns:w15="http://schemas.microsoft.com/office/word/2012/wordml" xmlns:w16cex="http://schemas.microsoft.com/office/word/2018/wordml/cex" xmlns:w16cid="http://schemas.microsoft.com/office/word/2016/wordml/cid" xmlns:w16="http://schemas.microsoft.com/office/word/2018/wordml" xmlns:w16du="http://schemas.microsoft.com/office/word/2023/wordml/word16du" xmlns:w16sdtdh="http://schemas.microsoft.com/office/word/2020/wordml/sdtdatahash" xmlns:w16sdtfl="http://schemas.microsoft.com/office/word/2024/wordml/sdtformatlock" xmlns:w16se="http://schemas.microsoft.com/office/word/2015/wordml/symex" xmlns:wpg="http://schemas.microsoft.com/office/word/2010/wordprocessingGroup" xmlns:wpi="http://schemas.microsoft.com/office/word/2010/wordprocessingInk" xmlns:wne="http://schemas.microsoft.com/office/word/2006/wordml" xmlns:wps="http://schemas.microsoft.com/office/word/2010/wordprocessingShape" mc:Ignorable="w14 w15 w16se w16cid w16 w16cex w16sdtdh w16sdtfl w16du wp14">
-  <w15:person w15:author="Thomas A. Gosman">
-    <w15:presenceInfo w15:providerId="Windows Live" w15:userId="0c59b39ae9c4eef1"/>
-  </w15:person>
-</w15:people>
 </file>
 
 <file path=word/styles.xml><?xml version="1.0" encoding="utf-8"?>
@@ -6317,11 +5571,11 @@
     <w:pPr>
       <w:keepNext/>
       <w:keepLines/>
-      <w:spacing w:before="320" w:after="160"/>
+      <w:spacing w:before="320" w:after="160" w:line="264" w:lineRule="atLeast"/>
       <w:outlineLvl w:val="0"/>
     </w:pPr>
     <w:rPr>
-      <w:rFonts w:asciiTheme="majorHAnsi" w:eastAsiaTheme="majorEastAsia" w:hAnsiTheme="majorHAnsi" w:cstheme="majorBidi"/>
+      <w:rFonts w:eastAsiaTheme="majorEastAsia" w:cs="Calibri"/>
       <w:b/>
       <w:bCs/>
       <w:color w:val="2E74B5"/>
@@ -6341,11 +5595,11 @@
     <w:pPr>
       <w:keepNext/>
       <w:keepLines/>
-      <w:spacing w:before="240"/>
+      <w:spacing w:before="240" w:line="264" w:lineRule="atLeast"/>
       <w:outlineLvl w:val="1"/>
     </w:pPr>
     <w:rPr>
-      <w:rFonts w:asciiTheme="majorHAnsi" w:eastAsiaTheme="majorEastAsia" w:hAnsiTheme="majorHAnsi" w:cstheme="majorBidi"/>
+      <w:rFonts w:eastAsiaTheme="majorEastAsia" w:cs="Calibri"/>
       <w:b/>
       <w:bCs/>
       <w:color w:val="2E74B5"/>
@@ -6365,11 +5619,11 @@
     <w:pPr>
       <w:keepNext/>
       <w:keepLines/>
-      <w:spacing w:before="160" w:after="80"/>
+      <w:spacing w:before="160" w:after="80" w:line="264" w:lineRule="atLeast"/>
       <w:outlineLvl w:val="2"/>
     </w:pPr>
     <w:rPr>
-      <w:rFonts w:asciiTheme="majorHAnsi" w:eastAsiaTheme="majorEastAsia" w:hAnsiTheme="majorHAnsi" w:cstheme="majorBidi"/>
+      <w:rFonts w:eastAsiaTheme="majorEastAsia" w:cs="Calibri"/>
       <w:b/>
       <w:bCs/>
       <w:color w:val="1F4D78"/>
@@ -6519,7 +5773,6 @@
   <w:style w:type="character" w:default="1" w:styleId="DefaultParagraphFont">
     <w:name w:val="Default Paragraph Font"/>
     <w:uiPriority w:val="1"/>
-    <w:semiHidden/>
     <w:unhideWhenUsed/>
   </w:style>
   <w:style w:type="table" w:default="1" w:styleId="TableNormal">
@@ -6603,12 +5856,13 @@
     <w:uiPriority w:val="9"/>
     <w:rsid w:val="00FC693F"/>
     <w:rPr>
-      <w:rFonts w:asciiTheme="majorHAnsi" w:eastAsiaTheme="majorEastAsia" w:hAnsiTheme="majorHAnsi" w:cstheme="majorBidi"/>
+      <w:rFonts w:ascii="Calibri" w:eastAsiaTheme="majorEastAsia" w:hAnsi="Calibri" w:cs="Calibri"/>
       <w:b/>
       <w:bCs/>
-      <w:color w:val="365F91" w:themeColor="accent1" w:themeShade="BF"/>
-      <w:sz w:val="28"/>
+      <w:color w:val="2E74B5"/>
+      <w:sz w:val="32"/>
       <w:szCs w:val="28"/>
+      <w:lang w:val="en-AU"/>
     </w:rPr>
   </w:style>
   <w:style w:type="character" w:customStyle="1" w:styleId="Heading2Char">
@@ -6618,12 +5872,13 @@
     <w:uiPriority w:val="9"/>
     <w:rsid w:val="00FC693F"/>
     <w:rPr>
-      <w:rFonts w:asciiTheme="majorHAnsi" w:eastAsiaTheme="majorEastAsia" w:hAnsiTheme="majorHAnsi" w:cstheme="majorBidi"/>
+      <w:rFonts w:ascii="Calibri" w:eastAsiaTheme="majorEastAsia" w:hAnsi="Calibri" w:cs="Calibri"/>
       <w:b/>
       <w:bCs/>
-      <w:color w:val="4F81BD" w:themeColor="accent1"/>
+      <w:color w:val="2E74B5"/>
       <w:sz w:val="26"/>
       <w:szCs w:val="26"/>
+      <w:lang w:val="en-AU"/>
     </w:rPr>
   </w:style>
   <w:style w:type="character" w:customStyle="1" w:styleId="Heading3Char">
@@ -6633,10 +5888,12 @@
     <w:uiPriority w:val="9"/>
     <w:rsid w:val="00FC693F"/>
     <w:rPr>
-      <w:rFonts w:asciiTheme="majorHAnsi" w:eastAsiaTheme="majorEastAsia" w:hAnsiTheme="majorHAnsi" w:cstheme="majorBidi"/>
+      <w:rFonts w:ascii="Calibri" w:eastAsiaTheme="majorEastAsia" w:hAnsi="Calibri" w:cs="Calibri"/>
       <w:b/>
       <w:bCs/>
-      <w:color w:val="4F81BD" w:themeColor="accent1"/>
+      <w:color w:val="1F4D78"/>
+      <w:sz w:val="24"/>
+      <w:lang w:val="en-AU"/>
     </w:rPr>
   </w:style>
   <w:style w:type="paragraph" w:styleId="Title">
